--- a/User stories S.docx
+++ b/User stories S.docx
@@ -6,7 +6,7 @@
       <w:pPr>
         <w:pStyle w:val="u1"/>
       </w:pPr>
-      <w:bookmarkStart w:id="0" w:name="_Toc227415666"/>
+      <w:bookmarkStart w:id="0" w:name="_Toc229065173"/>
       <w:r>
         <w:rPr>
           <w:lang w:val="en-US"/>
@@ -52,7 +52,12 @@
               <w:tab w:val="right" w:leader="dot" w:pos="9016"/>
             </w:tabs>
             <w:rPr>
+              <w:rFonts w:asciiTheme="minorHAnsi" w:eastAsiaTheme="minorEastAsia" w:hAnsiTheme="minorHAnsi"/>
               <w:noProof/>
+              <w:kern w:val="2"/>
+              <w:szCs w:val="24"/>
+              <w:lang w:eastAsia="vi-VN"/>
+              <w14:ligatures w14:val="standardContextual"/>
             </w:rPr>
           </w:pPr>
           <w:r>
@@ -64,7 +69,7 @@
           <w:r>
             <w:fldChar w:fldCharType="separate"/>
           </w:r>
-          <w:hyperlink w:anchor="_Toc227415666" w:history="1">
+          <w:hyperlink w:anchor="_Toc229065173" w:history="1">
             <w:r>
               <w:rPr>
                 <w:rStyle w:val="Siuktni"/>
@@ -92,7 +97,7 @@
                 <w:noProof/>
                 <w:webHidden/>
               </w:rPr>
-              <w:instrText xml:space="preserve"> PAGEREF _Toc227415666 \h </w:instrText>
+              <w:instrText xml:space="preserve"> PAGEREF _Toc229065173 \h </w:instrText>
             </w:r>
             <w:r>
               <w:rPr>
@@ -130,10 +135,15 @@
               <w:tab w:val="right" w:leader="dot" w:pos="9016"/>
             </w:tabs>
             <w:rPr>
+              <w:rFonts w:asciiTheme="minorHAnsi" w:eastAsiaTheme="minorEastAsia" w:hAnsiTheme="minorHAnsi"/>
               <w:noProof/>
+              <w:kern w:val="2"/>
+              <w:szCs w:val="24"/>
+              <w:lang w:eastAsia="vi-VN"/>
+              <w14:ligatures w14:val="standardContextual"/>
             </w:rPr>
           </w:pPr>
-          <w:hyperlink w:anchor="_Toc227415667" w:history="1">
+          <w:hyperlink w:anchor="_Toc229065174" w:history="1">
             <w:r>
               <w:rPr>
                 <w:rStyle w:val="Siuktni"/>
@@ -160,7 +170,7 @@
                 <w:noProof/>
                 <w:webHidden/>
               </w:rPr>
-              <w:instrText xml:space="preserve"> PAGEREF _Toc227415667 \h </w:instrText>
+              <w:instrText xml:space="preserve"> PAGEREF _Toc229065174 \h </w:instrText>
             </w:r>
             <w:r>
               <w:rPr>
@@ -180,7 +190,7 @@
                 <w:noProof/>
                 <w:webHidden/>
               </w:rPr>
-              <w:t>1</w:t>
+              <w:t>2</w:t>
             </w:r>
             <w:r>
               <w:rPr>
@@ -198,16 +208,21 @@
               <w:tab w:val="right" w:leader="dot" w:pos="9016"/>
             </w:tabs>
             <w:rPr>
+              <w:rFonts w:asciiTheme="minorHAnsi" w:eastAsiaTheme="minorEastAsia" w:hAnsiTheme="minorHAnsi"/>
               <w:noProof/>
+              <w:kern w:val="2"/>
+              <w:szCs w:val="24"/>
+              <w:lang w:eastAsia="vi-VN"/>
+              <w14:ligatures w14:val="standardContextual"/>
             </w:rPr>
           </w:pPr>
-          <w:hyperlink w:anchor="_Toc227415668" w:history="1">
+          <w:hyperlink w:anchor="_Toc229065175" w:history="1">
             <w:r>
               <w:rPr>
                 <w:rStyle w:val="Siuktni"/>
                 <w:noProof/>
               </w:rPr>
-              <w:t>US-02: Upload ảnh để tạo giao dịch</w:t>
+              <w:t>US-01: Quick Add bằng text (core feature)</w:t>
             </w:r>
             <w:r>
               <w:rPr>
@@ -228,7 +243,7 @@
                 <w:noProof/>
                 <w:webHidden/>
               </w:rPr>
-              <w:instrText xml:space="preserve"> PAGEREF _Toc227415668 \h </w:instrText>
+              <w:instrText xml:space="preserve"> PAGEREF _Toc229065175 \h </w:instrText>
             </w:r>
             <w:r>
               <w:rPr>
@@ -248,7 +263,7 @@
                 <w:noProof/>
                 <w:webHidden/>
               </w:rPr>
-              <w:t>1</w:t>
+              <w:t>2</w:t>
             </w:r>
             <w:r>
               <w:rPr>
@@ -266,16 +281,21 @@
               <w:tab w:val="right" w:leader="dot" w:pos="9016"/>
             </w:tabs>
             <w:rPr>
+              <w:rFonts w:asciiTheme="minorHAnsi" w:eastAsiaTheme="minorEastAsia" w:hAnsiTheme="minorHAnsi"/>
               <w:noProof/>
+              <w:kern w:val="2"/>
+              <w:szCs w:val="24"/>
+              <w:lang w:eastAsia="vi-VN"/>
+              <w14:ligatures w14:val="standardContextual"/>
             </w:rPr>
           </w:pPr>
-          <w:hyperlink w:anchor="_Toc227415669" w:history="1">
+          <w:hyperlink w:anchor="_Toc229065176" w:history="1">
             <w:r>
               <w:rPr>
                 <w:rStyle w:val="Siuktni"/>
                 <w:noProof/>
               </w:rPr>
-              <w:t>US-03: Share screenshot vào app (UX chính)</w:t>
+              <w:t>US-02: Upload ảnh để tạo giao dịch</w:t>
             </w:r>
             <w:r>
               <w:rPr>
@@ -296,7 +316,7 @@
                 <w:noProof/>
                 <w:webHidden/>
               </w:rPr>
-              <w:instrText xml:space="preserve"> PAGEREF _Toc227415669 \h </w:instrText>
+              <w:instrText xml:space="preserve"> PAGEREF _Toc229065176 \h </w:instrText>
             </w:r>
             <w:r>
               <w:rPr>
@@ -316,7 +336,7 @@
                 <w:noProof/>
                 <w:webHidden/>
               </w:rPr>
-              <w:t>1</w:t>
+              <w:t>2</w:t>
             </w:r>
             <w:r>
               <w:rPr>
@@ -334,15 +354,93 @@
               <w:tab w:val="right" w:leader="dot" w:pos="9016"/>
             </w:tabs>
             <w:rPr>
+              <w:rFonts w:asciiTheme="minorHAnsi" w:eastAsiaTheme="minorEastAsia" w:hAnsiTheme="minorHAnsi"/>
               <w:noProof/>
+              <w:kern w:val="2"/>
+              <w:szCs w:val="24"/>
+              <w:lang w:eastAsia="vi-VN"/>
+              <w14:ligatures w14:val="standardContextual"/>
             </w:rPr>
           </w:pPr>
-          <w:hyperlink w:anchor="_Toc227415670" w:history="1">
+          <w:hyperlink w:anchor="_Toc229065177" w:history="1">
             <w:r>
               <w:rPr>
                 <w:rStyle w:val="Siuktni"/>
                 <w:noProof/>
               </w:rPr>
+              <w:t>US-03: Share screenshot vào app (UX chính)</w:t>
+            </w:r>
+            <w:r>
+              <w:rPr>
+                <w:noProof/>
+                <w:webHidden/>
+              </w:rPr>
+              <w:tab/>
+            </w:r>
+            <w:r>
+              <w:rPr>
+                <w:noProof/>
+                <w:webHidden/>
+              </w:rPr>
+              <w:fldChar w:fldCharType="begin"/>
+            </w:r>
+            <w:r>
+              <w:rPr>
+                <w:noProof/>
+                <w:webHidden/>
+              </w:rPr>
+              <w:instrText xml:space="preserve"> PAGEREF _Toc229065177 \h </w:instrText>
+            </w:r>
+            <w:r>
+              <w:rPr>
+                <w:noProof/>
+                <w:webHidden/>
+              </w:rPr>
+            </w:r>
+            <w:r>
+              <w:rPr>
+                <w:noProof/>
+                <w:webHidden/>
+              </w:rPr>
+              <w:fldChar w:fldCharType="separate"/>
+            </w:r>
+            <w:r>
+              <w:rPr>
+                <w:noProof/>
+                <w:webHidden/>
+              </w:rPr>
+              <w:t>2</w:t>
+            </w:r>
+            <w:r>
+              <w:rPr>
+                <w:noProof/>
+                <w:webHidden/>
+              </w:rPr>
+              <w:fldChar w:fldCharType="end"/>
+            </w:r>
+          </w:hyperlink>
+        </w:p>
+        <w:p>
+          <w:pPr>
+            <w:pStyle w:val="Mucluc3"/>
+            <w:tabs>
+              <w:tab w:val="right" w:leader="dot" w:pos="9016"/>
+            </w:tabs>
+            <w:rPr>
+              <w:rFonts w:asciiTheme="minorHAnsi" w:eastAsiaTheme="minorEastAsia" w:hAnsiTheme="minorHAnsi"/>
+              <w:noProof/>
+              <w:kern w:val="2"/>
+              <w:szCs w:val="24"/>
+              <w:lang w:eastAsia="vi-VN"/>
+              <w14:ligatures w14:val="standardContextual"/>
+            </w:rPr>
+          </w:pPr>
+          <w:hyperlink w:anchor="_Toc229065178" w:history="1">
+            <w:r>
+              <w:rPr>
+                <w:rStyle w:val="Siuktni"/>
+                <w:noProof/>
+              </w:rPr>
               <w:t>US-04: Chụp ảnh trực tiếp trong app</w:t>
             </w:r>
             <w:r>
@@ -364,7 +462,7 @@
                 <w:noProof/>
                 <w:webHidden/>
               </w:rPr>
-              <w:instrText xml:space="preserve"> PAGEREF _Toc227415670 \h </w:instrText>
+              <w:instrText xml:space="preserve"> PAGEREF _Toc229065178 \h </w:instrText>
             </w:r>
             <w:r>
               <w:rPr>
@@ -384,7 +482,7 @@
                 <w:noProof/>
                 <w:webHidden/>
               </w:rPr>
-              <w:t>2</w:t>
+              <w:t>3</w:t>
             </w:r>
             <w:r>
               <w:rPr>
@@ -402,10 +500,15 @@
               <w:tab w:val="right" w:leader="dot" w:pos="9016"/>
             </w:tabs>
             <w:rPr>
+              <w:rFonts w:asciiTheme="minorHAnsi" w:eastAsiaTheme="minorEastAsia" w:hAnsiTheme="minorHAnsi"/>
               <w:noProof/>
+              <w:kern w:val="2"/>
+              <w:szCs w:val="24"/>
+              <w:lang w:eastAsia="vi-VN"/>
+              <w14:ligatures w14:val="standardContextual"/>
             </w:rPr>
           </w:pPr>
-          <w:hyperlink w:anchor="_Toc227415671" w:history="1">
+          <w:hyperlink w:anchor="_Toc229065179" w:history="1">
             <w:r>
               <w:rPr>
                 <w:rStyle w:val="Siuktni"/>
@@ -432,7 +535,7 @@
                 <w:noProof/>
                 <w:webHidden/>
               </w:rPr>
-              <w:instrText xml:space="preserve"> PAGEREF _Toc227415671 \h </w:instrText>
+              <w:instrText xml:space="preserve"> PAGEREF _Toc229065179 \h </w:instrText>
             </w:r>
             <w:r>
               <w:rPr>
@@ -452,7 +555,7 @@
                 <w:noProof/>
                 <w:webHidden/>
               </w:rPr>
-              <w:t>3</w:t>
+              <w:t>4</w:t>
             </w:r>
             <w:r>
               <w:rPr>
@@ -470,16 +573,21 @@
               <w:tab w:val="right" w:leader="dot" w:pos="9016"/>
             </w:tabs>
             <w:rPr>
+              <w:rFonts w:asciiTheme="minorHAnsi" w:eastAsiaTheme="minorEastAsia" w:hAnsiTheme="minorHAnsi"/>
               <w:noProof/>
+              <w:kern w:val="2"/>
+              <w:szCs w:val="24"/>
+              <w:lang w:eastAsia="vi-VN"/>
+              <w14:ligatures w14:val="standardContextual"/>
             </w:rPr>
           </w:pPr>
-          <w:hyperlink w:anchor="_Toc227415672" w:history="1">
+          <w:hyperlink w:anchor="_Toc229065180" w:history="1">
             <w:r>
               <w:rPr>
                 <w:rStyle w:val="Siuktni"/>
                 <w:noProof/>
               </w:rPr>
-              <w:t>US-05: OCR đọc nội dung ảnh</w:t>
+              <w:t>US-05: Tạo giao dịch tự động từ ảnh</w:t>
             </w:r>
             <w:r>
               <w:rPr>
@@ -500,7 +608,7 @@
                 <w:noProof/>
                 <w:webHidden/>
               </w:rPr>
-              <w:instrText xml:space="preserve"> PAGEREF _Toc227415672 \h </w:instrText>
+              <w:instrText xml:space="preserve"> PAGEREF _Toc229065180 \h </w:instrText>
             </w:r>
             <w:r>
               <w:rPr>
@@ -520,7 +628,7 @@
                 <w:noProof/>
                 <w:webHidden/>
               </w:rPr>
-              <w:t>3</w:t>
+              <w:t>4</w:t>
             </w:r>
             <w:r>
               <w:rPr>
@@ -538,10 +646,15 @@
               <w:tab w:val="right" w:leader="dot" w:pos="9016"/>
             </w:tabs>
             <w:rPr>
+              <w:rFonts w:asciiTheme="minorHAnsi" w:eastAsiaTheme="minorEastAsia" w:hAnsiTheme="minorHAnsi"/>
               <w:noProof/>
+              <w:kern w:val="2"/>
+              <w:szCs w:val="24"/>
+              <w:lang w:eastAsia="vi-VN"/>
+              <w14:ligatures w14:val="standardContextual"/>
             </w:rPr>
           </w:pPr>
-          <w:hyperlink w:anchor="_Toc227415673" w:history="1">
+          <w:hyperlink w:anchor="_Toc229065181" w:history="1">
             <w:r>
               <w:rPr>
                 <w:rStyle w:val="Siuktni"/>
@@ -568,7 +681,7 @@
                 <w:noProof/>
                 <w:webHidden/>
               </w:rPr>
-              <w:instrText xml:space="preserve"> PAGEREF _Toc227415673 \h </w:instrText>
+              <w:instrText xml:space="preserve"> PAGEREF _Toc229065181 \h </w:instrText>
             </w:r>
             <w:r>
               <w:rPr>
@@ -588,7 +701,7 @@
                 <w:noProof/>
                 <w:webHidden/>
               </w:rPr>
-              <w:t>3</w:t>
+              <w:t>4</w:t>
             </w:r>
             <w:r>
               <w:rPr>
@@ -606,16 +719,21 @@
               <w:tab w:val="right" w:leader="dot" w:pos="9016"/>
             </w:tabs>
             <w:rPr>
+              <w:rFonts w:asciiTheme="minorHAnsi" w:eastAsiaTheme="minorEastAsia" w:hAnsiTheme="minorHAnsi"/>
               <w:noProof/>
+              <w:kern w:val="2"/>
+              <w:szCs w:val="24"/>
+              <w:lang w:eastAsia="vi-VN"/>
+              <w14:ligatures w14:val="standardContextual"/>
             </w:rPr>
           </w:pPr>
-          <w:hyperlink w:anchor="_Toc227415674" w:history="1">
+          <w:hyperlink w:anchor="_Toc229065182" w:history="1">
             <w:r>
               <w:rPr>
                 <w:rStyle w:val="Siuktni"/>
                 <w:noProof/>
               </w:rPr>
-              <w:t>US-07: Phân loại chi tiêu tự động</w:t>
+              <w:t>US-07: Cải thiện độ chính xác AI theo thời gian</w:t>
             </w:r>
             <w:r>
               <w:rPr>
@@ -636,7 +754,7 @@
                 <w:noProof/>
                 <w:webHidden/>
               </w:rPr>
-              <w:instrText xml:space="preserve"> PAGEREF _Toc227415674 \h </w:instrText>
+              <w:instrText xml:space="preserve"> PAGEREF _Toc229065182 \h </w:instrText>
             </w:r>
             <w:r>
               <w:rPr>
@@ -656,7 +774,7 @@
                 <w:noProof/>
                 <w:webHidden/>
               </w:rPr>
-              <w:t>3</w:t>
+              <w:t>4</w:t>
             </w:r>
             <w:r>
               <w:rPr>
@@ -674,10 +792,15 @@
               <w:tab w:val="right" w:leader="dot" w:pos="9016"/>
             </w:tabs>
             <w:rPr>
+              <w:rFonts w:asciiTheme="minorHAnsi" w:eastAsiaTheme="minorEastAsia" w:hAnsiTheme="minorHAnsi"/>
               <w:noProof/>
+              <w:kern w:val="2"/>
+              <w:szCs w:val="24"/>
+              <w:lang w:eastAsia="vi-VN"/>
+              <w14:ligatures w14:val="standardContextual"/>
             </w:rPr>
           </w:pPr>
-          <w:hyperlink w:anchor="_Toc227415675" w:history="1">
+          <w:hyperlink w:anchor="_Toc229065183" w:history="1">
             <w:r>
               <w:rPr>
                 <w:rStyle w:val="Siuktni"/>
@@ -704,7 +827,7 @@
                 <w:noProof/>
                 <w:webHidden/>
               </w:rPr>
-              <w:instrText xml:space="preserve"> PAGEREF _Toc227415675 \h </w:instrText>
+              <w:instrText xml:space="preserve"> PAGEREF _Toc229065183 \h </w:instrText>
             </w:r>
             <w:r>
               <w:rPr>
@@ -724,7 +847,7 @@
                 <w:noProof/>
                 <w:webHidden/>
               </w:rPr>
-              <w:t>3</w:t>
+              <w:t>5</w:t>
             </w:r>
             <w:r>
               <w:rPr>
@@ -742,10 +865,15 @@
               <w:tab w:val="right" w:leader="dot" w:pos="9016"/>
             </w:tabs>
             <w:rPr>
+              <w:rFonts w:asciiTheme="minorHAnsi" w:eastAsiaTheme="minorEastAsia" w:hAnsiTheme="minorHAnsi"/>
               <w:noProof/>
+              <w:kern w:val="2"/>
+              <w:szCs w:val="24"/>
+              <w:lang w:eastAsia="vi-VN"/>
+              <w14:ligatures w14:val="standardContextual"/>
             </w:rPr>
           </w:pPr>
-          <w:hyperlink w:anchor="_Toc227415676" w:history="1">
+          <w:hyperlink w:anchor="_Toc229065184" w:history="1">
             <w:r>
               <w:rPr>
                 <w:rStyle w:val="Siuktni"/>
@@ -772,7 +900,7 @@
                 <w:noProof/>
                 <w:webHidden/>
               </w:rPr>
-              <w:instrText xml:space="preserve"> PAGEREF _Toc227415676 \h </w:instrText>
+              <w:instrText xml:space="preserve"> PAGEREF _Toc229065184 \h </w:instrText>
             </w:r>
             <w:r>
               <w:rPr>
@@ -792,7 +920,7 @@
                 <w:noProof/>
                 <w:webHidden/>
               </w:rPr>
-              <w:t>5</w:t>
+              <w:t>6</w:t>
             </w:r>
             <w:r>
               <w:rPr>
@@ -810,10 +938,15 @@
               <w:tab w:val="right" w:leader="dot" w:pos="9016"/>
             </w:tabs>
             <w:rPr>
+              <w:rFonts w:asciiTheme="minorHAnsi" w:eastAsiaTheme="minorEastAsia" w:hAnsiTheme="minorHAnsi"/>
               <w:noProof/>
+              <w:kern w:val="2"/>
+              <w:szCs w:val="24"/>
+              <w:lang w:eastAsia="vi-VN"/>
+              <w14:ligatures w14:val="standardContextual"/>
             </w:rPr>
           </w:pPr>
-          <w:hyperlink w:anchor="_Toc227415677" w:history="1">
+          <w:hyperlink w:anchor="_Toc229065185" w:history="1">
             <w:r>
               <w:rPr>
                 <w:rStyle w:val="Siuktni"/>
@@ -840,7 +973,7 @@
                 <w:noProof/>
                 <w:webHidden/>
               </w:rPr>
-              <w:instrText xml:space="preserve"> PAGEREF _Toc227415677 \h </w:instrText>
+              <w:instrText xml:space="preserve"> PAGEREF _Toc229065185 \h </w:instrText>
             </w:r>
             <w:r>
               <w:rPr>
@@ -860,7 +993,7 @@
                 <w:noProof/>
                 <w:webHidden/>
               </w:rPr>
-              <w:t>5</w:t>
+              <w:t>6</w:t>
             </w:r>
             <w:r>
               <w:rPr>
@@ -878,10 +1011,15 @@
               <w:tab w:val="right" w:leader="dot" w:pos="9016"/>
             </w:tabs>
             <w:rPr>
+              <w:rFonts w:asciiTheme="minorHAnsi" w:eastAsiaTheme="minorEastAsia" w:hAnsiTheme="minorHAnsi"/>
               <w:noProof/>
+              <w:kern w:val="2"/>
+              <w:szCs w:val="24"/>
+              <w:lang w:eastAsia="vi-VN"/>
+              <w14:ligatures w14:val="standardContextual"/>
             </w:rPr>
           </w:pPr>
-          <w:hyperlink w:anchor="_Toc227415678" w:history="1">
+          <w:hyperlink w:anchor="_Toc229065186" w:history="1">
             <w:r>
               <w:rPr>
                 <w:rStyle w:val="Siuktni"/>
@@ -908,7 +1046,7 @@
                 <w:noProof/>
                 <w:webHidden/>
               </w:rPr>
-              <w:instrText xml:space="preserve"> PAGEREF _Toc227415678 \h </w:instrText>
+              <w:instrText xml:space="preserve"> PAGEREF _Toc229065186 \h </w:instrText>
             </w:r>
             <w:r>
               <w:rPr>
@@ -928,7 +1066,7 @@
                 <w:noProof/>
                 <w:webHidden/>
               </w:rPr>
-              <w:t>5</w:t>
+              <w:t>6</w:t>
             </w:r>
             <w:r>
               <w:rPr>
@@ -946,10 +1084,15 @@
               <w:tab w:val="right" w:leader="dot" w:pos="9016"/>
             </w:tabs>
             <w:rPr>
+              <w:rFonts w:asciiTheme="minorHAnsi" w:eastAsiaTheme="minorEastAsia" w:hAnsiTheme="minorHAnsi"/>
               <w:noProof/>
+              <w:kern w:val="2"/>
+              <w:szCs w:val="24"/>
+              <w:lang w:eastAsia="vi-VN"/>
+              <w14:ligatures w14:val="standardContextual"/>
             </w:rPr>
           </w:pPr>
-          <w:hyperlink w:anchor="_Toc227415679" w:history="1">
+          <w:hyperlink w:anchor="_Toc229065187" w:history="1">
             <w:r>
               <w:rPr>
                 <w:rStyle w:val="Siuktni"/>
@@ -976,7 +1119,7 @@
                 <w:noProof/>
                 <w:webHidden/>
               </w:rPr>
-              <w:instrText xml:space="preserve"> PAGEREF _Toc227415679 \h </w:instrText>
+              <w:instrText xml:space="preserve"> PAGEREF _Toc229065187 \h </w:instrText>
             </w:r>
             <w:r>
               <w:rPr>
@@ -996,7 +1139,7 @@
                 <w:noProof/>
                 <w:webHidden/>
               </w:rPr>
-              <w:t>5</w:t>
+              <w:t>6</w:t>
             </w:r>
             <w:r>
               <w:rPr>
@@ -1014,10 +1157,15 @@
               <w:tab w:val="right" w:leader="dot" w:pos="9016"/>
             </w:tabs>
             <w:rPr>
+              <w:rFonts w:asciiTheme="minorHAnsi" w:eastAsiaTheme="minorEastAsia" w:hAnsiTheme="minorHAnsi"/>
               <w:noProof/>
+              <w:kern w:val="2"/>
+              <w:szCs w:val="24"/>
+              <w:lang w:eastAsia="vi-VN"/>
+              <w14:ligatures w14:val="standardContextual"/>
             </w:rPr>
           </w:pPr>
-          <w:hyperlink w:anchor="_Toc227415680" w:history="1">
+          <w:hyperlink w:anchor="_Toc229065188" w:history="1">
             <w:r>
               <w:rPr>
                 <w:rStyle w:val="Siuktni"/>
@@ -1044,7 +1192,7 @@
                 <w:noProof/>
                 <w:webHidden/>
               </w:rPr>
-              <w:instrText xml:space="preserve"> PAGEREF _Toc227415680 \h </w:instrText>
+              <w:instrText xml:space="preserve"> PAGEREF _Toc229065188 \h </w:instrText>
             </w:r>
             <w:r>
               <w:rPr>
@@ -1064,7 +1212,7 @@
                 <w:noProof/>
                 <w:webHidden/>
               </w:rPr>
-              <w:t>6</w:t>
+              <w:t>7</w:t>
             </w:r>
             <w:r>
               <w:rPr>
@@ -1082,10 +1230,15 @@
               <w:tab w:val="right" w:leader="dot" w:pos="9016"/>
             </w:tabs>
             <w:rPr>
+              <w:rFonts w:asciiTheme="minorHAnsi" w:eastAsiaTheme="minorEastAsia" w:hAnsiTheme="minorHAnsi"/>
               <w:noProof/>
+              <w:kern w:val="2"/>
+              <w:szCs w:val="24"/>
+              <w:lang w:eastAsia="vi-VN"/>
+              <w14:ligatures w14:val="standardContextual"/>
             </w:rPr>
           </w:pPr>
-          <w:hyperlink w:anchor="_Toc227415681" w:history="1">
+          <w:hyperlink w:anchor="_Toc229065189" w:history="1">
             <w:r>
               <w:rPr>
                 <w:rStyle w:val="Siuktni"/>
@@ -1112,7 +1265,7 @@
                 <w:noProof/>
                 <w:webHidden/>
               </w:rPr>
-              <w:instrText xml:space="preserve"> PAGEREF _Toc227415681 \h </w:instrText>
+              <w:instrText xml:space="preserve"> PAGEREF _Toc229065189 \h </w:instrText>
             </w:r>
             <w:r>
               <w:rPr>
@@ -1132,7 +1285,7 @@
                 <w:noProof/>
                 <w:webHidden/>
               </w:rPr>
-              <w:t>6</w:t>
+              <w:t>7</w:t>
             </w:r>
             <w:r>
               <w:rPr>
@@ -1150,10 +1303,15 @@
               <w:tab w:val="right" w:leader="dot" w:pos="9016"/>
             </w:tabs>
             <w:rPr>
+              <w:rFonts w:asciiTheme="minorHAnsi" w:eastAsiaTheme="minorEastAsia" w:hAnsiTheme="minorHAnsi"/>
               <w:noProof/>
+              <w:kern w:val="2"/>
+              <w:szCs w:val="24"/>
+              <w:lang w:eastAsia="vi-VN"/>
+              <w14:ligatures w14:val="standardContextual"/>
             </w:rPr>
           </w:pPr>
-          <w:hyperlink w:anchor="_Toc227415682" w:history="1">
+          <w:hyperlink w:anchor="_Toc229065190" w:history="1">
             <w:r>
               <w:rPr>
                 <w:rStyle w:val="Siuktni"/>
@@ -1180,7 +1338,7 @@
                 <w:noProof/>
                 <w:webHidden/>
               </w:rPr>
-              <w:instrText xml:space="preserve"> PAGEREF _Toc227415682 \h </w:instrText>
+              <w:instrText xml:space="preserve"> PAGEREF _Toc229065190 \h </w:instrText>
             </w:r>
             <w:r>
               <w:rPr>
@@ -1200,7 +1358,7 @@
                 <w:noProof/>
                 <w:webHidden/>
               </w:rPr>
-              <w:t>6</w:t>
+              <w:t>7</w:t>
             </w:r>
             <w:r>
               <w:rPr>
@@ -1218,10 +1376,15 @@
               <w:tab w:val="right" w:leader="dot" w:pos="9016"/>
             </w:tabs>
             <w:rPr>
+              <w:rFonts w:asciiTheme="minorHAnsi" w:eastAsiaTheme="minorEastAsia" w:hAnsiTheme="minorHAnsi"/>
               <w:noProof/>
+              <w:kern w:val="2"/>
+              <w:szCs w:val="24"/>
+              <w:lang w:eastAsia="vi-VN"/>
+              <w14:ligatures w14:val="standardContextual"/>
             </w:rPr>
           </w:pPr>
-          <w:hyperlink w:anchor="_Toc227415683" w:history="1">
+          <w:hyperlink w:anchor="_Toc229065191" w:history="1">
             <w:r>
               <w:rPr>
                 <w:rStyle w:val="Siuktni"/>
@@ -1248,7 +1411,7 @@
                 <w:noProof/>
                 <w:webHidden/>
               </w:rPr>
-              <w:instrText xml:space="preserve"> PAGEREF _Toc227415683 \h </w:instrText>
+              <w:instrText xml:space="preserve"> PAGEREF _Toc229065191 \h </w:instrText>
             </w:r>
             <w:r>
               <w:rPr>
@@ -1268,7 +1431,7 @@
                 <w:noProof/>
                 <w:webHidden/>
               </w:rPr>
-              <w:t>6</w:t>
+              <w:t>7</w:t>
             </w:r>
             <w:r>
               <w:rPr>
@@ -1286,10 +1449,15 @@
               <w:tab w:val="right" w:leader="dot" w:pos="9016"/>
             </w:tabs>
             <w:rPr>
+              <w:rFonts w:asciiTheme="minorHAnsi" w:eastAsiaTheme="minorEastAsia" w:hAnsiTheme="minorHAnsi"/>
               <w:noProof/>
+              <w:kern w:val="2"/>
+              <w:szCs w:val="24"/>
+              <w:lang w:eastAsia="vi-VN"/>
+              <w14:ligatures w14:val="standardContextual"/>
             </w:rPr>
           </w:pPr>
-          <w:hyperlink w:anchor="_Toc227415684" w:history="1">
+          <w:hyperlink w:anchor="_Toc229065192" w:history="1">
             <w:r>
               <w:rPr>
                 <w:rStyle w:val="Siuktni"/>
@@ -1316,7 +1484,7 @@
                 <w:noProof/>
                 <w:webHidden/>
               </w:rPr>
-              <w:instrText xml:space="preserve"> PAGEREF _Toc227415684 \h </w:instrText>
+              <w:instrText xml:space="preserve"> PAGEREF _Toc229065192 \h </w:instrText>
             </w:r>
             <w:r>
               <w:rPr>
@@ -1336,7 +1504,7 @@
                 <w:noProof/>
                 <w:webHidden/>
               </w:rPr>
-              <w:t>7</w:t>
+              <w:t>8</w:t>
             </w:r>
             <w:r>
               <w:rPr>
@@ -1354,16 +1522,21 @@
               <w:tab w:val="right" w:leader="dot" w:pos="9016"/>
             </w:tabs>
             <w:rPr>
+              <w:rFonts w:asciiTheme="minorHAnsi" w:eastAsiaTheme="minorEastAsia" w:hAnsiTheme="minorHAnsi"/>
               <w:noProof/>
+              <w:kern w:val="2"/>
+              <w:szCs w:val="24"/>
+              <w:lang w:eastAsia="vi-VN"/>
+              <w14:ligatures w14:val="standardContextual"/>
             </w:rPr>
           </w:pPr>
-          <w:hyperlink w:anchor="_Toc227415685" w:history="1">
+          <w:hyperlink w:anchor="_Toc229065193" w:history="1">
             <w:r>
               <w:rPr>
                 <w:rStyle w:val="Siuktni"/>
                 <w:noProof/>
               </w:rPr>
-              <w:t>US-15: Đăng nhập / đăng ký</w:t>
+              <w:t>US-15: Quản lý tài khoản &amp; đồng bộ dữ liệu</w:t>
             </w:r>
             <w:r>
               <w:rPr>
@@ -1384,7 +1557,7 @@
                 <w:noProof/>
                 <w:webHidden/>
               </w:rPr>
-              <w:instrText xml:space="preserve"> PAGEREF _Toc227415685 \h </w:instrText>
+              <w:instrText xml:space="preserve"> PAGEREF _Toc229065193 \h </w:instrText>
             </w:r>
             <w:r>
               <w:rPr>
@@ -1404,7 +1577,7 @@
                 <w:noProof/>
                 <w:webHidden/>
               </w:rPr>
-              <w:t>7</w:t>
+              <w:t>8</w:t>
             </w:r>
             <w:r>
               <w:rPr>
@@ -1422,16 +1595,21 @@
               <w:tab w:val="right" w:leader="dot" w:pos="9016"/>
             </w:tabs>
             <w:rPr>
+              <w:rFonts w:asciiTheme="minorHAnsi" w:eastAsiaTheme="minorEastAsia" w:hAnsiTheme="minorHAnsi"/>
               <w:noProof/>
+              <w:kern w:val="2"/>
+              <w:szCs w:val="24"/>
+              <w:lang w:eastAsia="vi-VN"/>
+              <w14:ligatures w14:val="standardContextual"/>
             </w:rPr>
           </w:pPr>
-          <w:hyperlink w:anchor="_Toc227415686" w:history="1">
+          <w:hyperlink w:anchor="_Toc229065194" w:history="1">
             <w:r>
               <w:rPr>
                 <w:rStyle w:val="Siuktni"/>
                 <w:noProof/>
               </w:rPr>
-              <w:t>US-16: Bảo mật dữ liệu</w:t>
+              <w:t>US-16: Bảo vệ dữ liệu tài chính</w:t>
             </w:r>
             <w:r>
               <w:rPr>
@@ -1452,7 +1630,7 @@
                 <w:noProof/>
                 <w:webHidden/>
               </w:rPr>
-              <w:instrText xml:space="preserve"> PAGEREF _Toc227415686 \h </w:instrText>
+              <w:instrText xml:space="preserve"> PAGEREF _Toc229065194 \h </w:instrText>
             </w:r>
             <w:r>
               <w:rPr>
@@ -1472,7 +1650,80 @@
                 <w:noProof/>
                 <w:webHidden/>
               </w:rPr>
-              <w:t>7</w:t>
+              <w:t>8</w:t>
+            </w:r>
+            <w:r>
+              <w:rPr>
+                <w:noProof/>
+                <w:webHidden/>
+              </w:rPr>
+              <w:fldChar w:fldCharType="end"/>
+            </w:r>
+          </w:hyperlink>
+        </w:p>
+        <w:p>
+          <w:pPr>
+            <w:pStyle w:val="Mucluc3"/>
+            <w:tabs>
+              <w:tab w:val="right" w:leader="dot" w:pos="9016"/>
+            </w:tabs>
+            <w:rPr>
+              <w:rFonts w:asciiTheme="minorHAnsi" w:eastAsiaTheme="minorEastAsia" w:hAnsiTheme="minorHAnsi"/>
+              <w:noProof/>
+              <w:kern w:val="2"/>
+              <w:szCs w:val="24"/>
+              <w:lang w:eastAsia="vi-VN"/>
+              <w14:ligatures w14:val="standardContextual"/>
+            </w:rPr>
+          </w:pPr>
+          <w:hyperlink w:anchor="_Toc229065195" w:history="1">
+            <w:r>
+              <w:rPr>
+                <w:rStyle w:val="Siuktni"/>
+                <w:noProof/>
+              </w:rPr>
+              <w:t>US-17: Sao lưu &amp; khôi phục dữ liệu</w:t>
+            </w:r>
+            <w:r>
+              <w:rPr>
+                <w:noProof/>
+                <w:webHidden/>
+              </w:rPr>
+              <w:tab/>
+            </w:r>
+            <w:r>
+              <w:rPr>
+                <w:noProof/>
+                <w:webHidden/>
+              </w:rPr>
+              <w:fldChar w:fldCharType="begin"/>
+            </w:r>
+            <w:r>
+              <w:rPr>
+                <w:noProof/>
+                <w:webHidden/>
+              </w:rPr>
+              <w:instrText xml:space="preserve"> PAGEREF _Toc229065195 \h </w:instrText>
+            </w:r>
+            <w:r>
+              <w:rPr>
+                <w:noProof/>
+                <w:webHidden/>
+              </w:rPr>
+            </w:r>
+            <w:r>
+              <w:rPr>
+                <w:noProof/>
+                <w:webHidden/>
+              </w:rPr>
+              <w:fldChar w:fldCharType="separate"/>
+            </w:r>
+            <w:r>
+              <w:rPr>
+                <w:noProof/>
+                <w:webHidden/>
+              </w:rPr>
+              <w:t>8</w:t>
             </w:r>
             <w:r>
               <w:rPr>
@@ -1512,7 +1763,6 @@
           <w:szCs w:val="26"/>
         </w:rPr>
       </w:pPr>
-      <w:bookmarkStart w:id="1" w:name="_Toc227415667"/>
       <w:r>
         <w:br w:type="page"/>
       </w:r>
@@ -1524,6 +1774,7 @@
           <w:lang w:val="en-US"/>
         </w:rPr>
       </w:pPr>
+      <w:bookmarkStart w:id="1" w:name="_Toc229065174"/>
       <w:r>
         <w:lastRenderedPageBreak/>
         <w:t>EPIC 1: Ghi nhận giao dịch (Transaction Capture)</w:t>
@@ -1539,18 +1790,13 @@
     </w:p>
     <w:p>
       <w:pPr>
-        <w:rPr>
-          <w:b/>
-          <w:bCs/>
-        </w:rPr>
-      </w:pPr>
-      <w:r>
-        <w:rPr>
-          <w:b/>
-          <w:bCs/>
-        </w:rPr>
+        <w:pStyle w:val="u3"/>
+      </w:pPr>
+      <w:bookmarkStart w:id="2" w:name="_Toc229065175"/>
+      <w:r>
         <w:t>US-01: Quick Add bằng text (core feature)</w:t>
       </w:r>
+      <w:bookmarkEnd w:id="2"/>
     </w:p>
     <w:p>
       <w:r>
@@ -1575,104 +1821,87 @@
       </w:r>
     </w:p>
     <w:p>
-      <w:pPr>
+      <w:r>
+        <w:t xml:space="preserve">Nhập “80k cafe” → tạo transaction: </w:t>
+      </w:r>
+    </w:p>
+    <w:p>
+      <w:pPr>
+        <w:pStyle w:val="oancuaDanhsach"/>
         <w:numPr>
           <w:ilvl w:val="0"/>
-          <w:numId w:val="2"/>
+          <w:numId w:val="47"/>
         </w:numPr>
       </w:pPr>
       <w:r>
-        <w:t xml:space="preserve">Nhập “80k cafe” → tạo transaction: </w:t>
-      </w:r>
-    </w:p>
-    <w:p>
-      <w:pPr>
-        <w:numPr>
-          <w:ilvl w:val="1"/>
-          <w:numId w:val="2"/>
-        </w:numPr>
-      </w:pPr>
-      <w:r>
         <w:t xml:space="preserve">amount = 80000 </w:t>
       </w:r>
     </w:p>
     <w:p>
       <w:pPr>
-        <w:numPr>
-          <w:ilvl w:val="1"/>
-          <w:numId w:val="2"/>
-        </w:numPr>
-      </w:pPr>
-      <w:proofErr w:type="spellStart"/>
-      <w:r>
-        <w:t>category</w:t>
-      </w:r>
-      <w:proofErr w:type="spellEnd"/>
-      <w:r>
-        <w:t xml:space="preserve"> = </w:t>
-      </w:r>
-      <w:proofErr w:type="spellStart"/>
-      <w:r>
-        <w:t>drink</w:t>
-      </w:r>
-      <w:proofErr w:type="spellEnd"/>
-      <w:r>
-        <w:t xml:space="preserve"> </w:t>
-      </w:r>
-    </w:p>
-    <w:p>
-      <w:pPr>
+        <w:pStyle w:val="oancuaDanhsach"/>
         <w:numPr>
           <w:ilvl w:val="0"/>
-          <w:numId w:val="2"/>
+          <w:numId w:val="47"/>
         </w:numPr>
       </w:pPr>
+      <w:proofErr w:type="spellStart"/>
+      <w:r>
+        <w:t>category</w:t>
+      </w:r>
+      <w:proofErr w:type="spellEnd"/>
+      <w:r>
+        <w:t xml:space="preserve"> = </w:t>
+      </w:r>
+      <w:proofErr w:type="spellStart"/>
+      <w:r>
+        <w:t>drink</w:t>
+      </w:r>
+      <w:proofErr w:type="spellEnd"/>
+      <w:r>
+        <w:t xml:space="preserve"> </w:t>
+      </w:r>
+    </w:p>
+    <w:p>
       <w:r>
         <w:t xml:space="preserve">Hỗ trợ các format: </w:t>
       </w:r>
     </w:p>
     <w:p>
       <w:pPr>
-        <w:numPr>
-          <w:ilvl w:val="1"/>
-          <w:numId w:val="2"/>
-        </w:numPr>
-      </w:pPr>
-      <w:r>
-        <w:t xml:space="preserve">“100k ăn trưa” </w:t>
-      </w:r>
-    </w:p>
-    <w:p>
-      <w:pPr>
-        <w:numPr>
-          <w:ilvl w:val="1"/>
-          <w:numId w:val="2"/>
-        </w:numPr>
-      </w:pPr>
-      <w:r>
-        <w:t xml:space="preserve">“1tr tiền nhà” </w:t>
-      </w:r>
-    </w:p>
-    <w:p>
-      <w:pPr>
+        <w:pStyle w:val="oancuaDanhsach"/>
         <w:numPr>
           <w:ilvl w:val="0"/>
-          <w:numId w:val="2"/>
+          <w:numId w:val="46"/>
         </w:numPr>
-      </w:pPr>
-      <w:r>
-        <w:t>Nếu parse fail → cho phép user chỉnh sửa</w:t>
+        <w:ind w:left="567"/>
+      </w:pPr>
+      <w:r>
+        <w:t xml:space="preserve">“100k ăn trưa” </w:t>
+      </w:r>
+    </w:p>
+    <w:p>
+      <w:pPr>
+        <w:pStyle w:val="oancuaDanhsach"/>
+        <w:numPr>
+          <w:ilvl w:val="0"/>
+          <w:numId w:val="46"/>
+        </w:numPr>
+        <w:ind w:left="567"/>
+      </w:pPr>
+      <w:r>
+        <w:t xml:space="preserve">“1tr tiền nhà” </w:t>
       </w:r>
     </w:p>
     <w:p>
       <w:pPr>
         <w:pStyle w:val="u3"/>
       </w:pPr>
-      <w:bookmarkStart w:id="2" w:name="_Toc227415668"/>
+      <w:bookmarkStart w:id="3" w:name="_Toc229065176"/>
       <w:r>
         <w:t>US-02: Upload ảnh để tạo giao dịch</w:t>
       </w:r>
-      <w:bookmarkEnd w:id="2"/>
+      <w:bookmarkEnd w:id="3"/>
     </w:p>
     <w:p>
       <w:r>
@@ -1684,248 +1913,139 @@
       </w:r>
       <w:r>
         <w:br/>
-        <w:t>Là một người dùng, tôi muốn tải lên ảnh hóa đơn hoặc ảnh chụp màn hình để hệ thống tự động nhận diện thông tin chi tiêu.</w:t>
-      </w:r>
-    </w:p>
-    <w:p>
-      <w:r>
+      </w:r>
+      <w:r>
+        <w:t>Là người dùng, tôi muốn tạo giao dịch từ ảnh bằng nhiều cách khác nhau để ghi chép chi tiêu nhanh hơn.</w:t>
+      </w:r>
+    </w:p>
+    <w:p>
+      <w:pPr>
         <w:rPr>
           <w:b/>
           <w:bCs/>
         </w:rPr>
-        <w:t>Acceptance Criteria</w:t>
-      </w:r>
-    </w:p>
-    <w:p>
-      <w:pPr>
-        <w:numPr>
-          <w:ilvl w:val="0"/>
-          <w:numId w:val="3"/>
-        </w:numPr>
-      </w:pPr>
-      <w:r>
-        <w:t xml:space="preserve">User upload ảnh </w:t>
-      </w:r>
-    </w:p>
-    <w:p>
-      <w:pPr>
-        <w:numPr>
-          <w:ilvl w:val="0"/>
-          <w:numId w:val="3"/>
-        </w:numPr>
-      </w:pPr>
-      <w:r>
-        <w:t xml:space="preserve">Hệ thống: </w:t>
-      </w:r>
-    </w:p>
-    <w:p>
-      <w:pPr>
-        <w:numPr>
-          <w:ilvl w:val="1"/>
-          <w:numId w:val="3"/>
-        </w:numPr>
-      </w:pPr>
-      <w:r>
-        <w:t xml:space="preserve">OCR → extract text </w:t>
-      </w:r>
-    </w:p>
-    <w:p>
-      <w:pPr>
-        <w:numPr>
-          <w:ilvl w:val="1"/>
-          <w:numId w:val="3"/>
-        </w:numPr>
-      </w:pPr>
-      <w:r>
-        <w:t xml:space="preserve">detect amount </w:t>
-      </w:r>
-    </w:p>
-    <w:p>
-      <w:pPr>
-        <w:numPr>
-          <w:ilvl w:val="0"/>
-          <w:numId w:val="3"/>
-        </w:numPr>
-      </w:pPr>
-      <w:r>
-        <w:t xml:space="preserve">Hiển thị preview trước khi lưu </w:t>
-      </w:r>
-    </w:p>
-    <w:p>
-      <w:pPr>
-        <w:numPr>
-          <w:ilvl w:val="0"/>
-          <w:numId w:val="3"/>
-        </w:numPr>
-      </w:pPr>
-      <w:r>
-        <w:t>User có thể chỉnh sửa</w:t>
-      </w:r>
-    </w:p>
-    <w:p>
-      <w:pPr>
-        <w:pStyle w:val="u3"/>
-      </w:pPr>
-      <w:bookmarkStart w:id="3" w:name="_Toc227415669"/>
-      <w:r>
-        <w:t>US-03: Share screenshot vào app (UX chính)</w:t>
-      </w:r>
-      <w:bookmarkEnd w:id="3"/>
-    </w:p>
-    <w:p>
+      </w:pPr>
+      <w:bookmarkStart w:id="4" w:name="_Toc229065177"/>
+      <w:proofErr w:type="spellStart"/>
       <w:r>
         <w:rPr>
           <w:b/>
           <w:bCs/>
         </w:rPr>
-        <w:t>User Story</w:t>
-      </w:r>
-      <w:r>
-        <w:br/>
-        <w:t>Là một người dùng, tôi muốn share ảnh screenshot từ điện thoại vào app để tạo giao dịch ngay mà không cần mở app trước.</w:t>
-      </w:r>
-    </w:p>
-    <w:p>
-      <w:r>
-        <w:rPr>
-          <w:b/>
-          <w:bCs/>
-        </w:rPr>
-        <w:t>Acceptance Criteria</w:t>
-      </w:r>
-    </w:p>
-    <w:p>
-      <w:pPr>
+        <w:t>Acceptance</w:t>
+      </w:r>
+      <w:proofErr w:type="spellEnd"/>
+    </w:p>
+    <w:p>
+      <w:r>
+        <w:t xml:space="preserve">Hỗ trợ: </w:t>
+      </w:r>
+    </w:p>
+    <w:p>
+      <w:pPr>
+        <w:pStyle w:val="oancuaDanhsach"/>
         <w:numPr>
           <w:ilvl w:val="0"/>
-          <w:numId w:val="4"/>
+          <w:numId w:val="44"/>
         </w:numPr>
       </w:pPr>
-      <w:r>
-        <w:t xml:space="preserve">App xuất hiện trong menu Share </w:t>
-      </w:r>
-    </w:p>
-    <w:p>
-      <w:pPr>
+      <w:proofErr w:type="spellStart"/>
+      <w:r>
+        <w:t>upload</w:t>
+      </w:r>
+      <w:proofErr w:type="spellEnd"/>
+      <w:r>
+        <w:t xml:space="preserve"> ảnh </w:t>
+      </w:r>
+    </w:p>
+    <w:p>
+      <w:pPr>
+        <w:pStyle w:val="oancuaDanhsach"/>
         <w:numPr>
           <w:ilvl w:val="0"/>
-          <w:numId w:val="4"/>
+          <w:numId w:val="44"/>
         </w:numPr>
       </w:pPr>
-      <w:r>
-        <w:t xml:space="preserve">Nhận imageUrl </w:t>
-      </w:r>
-    </w:p>
-    <w:p>
-      <w:pPr>
+      <w:proofErr w:type="spellStart"/>
+      <w:r>
+        <w:t>share</w:t>
+      </w:r>
+      <w:proofErr w:type="spellEnd"/>
+      <w:r>
+        <w:t xml:space="preserve"> </w:t>
+      </w:r>
+      <w:proofErr w:type="spellStart"/>
+      <w:r>
+        <w:t>screenshot</w:t>
+      </w:r>
+      <w:proofErr w:type="spellEnd"/>
+      <w:r>
+        <w:t xml:space="preserve"> </w:t>
+      </w:r>
+    </w:p>
+    <w:p>
+      <w:pPr>
+        <w:pStyle w:val="oancuaDanhsach"/>
         <w:numPr>
           <w:ilvl w:val="0"/>
-          <w:numId w:val="4"/>
+          <w:numId w:val="44"/>
         </w:numPr>
       </w:pPr>
       <w:r>
-        <w:t xml:space="preserve">Tự động chạy AI: </w:t>
-      </w:r>
-    </w:p>
-    <w:p>
-      <w:pPr>
-        <w:numPr>
-          <w:ilvl w:val="1"/>
-          <w:numId w:val="4"/>
-        </w:numPr>
-      </w:pPr>
-      <w:r>
-        <w:lastRenderedPageBreak/>
-        <w:t xml:space="preserve">detect amount </w:t>
-      </w:r>
-    </w:p>
-    <w:p>
-      <w:pPr>
-        <w:numPr>
-          <w:ilvl w:val="1"/>
-          <w:numId w:val="4"/>
-        </w:numPr>
-      </w:pPr>
-      <w:r>
-        <w:t xml:space="preserve">detect nội dung </w:t>
-      </w:r>
-    </w:p>
-    <w:p>
-      <w:pPr>
+        <w:t xml:space="preserve">chụp ảnh trực tiếp </w:t>
+      </w:r>
+    </w:p>
+    <w:p>
+      <w:r>
+        <w:t xml:space="preserve">Sau khi nhận ảnh: </w:t>
+      </w:r>
+    </w:p>
+    <w:p>
+      <w:pPr>
+        <w:pStyle w:val="oancuaDanhsach"/>
         <w:numPr>
           <w:ilvl w:val="0"/>
-          <w:numId w:val="4"/>
+          <w:numId w:val="45"/>
         </w:numPr>
       </w:pPr>
       <w:r>
-        <w:t>Hiển thị màn confirm nhanh (≤ 2 bước)</w:t>
-      </w:r>
-    </w:p>
-    <w:p>
-      <w:pPr>
-        <w:pStyle w:val="u3"/>
-      </w:pPr>
-      <w:bookmarkStart w:id="4" w:name="_Toc227415670"/>
-      <w:r>
-        <w:t>US-04: Chụp ảnh trực tiếp trong app</w:t>
-      </w:r>
-      <w:bookmarkEnd w:id="4"/>
-    </w:p>
-    <w:p>
-      <w:r>
-        <w:rPr>
-          <w:b/>
-          <w:bCs/>
-        </w:rPr>
-        <w:t>User Story</w:t>
-      </w:r>
-      <w:r>
-        <w:br/>
-        <w:t>Là một người dùng, tôi muốn chụp ảnh hóa đơn trực tiếp trong app để ghi nhận chi tiêu nhanh.</w:t>
-      </w:r>
-    </w:p>
-    <w:p>
-      <w:r>
-        <w:rPr>
-          <w:b/>
-          <w:bCs/>
-        </w:rPr>
-        <w:t>Acceptance Criteria</w:t>
-      </w:r>
-    </w:p>
-    <w:p>
-      <w:pPr>
+        <w:t xml:space="preserve">hiển thị </w:t>
+      </w:r>
+      <w:proofErr w:type="spellStart"/>
+      <w:r>
+        <w:t>preview</w:t>
+      </w:r>
+      <w:proofErr w:type="spellEnd"/>
+      <w:r>
+        <w:t xml:space="preserve"> </w:t>
+      </w:r>
+    </w:p>
+    <w:p>
+      <w:pPr>
+        <w:pStyle w:val="oancuaDanhsach"/>
         <w:numPr>
           <w:ilvl w:val="0"/>
-          <w:numId w:val="5"/>
+          <w:numId w:val="45"/>
         </w:numPr>
       </w:pPr>
       <w:r>
-        <w:t xml:space="preserve">Có camera button </w:t>
-      </w:r>
-    </w:p>
-    <w:p>
-      <w:pPr>
-        <w:numPr>
-          <w:ilvl w:val="0"/>
-          <w:numId w:val="5"/>
-        </w:numPr>
-      </w:pPr>
-      <w:r>
-        <w:t xml:space="preserve">Chụp → auto upload </w:t>
-      </w:r>
-    </w:p>
-    <w:p>
-      <w:pPr>
-        <w:numPr>
-          <w:ilvl w:val="0"/>
-          <w:numId w:val="5"/>
-        </w:numPr>
-      </w:pPr>
-      <w:r>
-        <w:t>AI xử lý ngay</w:t>
-      </w:r>
-    </w:p>
+        <w:t xml:space="preserve">cho phép </w:t>
+      </w:r>
+      <w:proofErr w:type="spellStart"/>
+      <w:r>
+        <w:t>confirm</w:t>
+      </w:r>
+      <w:proofErr w:type="spellEnd"/>
+      <w:r>
+        <w:t>/</w:t>
+      </w:r>
+      <w:proofErr w:type="spellStart"/>
+      <w:r>
+        <w:t>edit</w:t>
+      </w:r>
+      <w:proofErr w:type="spellEnd"/>
+    </w:p>
+    <w:bookmarkEnd w:id="4"/>
     <w:p>
       <w:pPr>
         <w:spacing w:line="278" w:lineRule="auto"/>
@@ -1937,6 +2057,12 @@
         </w:rPr>
       </w:pPr>
       <w:r>
+        <w:rPr>
+          <w:rFonts w:eastAsiaTheme="majorEastAsia" w:cstheme="majorBidi"/>
+          <w:b/>
+          <w:sz w:val="26"/>
+          <w:szCs w:val="26"/>
+        </w:rPr>
         <w:br w:type="page"/>
       </w:r>
     </w:p>
@@ -1944,7 +2070,7 @@
       <w:pPr>
         <w:pStyle w:val="u2"/>
       </w:pPr>
-      <w:bookmarkStart w:id="5" w:name="_Toc227415671"/>
+      <w:bookmarkStart w:id="5" w:name="_Toc229065179"/>
       <w:r>
         <w:lastRenderedPageBreak/>
         <w:t>EPIC 2: AI xử lý &amp; tự động hóa</w:t>
@@ -1956,328 +2082,935 @@
       <w:pPr>
         <w:pStyle w:val="u3"/>
       </w:pPr>
-      <w:bookmarkStart w:id="6" w:name="_Toc227415672"/>
-      <w:r>
-        <w:t>US-05: OCR đọc nội dung ảnh</w:t>
+      <w:bookmarkStart w:id="6" w:name="_Toc229065180"/>
+      <w:r>
+        <w:t xml:space="preserve">US-05: </w:t>
+      </w:r>
+      <w:r>
+        <w:t>Tạo giao dịch tự động từ ảnh</w:t>
       </w:r>
       <w:bookmarkEnd w:id="6"/>
     </w:p>
     <w:p>
+      <w:proofErr w:type="spellStart"/>
       <w:r>
         <w:rPr>
           <w:b/>
           <w:bCs/>
         </w:rPr>
-        <w:t>User Story</w:t>
-      </w:r>
-      <w:r>
-        <w:br/>
-        <w:t>Là hệ thống, tôi cần đọc text từ ảnh để trích xuất thông tin giao dịch.</w:t>
-      </w:r>
-    </w:p>
-    <w:p>
+        <w:t>User</w:t>
+      </w:r>
+      <w:proofErr w:type="spellEnd"/>
       <w:r>
         <w:rPr>
           <w:b/>
           <w:bCs/>
         </w:rPr>
-        <w:t>Acceptance Criteria</w:t>
-      </w:r>
-    </w:p>
-    <w:p>
-      <w:pPr>
-        <w:numPr>
-          <w:ilvl w:val="0"/>
-          <w:numId w:val="6"/>
-        </w:numPr>
-      </w:pPr>
-      <w:r>
-        <w:t xml:space="preserve">Trả về rawText </w:t>
-      </w:r>
-    </w:p>
-    <w:p>
-      <w:pPr>
-        <w:numPr>
-          <w:ilvl w:val="0"/>
-          <w:numId w:val="6"/>
-        </w:numPr>
-      </w:pPr>
-      <w:r>
-        <w:t xml:space="preserve">Xử lý được: </w:t>
-      </w:r>
-    </w:p>
-    <w:p>
-      <w:pPr>
-        <w:numPr>
-          <w:ilvl w:val="1"/>
-          <w:numId w:val="6"/>
-        </w:numPr>
-      </w:pPr>
-      <w:r>
-        <w:t xml:space="preserve">hóa đơn </w:t>
-      </w:r>
-    </w:p>
-    <w:p>
-      <w:pPr>
-        <w:numPr>
-          <w:ilvl w:val="1"/>
-          <w:numId w:val="6"/>
-        </w:numPr>
-      </w:pPr>
-      <w:r>
-        <w:t>screenshot chuyển khoản</w:t>
-      </w:r>
-    </w:p>
-    <w:p>
-      <w:pPr>
-        <w:pStyle w:val="u3"/>
-      </w:pPr>
-      <w:bookmarkStart w:id="7" w:name="_Toc227415673"/>
-      <w:r>
-        <w:t>US-06: Nhận diện số tiền</w:t>
-      </w:r>
-      <w:bookmarkEnd w:id="7"/>
-    </w:p>
-    <w:p>
+        <w:t xml:space="preserve"> </w:t>
+      </w:r>
+      <w:proofErr w:type="spellStart"/>
       <w:r>
         <w:rPr>
           <w:b/>
           <w:bCs/>
         </w:rPr>
-        <w:t>User Story</w:t>
-      </w:r>
+        <w:t>Story</w:t>
+      </w:r>
+      <w:proofErr w:type="spellEnd"/>
       <w:r>
         <w:br/>
-        <w:t>Là hệ thống, tôi muốn tự động phát hiện số tiền từ text để giảm thao tác nhập của người dùng.</w:t>
-      </w:r>
-    </w:p>
-    <w:p>
+      </w:r>
+      <w:r>
+        <w:t xml:space="preserve">Là một người dùng, tôi muốn hệ thống tự động phân tích ảnh (hóa đơn hoặc </w:t>
+      </w:r>
+      <w:proofErr w:type="spellStart"/>
+      <w:r>
+        <w:t>screenshot</w:t>
+      </w:r>
+      <w:proofErr w:type="spellEnd"/>
+      <w:r>
+        <w:t>) để tạo giao dịch gần hoàn chỉnh, giúp tôi không phải nhập liệu thủ công.</w:t>
+      </w:r>
+    </w:p>
+    <w:p>
+      <w:proofErr w:type="spellStart"/>
       <w:r>
         <w:rPr>
           <w:b/>
           <w:bCs/>
         </w:rPr>
-        <w:t>Acceptance Criteria</w:t>
-      </w:r>
-    </w:p>
-    <w:p>
-      <w:pPr>
-        <w:numPr>
-          <w:ilvl w:val="0"/>
-          <w:numId w:val="7"/>
-        </w:numPr>
-      </w:pPr>
-      <w:r>
-        <w:t xml:space="preserve">Nhận diện: </w:t>
-      </w:r>
-    </w:p>
-    <w:p>
-      <w:pPr>
-        <w:numPr>
-          <w:ilvl w:val="1"/>
-          <w:numId w:val="7"/>
-        </w:numPr>
-      </w:pPr>
-      <w:r>
-        <w:t xml:space="preserve">“80k” → 80000 </w:t>
-      </w:r>
-    </w:p>
-    <w:p>
-      <w:pPr>
-        <w:numPr>
-          <w:ilvl w:val="1"/>
-          <w:numId w:val="7"/>
-        </w:numPr>
-      </w:pPr>
-      <w:r>
-        <w:t xml:space="preserve">“1.200.000” → 1200000 </w:t>
-      </w:r>
-    </w:p>
-    <w:p>
-      <w:pPr>
-        <w:numPr>
-          <w:ilvl w:val="0"/>
-          <w:numId w:val="7"/>
-        </w:numPr>
-      </w:pPr>
-      <w:r>
-        <w:t>Nếu nhiều số → chọn số hợp lý nhất (rule-based)</w:t>
-      </w:r>
-    </w:p>
-    <w:p>
-      <w:pPr>
-        <w:pStyle w:val="u3"/>
-      </w:pPr>
-      <w:bookmarkStart w:id="8" w:name="_Toc227415674"/>
-      <w:r>
-        <w:t>US-07: Phân loại chi tiêu tự động</w:t>
-      </w:r>
-      <w:bookmarkEnd w:id="8"/>
-    </w:p>
-    <w:p>
+        <w:t>Acceptance</w:t>
+      </w:r>
+      <w:proofErr w:type="spellEnd"/>
       <w:r>
         <w:rPr>
           <w:b/>
           <w:bCs/>
         </w:rPr>
-        <w:t>User Story</w:t>
-      </w:r>
-      <w:r>
-        <w:br/>
-        <w:t>Là hệ thống, tôi muốn phân loại giao dịch (ăn uống, mua sắm…) để hỗ trợ thống kê.</w:t>
-      </w:r>
-    </w:p>
-    <w:p>
+        <w:t xml:space="preserve"> </w:t>
+      </w:r>
+      <w:proofErr w:type="spellStart"/>
       <w:r>
         <w:rPr>
           <w:b/>
           <w:bCs/>
         </w:rPr>
-        <w:t>Acceptance Criteria</w:t>
-      </w:r>
-    </w:p>
-    <w:p>
-      <w:pPr>
+        <w:t>Criteria</w:t>
+      </w:r>
+      <w:proofErr w:type="spellEnd"/>
+    </w:p>
+    <w:p>
+      <w:pPr>
+        <w:rPr>
+          <w:i/>
+          <w:iCs/>
+        </w:rPr>
+      </w:pPr>
+      <w:proofErr w:type="spellStart"/>
+      <w:r>
+        <w:rPr>
+          <w:i/>
+          <w:iCs/>
+        </w:rPr>
+        <w:t>User</w:t>
+      </w:r>
+      <w:proofErr w:type="spellEnd"/>
+      <w:r>
+        <w:rPr>
+          <w:i/>
+          <w:iCs/>
+        </w:rPr>
+        <w:t xml:space="preserve"> </w:t>
+      </w:r>
+      <w:proofErr w:type="spellStart"/>
+      <w:r>
+        <w:rPr>
+          <w:i/>
+          <w:iCs/>
+        </w:rPr>
+        <w:t>upload</w:t>
+      </w:r>
+      <w:proofErr w:type="spellEnd"/>
+      <w:r>
+        <w:rPr>
+          <w:i/>
+          <w:iCs/>
+        </w:rPr>
+        <w:t xml:space="preserve"> / </w:t>
+      </w:r>
+      <w:proofErr w:type="spellStart"/>
+      <w:r>
+        <w:rPr>
+          <w:i/>
+          <w:iCs/>
+        </w:rPr>
+        <w:t>share</w:t>
+      </w:r>
+      <w:proofErr w:type="spellEnd"/>
+      <w:r>
+        <w:rPr>
+          <w:i/>
+          <w:iCs/>
+        </w:rPr>
+        <w:t xml:space="preserve"> / chụp ảnh </w:t>
+      </w:r>
+    </w:p>
+    <w:p>
+      <w:r>
+        <w:rPr>
+          <w:i/>
+          <w:iCs/>
+        </w:rPr>
+        <w:t>Hệ thống:</w:t>
+      </w:r>
+      <w:r>
+        <w:t xml:space="preserve"> phân tích ảnh và trích xuất thông tin </w:t>
+      </w:r>
+    </w:p>
+    <w:p>
+      <w:pPr>
+        <w:rPr>
+          <w:i/>
+          <w:iCs/>
+        </w:rPr>
+      </w:pPr>
+      <w:r>
+        <w:rPr>
+          <w:i/>
+          <w:iCs/>
+        </w:rPr>
+        <w:t xml:space="preserve">Nhận diện: </w:t>
+      </w:r>
+    </w:p>
+    <w:p>
+      <w:pPr>
+        <w:pStyle w:val="oancuaDanhsach"/>
         <w:numPr>
           <w:ilvl w:val="0"/>
-          <w:numId w:val="8"/>
+          <w:numId w:val="29"/>
         </w:numPr>
       </w:pPr>
       <w:r>
-        <w:t xml:space="preserve">Input: text/note </w:t>
-      </w:r>
-    </w:p>
-    <w:p>
-      <w:pPr>
+        <w:t xml:space="preserve">Số tiền </w:t>
+      </w:r>
+    </w:p>
+    <w:p>
+      <w:pPr>
+        <w:pStyle w:val="oancuaDanhsach"/>
         <w:numPr>
           <w:ilvl w:val="0"/>
-          <w:numId w:val="8"/>
+          <w:numId w:val="29"/>
         </w:numPr>
       </w:pPr>
       <w:r>
-        <w:t xml:space="preserve">Output: category + confidence </w:t>
-      </w:r>
-    </w:p>
-    <w:p>
-      <w:pPr>
+        <w:t xml:space="preserve">Nội dung </w:t>
+      </w:r>
+    </w:p>
+    <w:p>
+      <w:pPr>
+        <w:pStyle w:val="oancuaDanhsach"/>
         <w:numPr>
           <w:ilvl w:val="0"/>
-          <w:numId w:val="8"/>
+          <w:numId w:val="29"/>
         </w:numPr>
       </w:pPr>
-      <w:r>
-        <w:t>Nếu confidence thấp → yêu cầu user chọn</w:t>
+      <w:proofErr w:type="spellStart"/>
+      <w:r>
+        <w:t>Category</w:t>
+      </w:r>
+      <w:proofErr w:type="spellEnd"/>
+      <w:r>
+        <w:t xml:space="preserve"> (nếu có thể)</w:t>
+      </w:r>
+    </w:p>
+    <w:p>
+      <w:r>
+        <w:t xml:space="preserve">Hiển thị: </w:t>
+      </w:r>
+      <w:proofErr w:type="spellStart"/>
+      <w:r>
+        <w:t>preview</w:t>
+      </w:r>
+      <w:proofErr w:type="spellEnd"/>
+      <w:r>
+        <w:t xml:space="preserve"> </w:t>
+      </w:r>
+      <w:proofErr w:type="spellStart"/>
+      <w:r>
+        <w:t>transaction</w:t>
+      </w:r>
+      <w:proofErr w:type="spellEnd"/>
+      <w:r>
+        <w:t xml:space="preserve"> (</w:t>
+      </w:r>
+      <w:proofErr w:type="spellStart"/>
+      <w:r>
+        <w:t>amount</w:t>
+      </w:r>
+      <w:proofErr w:type="spellEnd"/>
+      <w:r>
+        <w:t xml:space="preserve">, </w:t>
+      </w:r>
+      <w:proofErr w:type="spellStart"/>
+      <w:r>
+        <w:t>category</w:t>
+      </w:r>
+      <w:proofErr w:type="spellEnd"/>
+      <w:r>
+        <w:t xml:space="preserve">, </w:t>
+      </w:r>
+      <w:proofErr w:type="spellStart"/>
+      <w:r>
+        <w:t>note</w:t>
+      </w:r>
+      <w:proofErr w:type="spellEnd"/>
+      <w:r>
+        <w:t xml:space="preserve">) </w:t>
+      </w:r>
+    </w:p>
+    <w:p>
+      <w:pPr>
+        <w:rPr>
+          <w:i/>
+          <w:iCs/>
+        </w:rPr>
+      </w:pPr>
+      <w:proofErr w:type="spellStart"/>
+      <w:r>
+        <w:rPr>
+          <w:i/>
+          <w:iCs/>
+        </w:rPr>
+        <w:t>User</w:t>
+      </w:r>
+      <w:proofErr w:type="spellEnd"/>
+      <w:r>
+        <w:rPr>
+          <w:i/>
+          <w:iCs/>
+        </w:rPr>
+        <w:t xml:space="preserve"> có thể: </w:t>
+      </w:r>
+    </w:p>
+    <w:p>
+      <w:pPr>
+        <w:pStyle w:val="oancuaDanhsach"/>
+        <w:numPr>
+          <w:ilvl w:val="0"/>
+          <w:numId w:val="29"/>
+        </w:numPr>
+      </w:pPr>
+      <w:proofErr w:type="spellStart"/>
+      <w:r>
+        <w:t>Confirm</w:t>
+      </w:r>
+      <w:proofErr w:type="spellEnd"/>
+      <w:r>
+        <w:t xml:space="preserve"> để lưu </w:t>
+      </w:r>
+    </w:p>
+    <w:p>
+      <w:pPr>
+        <w:pStyle w:val="oancuaDanhsach"/>
+        <w:numPr>
+          <w:ilvl w:val="0"/>
+          <w:numId w:val="29"/>
+        </w:numPr>
+      </w:pPr>
+      <w:proofErr w:type="spellStart"/>
+      <w:r>
+        <w:t>Edit</w:t>
+      </w:r>
+      <w:proofErr w:type="spellEnd"/>
+      <w:r>
+        <w:t xml:space="preserve"> nếu cần </w:t>
+      </w:r>
+    </w:p>
+    <w:p>
+      <w:pPr>
+        <w:pStyle w:val="oancuaDanhsach"/>
+        <w:numPr>
+          <w:ilvl w:val="0"/>
+          <w:numId w:val="29"/>
+        </w:numPr>
+      </w:pPr>
+      <w:proofErr w:type="spellStart"/>
+      <w:r>
+        <w:t>Cancel</w:t>
+      </w:r>
+      <w:proofErr w:type="spellEnd"/>
+      <w:r>
+        <w:t xml:space="preserve"> nếu sai</w:t>
       </w:r>
     </w:p>
     <w:p>
       <w:pPr>
         <w:pStyle w:val="u3"/>
       </w:pPr>
-      <w:bookmarkStart w:id="9" w:name="_Toc227415675"/>
-      <w:r>
-        <w:t>US-08: Gợi ý giao dịch khi mở app (smart UX)</w:t>
-      </w:r>
-      <w:bookmarkEnd w:id="9"/>
-    </w:p>
-    <w:p>
+      <w:bookmarkStart w:id="7" w:name="_Toc229065181"/>
+      <w:r>
+        <w:t>US-06: Nhận diện số tiền</w:t>
+      </w:r>
+      <w:bookmarkEnd w:id="7"/>
+    </w:p>
+    <w:p>
+      <w:proofErr w:type="spellStart"/>
       <w:r>
         <w:rPr>
           <w:b/>
           <w:bCs/>
         </w:rPr>
-        <w:t>User Story</w:t>
-      </w:r>
-      <w:r>
-        <w:br/>
-        <w:t>Là người dùng, tôi muốn app gợi ý các giao dịch từ ảnh gần đây để tôi không quên ghi chép.</w:t>
-      </w:r>
-    </w:p>
-    <w:p>
+        <w:t>User</w:t>
+      </w:r>
+      <w:proofErr w:type="spellEnd"/>
       <w:r>
         <w:rPr>
           <w:b/>
           <w:bCs/>
         </w:rPr>
-        <w:t>Acceptance Criteria</w:t>
-      </w:r>
-    </w:p>
-    <w:p>
-      <w:pPr>
+        <w:t xml:space="preserve"> </w:t>
+      </w:r>
+      <w:proofErr w:type="spellStart"/>
+      <w:r>
+        <w:rPr>
+          <w:b/>
+          <w:bCs/>
+        </w:rPr>
+        <w:t>Story</w:t>
+      </w:r>
+      <w:proofErr w:type="spellEnd"/>
+      <w:r>
+        <w:br/>
+      </w:r>
+      <w:r>
+        <w:t xml:space="preserve">Là một người dùng, tôi muốn hệ thống tự động nhận diện số tiền từ nội dung ảnh hoặc </w:t>
+      </w:r>
+      <w:proofErr w:type="spellStart"/>
+      <w:r>
+        <w:t>text</w:t>
+      </w:r>
+      <w:proofErr w:type="spellEnd"/>
+      <w:r>
+        <w:t xml:space="preserve"> để tiết kiệm thời gian nhập liệu.</w:t>
+      </w:r>
+    </w:p>
+    <w:p>
+      <w:proofErr w:type="spellStart"/>
+      <w:r>
+        <w:rPr>
+          <w:b/>
+          <w:bCs/>
+        </w:rPr>
+        <w:t>Acceptance</w:t>
+      </w:r>
+      <w:proofErr w:type="spellEnd"/>
+      <w:r>
+        <w:rPr>
+          <w:b/>
+          <w:bCs/>
+        </w:rPr>
+        <w:t xml:space="preserve"> </w:t>
+      </w:r>
+      <w:proofErr w:type="spellStart"/>
+      <w:r>
+        <w:rPr>
+          <w:b/>
+          <w:bCs/>
+        </w:rPr>
+        <w:t>Criteria</w:t>
+      </w:r>
+      <w:proofErr w:type="spellEnd"/>
+    </w:p>
+    <w:p>
+      <w:pPr>
+        <w:rPr>
+          <w:i/>
+          <w:iCs/>
+        </w:rPr>
+      </w:pPr>
+      <w:r>
+        <w:rPr>
+          <w:i/>
+          <w:iCs/>
+        </w:rPr>
+        <w:t xml:space="preserve">Nhận diện được các </w:t>
+      </w:r>
+      <w:proofErr w:type="spellStart"/>
+      <w:r>
+        <w:rPr>
+          <w:i/>
+          <w:iCs/>
+        </w:rPr>
+        <w:t>format</w:t>
+      </w:r>
+      <w:proofErr w:type="spellEnd"/>
+      <w:r>
+        <w:rPr>
+          <w:i/>
+          <w:iCs/>
+        </w:rPr>
+        <w:t xml:space="preserve">: </w:t>
+      </w:r>
+    </w:p>
+    <w:p>
+      <w:pPr>
+        <w:pStyle w:val="oancuaDanhsach"/>
         <w:numPr>
           <w:ilvl w:val="0"/>
-          <w:numId w:val="9"/>
+          <w:numId w:val="18"/>
         </w:numPr>
       </w:pPr>
       <w:r>
-        <w:t xml:space="preserve">Detect ảnh mới (screenshot/gallery) </w:t>
-      </w:r>
-    </w:p>
-    <w:p>
-      <w:pPr>
+        <w:t xml:space="preserve">“80k” → 80000 </w:t>
+      </w:r>
+    </w:p>
+    <w:p>
+      <w:pPr>
+        <w:pStyle w:val="oancuaDanhsach"/>
         <w:numPr>
           <w:ilvl w:val="0"/>
-          <w:numId w:val="9"/>
+          <w:numId w:val="18"/>
         </w:numPr>
       </w:pPr>
       <w:r>
-        <w:t xml:space="preserve">Hiển thị: </w:t>
-      </w:r>
-    </w:p>
-    <w:p>
-      <w:pPr>
-        <w:numPr>
-          <w:ilvl w:val="1"/>
-          <w:numId w:val="9"/>
-        </w:numPr>
-      </w:pPr>
-      <w:r>
-        <w:t xml:space="preserve">ảnh preview </w:t>
-      </w:r>
-    </w:p>
-    <w:p>
-      <w:pPr>
-        <w:numPr>
-          <w:ilvl w:val="1"/>
-          <w:numId w:val="9"/>
-        </w:numPr>
-      </w:pPr>
-      <w:r>
-        <w:lastRenderedPageBreak/>
-        <w:t xml:space="preserve">amount (AI đoán) </w:t>
-      </w:r>
-    </w:p>
-    <w:p>
-      <w:pPr>
+        <w:t xml:space="preserve">“1.200.000” → 1200000 </w:t>
+      </w:r>
+    </w:p>
+    <w:p>
+      <w:r>
+        <w:rPr>
+          <w:i/>
+          <w:iCs/>
+        </w:rPr>
+        <w:t>Nếu có nhiều số:</w:t>
+      </w:r>
+      <w:r>
+        <w:t xml:space="preserve"> Chọn số phù hợp nhất (</w:t>
+      </w:r>
+      <w:proofErr w:type="spellStart"/>
+      <w:r>
+        <w:t>rule-based</w:t>
+      </w:r>
+      <w:proofErr w:type="spellEnd"/>
+      <w:r>
+        <w:t xml:space="preserve"> hoặc AI) </w:t>
+      </w:r>
+    </w:p>
+    <w:p>
+      <w:pPr>
+        <w:pStyle w:val="oancuaDanhsach"/>
         <w:numPr>
           <w:ilvl w:val="0"/>
-          <w:numId w:val="9"/>
+          <w:numId w:val="21"/>
         </w:numPr>
-      </w:pPr>
-      <w:r>
-        <w:t xml:space="preserve">Có nút: </w:t>
-      </w:r>
-    </w:p>
-    <w:p>
-      <w:pPr>
+        <w:rPr>
+          <w:b/>
+          <w:i/>
+        </w:rPr>
+      </w:pPr>
+      <w:r>
+        <w:t xml:space="preserve">Hiển thị số tiền đã </w:t>
+      </w:r>
+      <w:proofErr w:type="spellStart"/>
+      <w:r>
+        <w:t>detect</w:t>
+      </w:r>
+      <w:proofErr w:type="spellEnd"/>
+      <w:r>
+        <w:t xml:space="preserve"> để </w:t>
+      </w:r>
+      <w:proofErr w:type="spellStart"/>
+      <w:r>
+        <w:t>user</w:t>
+      </w:r>
+      <w:proofErr w:type="spellEnd"/>
+      <w:r>
+        <w:t xml:space="preserve"> </w:t>
+      </w:r>
+      <w:proofErr w:type="spellStart"/>
+      <w:r>
+        <w:t>confirm</w:t>
+      </w:r>
+      <w:proofErr w:type="spellEnd"/>
+      <w:r>
+        <w:t>.</w:t>
+      </w:r>
+    </w:p>
+    <w:p>
+      <w:pPr>
+        <w:pStyle w:val="u3"/>
+      </w:pPr>
+      <w:bookmarkStart w:id="8" w:name="_Toc229065182"/>
+      <w:r>
+        <w:t xml:space="preserve">US-07: </w:t>
+      </w:r>
+      <w:r>
+        <w:t>Cải thiện độ chính xác AI theo thời gian</w:t>
+      </w:r>
+      <w:bookmarkEnd w:id="8"/>
+    </w:p>
+    <w:p>
+      <w:proofErr w:type="spellStart"/>
+      <w:r>
+        <w:rPr>
+          <w:b/>
+          <w:bCs/>
+        </w:rPr>
+        <w:t>User</w:t>
+      </w:r>
+      <w:proofErr w:type="spellEnd"/>
+      <w:r>
+        <w:rPr>
+          <w:b/>
+          <w:bCs/>
+        </w:rPr>
+        <w:t xml:space="preserve"> </w:t>
+      </w:r>
+      <w:proofErr w:type="spellStart"/>
+      <w:r>
+        <w:rPr>
+          <w:b/>
+          <w:bCs/>
+        </w:rPr>
+        <w:t>Story</w:t>
+      </w:r>
+      <w:proofErr w:type="spellEnd"/>
+      <w:r>
+        <w:br/>
+      </w:r>
+      <w:r>
+        <w:t>Là một người dùng, tôi muốn hệ thống học từ các chỉnh sửa của tôi để các lần sau gợi ý chính xác hơn.</w:t>
+      </w:r>
+    </w:p>
+    <w:p>
+      <w:proofErr w:type="spellStart"/>
+      <w:r>
+        <w:rPr>
+          <w:b/>
+          <w:bCs/>
+        </w:rPr>
+        <w:t>Acceptance</w:t>
+      </w:r>
+      <w:proofErr w:type="spellEnd"/>
+      <w:r>
+        <w:rPr>
+          <w:b/>
+          <w:bCs/>
+        </w:rPr>
+        <w:t xml:space="preserve"> </w:t>
+      </w:r>
+      <w:proofErr w:type="spellStart"/>
+      <w:r>
+        <w:rPr>
+          <w:b/>
+          <w:bCs/>
+        </w:rPr>
+        <w:t>Criteria</w:t>
+      </w:r>
+      <w:proofErr w:type="spellEnd"/>
+    </w:p>
+    <w:p>
+      <w:r>
+        <w:t xml:space="preserve">Ghi nhận khi </w:t>
+      </w:r>
+      <w:proofErr w:type="spellStart"/>
+      <w:r>
+        <w:t>user</w:t>
+      </w:r>
+      <w:proofErr w:type="spellEnd"/>
+      <w:r>
+        <w:t xml:space="preserve">: </w:t>
+      </w:r>
+    </w:p>
+    <w:p>
+      <w:pPr>
+        <w:pStyle w:val="oancuaDanhsach"/>
         <w:numPr>
-          <w:ilvl w:val="1"/>
-          <w:numId w:val="9"/>
+          <w:ilvl w:val="0"/>
+          <w:numId w:val="33"/>
         </w:numPr>
       </w:pPr>
       <w:r>
-        <w:t xml:space="preserve">Add </w:t>
-      </w:r>
-    </w:p>
-    <w:p>
-      <w:pPr>
+        <w:lastRenderedPageBreak/>
+        <w:t xml:space="preserve">Sửa </w:t>
+      </w:r>
+      <w:proofErr w:type="spellStart"/>
+      <w:r>
+        <w:t>amount</w:t>
+      </w:r>
+      <w:proofErr w:type="spellEnd"/>
+      <w:r>
+        <w:t xml:space="preserve"> </w:t>
+      </w:r>
+    </w:p>
+    <w:p>
+      <w:pPr>
+        <w:pStyle w:val="oancuaDanhsach"/>
         <w:numPr>
-          <w:ilvl w:val="1"/>
-          <w:numId w:val="9"/>
+          <w:ilvl w:val="0"/>
+          <w:numId w:val="33"/>
         </w:numPr>
       </w:pPr>
       <w:r>
+        <w:t xml:space="preserve">Sửa </w:t>
+      </w:r>
+      <w:proofErr w:type="spellStart"/>
+      <w:r>
+        <w:t>category</w:t>
+      </w:r>
+      <w:proofErr w:type="spellEnd"/>
+      <w:r>
+        <w:t xml:space="preserve"> </w:t>
+      </w:r>
+    </w:p>
+    <w:p>
+      <w:r>
+        <w:t>Hệ thống</w:t>
+      </w:r>
+      <w:r>
+        <w:t xml:space="preserve"> c</w:t>
+      </w:r>
+      <w:r>
+        <w:t xml:space="preserve">ải thiện: </w:t>
+      </w:r>
+    </w:p>
+    <w:p>
+      <w:pPr>
+        <w:pStyle w:val="oancuaDanhsach"/>
+        <w:numPr>
+          <w:ilvl w:val="0"/>
+          <w:numId w:val="33"/>
+        </w:numPr>
+      </w:pPr>
+      <w:proofErr w:type="spellStart"/>
+      <w:r>
+        <w:t>Detect</w:t>
+      </w:r>
+      <w:proofErr w:type="spellEnd"/>
+      <w:r>
+        <w:t xml:space="preserve"> </w:t>
+      </w:r>
+      <w:proofErr w:type="spellStart"/>
+      <w:r>
+        <w:t>amount</w:t>
+      </w:r>
+      <w:proofErr w:type="spellEnd"/>
+      <w:r>
+        <w:t xml:space="preserve"> </w:t>
+      </w:r>
+    </w:p>
+    <w:p>
+      <w:pPr>
+        <w:pStyle w:val="oancuaDanhsach"/>
+        <w:numPr>
+          <w:ilvl w:val="0"/>
+          <w:numId w:val="33"/>
+        </w:numPr>
+      </w:pPr>
+      <w:proofErr w:type="spellStart"/>
+      <w:r>
+        <w:t>Classify</w:t>
+      </w:r>
+      <w:proofErr w:type="spellEnd"/>
+      <w:r>
+        <w:t xml:space="preserve"> </w:t>
+      </w:r>
+      <w:proofErr w:type="spellStart"/>
+      <w:r>
+        <w:t>category</w:t>
+      </w:r>
+      <w:proofErr w:type="spellEnd"/>
+      <w:r>
+        <w:t xml:space="preserve"> </w:t>
+      </w:r>
+    </w:p>
+    <w:p>
+      <w:r>
+        <w:t xml:space="preserve">Theo thời gian: </w:t>
+      </w:r>
+    </w:p>
+    <w:p>
+      <w:pPr>
+        <w:pStyle w:val="oancuaDanhsach"/>
+        <w:numPr>
+          <w:ilvl w:val="0"/>
+          <w:numId w:val="48"/>
+        </w:numPr>
+      </w:pPr>
+      <w:r>
+        <w:t xml:space="preserve">Ghi nhận </w:t>
+      </w:r>
+      <w:proofErr w:type="spellStart"/>
+      <w:r>
+        <w:t>correction</w:t>
+      </w:r>
+      <w:proofErr w:type="spellEnd"/>
+      <w:r>
+        <w:t xml:space="preserve"> của </w:t>
+      </w:r>
+      <w:proofErr w:type="spellStart"/>
+      <w:r>
+        <w:t>user.</w:t>
+      </w:r>
+      <w:proofErr w:type="spellEnd"/>
+    </w:p>
+    <w:p>
+      <w:pPr>
+        <w:pStyle w:val="oancuaDanhsach"/>
+        <w:numPr>
+          <w:ilvl w:val="0"/>
+          <w:numId w:val="48"/>
+        </w:numPr>
+      </w:pPr>
+      <w:r>
+        <w:t xml:space="preserve">Giảm tỷ lệ chỉnh sửa </w:t>
+      </w:r>
+      <w:proofErr w:type="spellStart"/>
+      <w:r>
+        <w:t>transaction</w:t>
+      </w:r>
+      <w:proofErr w:type="spellEnd"/>
+      <w:r>
+        <w:t xml:space="preserve"> theo thời </w:t>
+      </w:r>
+      <w:r>
+        <w:t>gian.</w:t>
+      </w:r>
+    </w:p>
+    <w:p>
+      <w:pPr>
+        <w:pStyle w:val="u3"/>
+      </w:pPr>
+      <w:bookmarkStart w:id="9" w:name="_Toc229065183"/>
+      <w:r>
+        <w:t>US-08: Gợi ý giao dịch khi mở app (smart UX)</w:t>
+      </w:r>
+      <w:bookmarkEnd w:id="9"/>
+    </w:p>
+    <w:p>
+      <w:proofErr w:type="spellStart"/>
+      <w:r>
+        <w:rPr>
+          <w:b/>
+          <w:bCs/>
+        </w:rPr>
+        <w:t>User</w:t>
+      </w:r>
+      <w:proofErr w:type="spellEnd"/>
+      <w:r>
+        <w:rPr>
+          <w:b/>
+          <w:bCs/>
+        </w:rPr>
+        <w:t xml:space="preserve"> </w:t>
+      </w:r>
+      <w:proofErr w:type="spellStart"/>
+      <w:r>
+        <w:rPr>
+          <w:b/>
+          <w:bCs/>
+        </w:rPr>
+        <w:t>Story</w:t>
+      </w:r>
+      <w:proofErr w:type="spellEnd"/>
+      <w:r>
+        <w:br/>
+      </w:r>
+      <w:r>
+        <w:t xml:space="preserve">Là một người dùng, tôi muốn </w:t>
+      </w:r>
+      <w:proofErr w:type="spellStart"/>
+      <w:r>
+        <w:t>app</w:t>
+      </w:r>
+      <w:proofErr w:type="spellEnd"/>
+      <w:r>
+        <w:t xml:space="preserve"> chủ động gợi ý các giao dịch từ ảnh gần đây để tôi không quên ghi lại chi tiêu.</w:t>
+      </w:r>
+    </w:p>
+    <w:p>
+      <w:proofErr w:type="spellStart"/>
+      <w:r>
+        <w:rPr>
+          <w:b/>
+          <w:bCs/>
+        </w:rPr>
+        <w:t>Acceptance</w:t>
+      </w:r>
+      <w:proofErr w:type="spellEnd"/>
+      <w:r>
+        <w:rPr>
+          <w:b/>
+          <w:bCs/>
+        </w:rPr>
+        <w:t xml:space="preserve"> </w:t>
+      </w:r>
+      <w:proofErr w:type="spellStart"/>
+      <w:r>
+        <w:rPr>
+          <w:b/>
+          <w:bCs/>
+        </w:rPr>
+        <w:t>Criteria</w:t>
+      </w:r>
+      <w:proofErr w:type="spellEnd"/>
+    </w:p>
+    <w:p>
+      <w:r>
+        <w:t xml:space="preserve">Detect ảnh mới (screenshot/gallery) </w:t>
+      </w:r>
+    </w:p>
+    <w:p>
+      <w:pPr>
+        <w:spacing w:line="278" w:lineRule="auto"/>
+      </w:pPr>
+      <w:r>
+        <w:t xml:space="preserve">Hệ thống: Phân tích ảnh và tạo </w:t>
+      </w:r>
+      <w:proofErr w:type="spellStart"/>
+      <w:r>
+        <w:t>transaction</w:t>
+      </w:r>
+      <w:proofErr w:type="spellEnd"/>
+      <w:r>
+        <w:t xml:space="preserve"> </w:t>
+      </w:r>
+      <w:proofErr w:type="spellStart"/>
+      <w:r>
+        <w:t>suggestion</w:t>
+      </w:r>
+      <w:proofErr w:type="spellEnd"/>
+      <w:r>
+        <w:t xml:space="preserve"> </w:t>
+      </w:r>
+    </w:p>
+    <w:p>
+      <w:pPr>
+        <w:spacing w:line="278" w:lineRule="auto"/>
+      </w:pPr>
+      <w:r>
+        <w:t xml:space="preserve">Hiển thị: danh sách gợi ý (ảnh </w:t>
+      </w:r>
+      <w:proofErr w:type="spellStart"/>
+      <w:r>
+        <w:t>preview</w:t>
+      </w:r>
+      <w:proofErr w:type="spellEnd"/>
+      <w:r>
+        <w:t xml:space="preserve"> + </w:t>
+      </w:r>
+      <w:proofErr w:type="spellStart"/>
+      <w:r>
+        <w:t>amount</w:t>
+      </w:r>
+      <w:proofErr w:type="spellEnd"/>
+      <w:r>
+        <w:t xml:space="preserve">) </w:t>
+      </w:r>
+    </w:p>
+    <w:p>
+      <w:pPr>
+        <w:spacing w:line="278" w:lineRule="auto"/>
+      </w:pPr>
+      <w:proofErr w:type="spellStart"/>
+      <w:r>
+        <w:t>User</w:t>
+      </w:r>
+      <w:proofErr w:type="spellEnd"/>
+      <w:r>
+        <w:t xml:space="preserve"> có thể: </w:t>
+      </w:r>
+    </w:p>
+    <w:p>
+      <w:pPr>
+        <w:numPr>
+          <w:ilvl w:val="0"/>
+          <w:numId w:val="37"/>
+        </w:numPr>
+        <w:spacing w:line="278" w:lineRule="auto"/>
+      </w:pPr>
+      <w:proofErr w:type="spellStart"/>
+      <w:r>
+        <w:t>Add</w:t>
+      </w:r>
+      <w:proofErr w:type="spellEnd"/>
+      <w:r>
+        <w:t xml:space="preserve"> nhanh (1–2 bước) </w:t>
+      </w:r>
+    </w:p>
+    <w:p>
+      <w:pPr>
+        <w:numPr>
+          <w:ilvl w:val="0"/>
+          <w:numId w:val="37"/>
+        </w:numPr>
+        <w:spacing w:line="278" w:lineRule="auto"/>
+      </w:pPr>
+      <w:proofErr w:type="spellStart"/>
+      <w:r>
         <w:t>Ignore</w:t>
       </w:r>
+      <w:proofErr w:type="spellEnd"/>
     </w:p>
     <w:p>
       <w:pPr>
@@ -2297,7 +3030,7 @@
       <w:pPr>
         <w:pStyle w:val="u2"/>
       </w:pPr>
-      <w:bookmarkStart w:id="10" w:name="_Toc227415676"/>
+      <w:bookmarkStart w:id="10" w:name="_Toc229065184"/>
       <w:r>
         <w:lastRenderedPageBreak/>
         <w:t>EPIC 3: Quản lý tài chính</w:t>
@@ -2309,7 +3042,7 @@
       <w:pPr>
         <w:pStyle w:val="u3"/>
       </w:pPr>
-      <w:bookmarkStart w:id="11" w:name="_Toc227415677"/>
+      <w:bookmarkStart w:id="11" w:name="_Toc229065185"/>
       <w:r>
         <w:t>US-09: Xem danh sách giao dịch</w:t>
       </w:r>
@@ -2338,66 +3071,59 @@
       </w:r>
     </w:p>
     <w:p>
-      <w:pPr>
+      <w:r>
+        <w:t xml:space="preserve">Hiển thị: </w:t>
+      </w:r>
+    </w:p>
+    <w:p>
+      <w:pPr>
+        <w:pStyle w:val="oancuaDanhsach"/>
         <w:numPr>
           <w:ilvl w:val="0"/>
-          <w:numId w:val="10"/>
+          <w:numId w:val="49"/>
         </w:numPr>
       </w:pPr>
       <w:r>
-        <w:t xml:space="preserve">Hiển thị: </w:t>
-      </w:r>
-    </w:p>
-    <w:p>
-      <w:pPr>
-        <w:numPr>
-          <w:ilvl w:val="1"/>
-          <w:numId w:val="10"/>
-        </w:numPr>
-      </w:pPr>
-      <w:r>
         <w:t xml:space="preserve">amount </w:t>
       </w:r>
     </w:p>
     <w:p>
       <w:pPr>
-        <w:numPr>
-          <w:ilvl w:val="1"/>
-          <w:numId w:val="10"/>
-        </w:numPr>
-      </w:pPr>
-      <w:r>
-        <w:t xml:space="preserve">category </w:t>
-      </w:r>
-    </w:p>
-    <w:p>
-      <w:pPr>
-        <w:numPr>
-          <w:ilvl w:val="1"/>
-          <w:numId w:val="10"/>
-        </w:numPr>
-      </w:pPr>
-      <w:r>
-        <w:t xml:space="preserve">date </w:t>
-      </w:r>
-    </w:p>
-    <w:p>
-      <w:pPr>
+        <w:pStyle w:val="oancuaDanhsach"/>
         <w:numPr>
           <w:ilvl w:val="0"/>
-          <w:numId w:val="10"/>
+          <w:numId w:val="49"/>
         </w:numPr>
       </w:pPr>
       <w:r>
+        <w:t xml:space="preserve">category </w:t>
+      </w:r>
+    </w:p>
+    <w:p>
+      <w:pPr>
+        <w:pStyle w:val="oancuaDanhsach"/>
+        <w:numPr>
+          <w:ilvl w:val="0"/>
+          <w:numId w:val="49"/>
+        </w:numPr>
+      </w:pPr>
+      <w:r>
+        <w:t xml:space="preserve">date </w:t>
+      </w:r>
+    </w:p>
+    <w:p>
+      <w:r>
         <w:t xml:space="preserve">Có filter: </w:t>
       </w:r>
     </w:p>
     <w:p>
       <w:pPr>
+        <w:pStyle w:val="oancuaDanhsach"/>
         <w:numPr>
-          <w:ilvl w:val="1"/>
-          <w:numId w:val="10"/>
+          <w:ilvl w:val="0"/>
+          <w:numId w:val="50"/>
         </w:numPr>
+        <w:ind w:left="567"/>
       </w:pPr>
       <w:r>
         <w:t xml:space="preserve">theo ngày </w:t>
@@ -2405,10 +3131,12 @@
     </w:p>
     <w:p>
       <w:pPr>
+        <w:pStyle w:val="oancuaDanhsach"/>
         <w:numPr>
-          <w:ilvl w:val="1"/>
-          <w:numId w:val="10"/>
+          <w:ilvl w:val="0"/>
+          <w:numId w:val="50"/>
         </w:numPr>
+        <w:ind w:left="567"/>
       </w:pPr>
       <w:r>
         <w:t>theo category</w:t>
@@ -2418,7 +3146,7 @@
       <w:pPr>
         <w:pStyle w:val="u3"/>
       </w:pPr>
-      <w:bookmarkStart w:id="12" w:name="_Toc227415678"/>
+      <w:bookmarkStart w:id="12" w:name="_Toc229065186"/>
       <w:r>
         <w:t>US-10: Chỉnh sửa giao dịch</w:t>
       </w:r>
@@ -2447,22 +3175,37 @@
       </w:r>
     </w:p>
     <w:p>
-      <w:pPr>
+      <w:proofErr w:type="spellStart"/>
+      <w:r>
+        <w:t>Edit</w:t>
+      </w:r>
+      <w:proofErr w:type="spellEnd"/>
+      <w:r>
+        <w:t xml:space="preserve"> (</w:t>
+      </w:r>
+      <w:r>
+        <w:t xml:space="preserve">chỉnh sửa nhanh với </w:t>
+      </w:r>
+      <w:proofErr w:type="spellStart"/>
+      <w:r>
+        <w:t>flow</w:t>
+      </w:r>
+      <w:proofErr w:type="spellEnd"/>
+      <w:r>
+        <w:t xml:space="preserve"> đơn </w:t>
+      </w:r>
+      <w:r>
+        <w:t xml:space="preserve">giản): </w:t>
+      </w:r>
+    </w:p>
+    <w:p>
+      <w:pPr>
+        <w:pStyle w:val="oancuaDanhsach"/>
         <w:numPr>
           <w:ilvl w:val="0"/>
-          <w:numId w:val="11"/>
+          <w:numId w:val="51"/>
         </w:numPr>
-      </w:pPr>
-      <w:r>
-        <w:t xml:space="preserve">Edit: </w:t>
-      </w:r>
-    </w:p>
-    <w:p>
-      <w:pPr>
-        <w:numPr>
-          <w:ilvl w:val="1"/>
-          <w:numId w:val="11"/>
-        </w:numPr>
+        <w:ind w:left="567"/>
       </w:pPr>
       <w:r>
         <w:t xml:space="preserve">amount </w:t>
@@ -2470,42 +3213,35 @@
     </w:p>
     <w:p>
       <w:pPr>
-        <w:numPr>
-          <w:ilvl w:val="1"/>
-          <w:numId w:val="11"/>
-        </w:numPr>
-      </w:pPr>
-      <w:r>
-        <w:t xml:space="preserve">category </w:t>
-      </w:r>
-    </w:p>
-    <w:p>
-      <w:pPr>
-        <w:numPr>
-          <w:ilvl w:val="1"/>
-          <w:numId w:val="11"/>
-        </w:numPr>
-      </w:pPr>
-      <w:r>
-        <w:t xml:space="preserve">note </w:t>
-      </w:r>
-    </w:p>
-    <w:p>
-      <w:pPr>
+        <w:pStyle w:val="oancuaDanhsach"/>
         <w:numPr>
           <w:ilvl w:val="0"/>
-          <w:numId w:val="11"/>
+          <w:numId w:val="51"/>
         </w:numPr>
-      </w:pPr>
-      <w:r>
-        <w:t xml:space="preserve">Save nhanh ≤ 1 thao tác </w:t>
+        <w:ind w:left="567"/>
+      </w:pPr>
+      <w:r>
+        <w:t xml:space="preserve">category </w:t>
+      </w:r>
+    </w:p>
+    <w:p>
+      <w:pPr>
+        <w:pStyle w:val="oancuaDanhsach"/>
+        <w:numPr>
+          <w:ilvl w:val="0"/>
+          <w:numId w:val="51"/>
+        </w:numPr>
+        <w:ind w:left="567"/>
+      </w:pPr>
+      <w:r>
+        <w:t xml:space="preserve">note </w:t>
       </w:r>
     </w:p>
     <w:p>
       <w:pPr>
         <w:pStyle w:val="u3"/>
       </w:pPr>
-      <w:bookmarkStart w:id="13" w:name="_Toc227415679"/>
+      <w:bookmarkStart w:id="13" w:name="_Toc229065187"/>
       <w:r>
         <w:t>US-11: Xóa giao dịch</w:t>
       </w:r>
@@ -2573,7 +3309,7 @@
       <w:pPr>
         <w:pStyle w:val="u2"/>
       </w:pPr>
-      <w:bookmarkStart w:id="14" w:name="_Toc227415680"/>
+      <w:bookmarkStart w:id="14" w:name="_Toc229065188"/>
       <w:r>
         <w:lastRenderedPageBreak/>
         <w:t>EPIC 4: Insight &amp; phân tích (AI value)</w:t>
@@ -2585,7 +3321,7 @@
       <w:pPr>
         <w:pStyle w:val="u3"/>
       </w:pPr>
-      <w:bookmarkStart w:id="15" w:name="_Toc227415681"/>
+      <w:bookmarkStart w:id="15" w:name="_Toc229065189"/>
       <w:r>
         <w:t>US-12: Thống kê chi tiêu</w:t>
       </w:r>
@@ -2639,7 +3375,7 @@
       <w:pPr>
         <w:pStyle w:val="u3"/>
       </w:pPr>
-      <w:bookmarkStart w:id="16" w:name="_Toc227415682"/>
+      <w:bookmarkStart w:id="16" w:name="_Toc229065190"/>
       <w:r>
         <w:t>US-13: Phát hiện hành vi chi tiêu</w:t>
       </w:r>
@@ -2704,7 +3440,7 @@
       <w:pPr>
         <w:pStyle w:val="u3"/>
       </w:pPr>
-      <w:bookmarkStart w:id="17" w:name="_Toc227415683"/>
+      <w:bookmarkStart w:id="17" w:name="_Toc229065191"/>
       <w:r>
         <w:t>US-14: Gợi ý tiết kiệm (AI)</w:t>
       </w:r>
@@ -2783,7 +3519,7 @@
       <w:pPr>
         <w:pStyle w:val="u2"/>
       </w:pPr>
-      <w:bookmarkStart w:id="18" w:name="_Toc227415684"/>
+      <w:bookmarkStart w:id="18" w:name="_Toc229065192"/>
       <w:r>
         <w:lastRenderedPageBreak/>
         <w:t>EPIC 5: Hệ thống &amp; bảo mật</w:t>
@@ -2795,47 +3531,551 @@
       <w:pPr>
         <w:pStyle w:val="u3"/>
       </w:pPr>
-      <w:bookmarkStart w:id="19" w:name="_Toc227415685"/>
-      <w:r>
-        <w:t>US-15: Đăng nhập / đăng ký</w:t>
+      <w:bookmarkStart w:id="19" w:name="_Toc229065193"/>
+      <w:r>
+        <w:t xml:space="preserve">US-15: </w:t>
+      </w:r>
+      <w:r>
+        <w:t>Quản lý tài khoản &amp; đồng bộ dữ liệu</w:t>
       </w:r>
       <w:bookmarkEnd w:id="19"/>
     </w:p>
     <w:p>
+      <w:proofErr w:type="spellStart"/>
       <w:r>
         <w:rPr>
           <w:b/>
           <w:bCs/>
         </w:rPr>
-        <w:t>User Story</w:t>
-      </w:r>
-      <w:r>
-        <w:br/>
-        <w:t>Là người dùng, tôi muốn có tài khoản để lưu dữ liệu cá nhân.</w:t>
-      </w:r>
-    </w:p>
-    <w:p>
-      <w:pPr>
-        <w:pStyle w:val="u3"/>
-      </w:pPr>
-      <w:bookmarkStart w:id="20" w:name="_Toc227415686"/>
-      <w:r>
-        <w:t>US-16: Bảo mật dữ liệu</w:t>
-      </w:r>
-      <w:bookmarkEnd w:id="20"/>
-    </w:p>
-    <w:p>
+        <w:t>User</w:t>
+      </w:r>
+      <w:proofErr w:type="spellEnd"/>
       <w:r>
         <w:rPr>
           <w:b/>
           <w:bCs/>
         </w:rPr>
-        <w:t>User Story</w:t>
-      </w:r>
-      <w:r>
+        <w:t xml:space="preserve"> </w:t>
+      </w:r>
+      <w:proofErr w:type="spellStart"/>
+      <w:r>
+        <w:rPr>
+          <w:b/>
+          <w:bCs/>
+        </w:rPr>
+        <w:t>Story</w:t>
+      </w:r>
+      <w:proofErr w:type="spellEnd"/>
+      <w:r>
+        <w:rPr>
+          <w:b/>
+          <w:bCs/>
+        </w:rPr>
         <w:br/>
-        <w:t>Là người dùng, tôi muốn dữ liệu tài chính của mình được bảo vệ an toàn.</w:t>
-      </w:r>
+      </w:r>
+      <w:r>
+        <w:t>Là một người dùng, tôi muốn có tài khoản để dữ liệu tài chính của tôi được lưu trữ và đồng bộ giữa các thiết bị.</w:t>
+      </w:r>
+    </w:p>
+    <w:p>
+      <w:pPr>
+        <w:rPr>
+          <w:b/>
+          <w:bCs/>
+        </w:rPr>
+      </w:pPr>
+      <w:proofErr w:type="spellStart"/>
+      <w:r>
+        <w:rPr>
+          <w:b/>
+          <w:bCs/>
+        </w:rPr>
+        <w:t>Acceptance</w:t>
+      </w:r>
+      <w:proofErr w:type="spellEnd"/>
+      <w:r>
+        <w:rPr>
+          <w:b/>
+          <w:bCs/>
+        </w:rPr>
+        <w:t xml:space="preserve"> </w:t>
+      </w:r>
+      <w:proofErr w:type="spellStart"/>
+      <w:r>
+        <w:rPr>
+          <w:b/>
+          <w:bCs/>
+        </w:rPr>
+        <w:t>Criteria</w:t>
+      </w:r>
+      <w:proofErr w:type="spellEnd"/>
+    </w:p>
+    <w:p>
+      <w:r>
+        <w:t xml:space="preserve">Hỗ trợ: </w:t>
+      </w:r>
+    </w:p>
+    <w:p>
+      <w:pPr>
+        <w:pStyle w:val="oancuaDanhsach"/>
+        <w:numPr>
+          <w:ilvl w:val="0"/>
+          <w:numId w:val="39"/>
+        </w:numPr>
+      </w:pPr>
+      <w:r>
+        <w:t xml:space="preserve">đăng ký bằng </w:t>
+      </w:r>
+      <w:proofErr w:type="spellStart"/>
+      <w:r>
+        <w:t>email</w:t>
+      </w:r>
+      <w:proofErr w:type="spellEnd"/>
+      <w:r>
+        <w:t xml:space="preserve"> </w:t>
+      </w:r>
+    </w:p>
+    <w:p>
+      <w:pPr>
+        <w:pStyle w:val="oancuaDanhsach"/>
+        <w:numPr>
+          <w:ilvl w:val="0"/>
+          <w:numId w:val="39"/>
+        </w:numPr>
+      </w:pPr>
+      <w:r>
+        <w:t xml:space="preserve">đăng nhập bằng </w:t>
+      </w:r>
+      <w:proofErr w:type="spellStart"/>
+      <w:r>
+        <w:t>email</w:t>
+      </w:r>
+      <w:proofErr w:type="spellEnd"/>
+      <w:r>
+        <w:t xml:space="preserve"> / </w:t>
+      </w:r>
+      <w:proofErr w:type="spellStart"/>
+      <w:r>
+        <w:t>Google</w:t>
+      </w:r>
+      <w:proofErr w:type="spellEnd"/>
+      <w:r>
+        <w:t xml:space="preserve"> </w:t>
+      </w:r>
+    </w:p>
+    <w:p>
+      <w:r>
+        <w:t xml:space="preserve">Dữ liệu: </w:t>
+      </w:r>
+    </w:p>
+    <w:p>
+      <w:pPr>
+        <w:pStyle w:val="oancuaDanhsach"/>
+        <w:numPr>
+          <w:ilvl w:val="0"/>
+          <w:numId w:val="39"/>
+        </w:numPr>
+      </w:pPr>
+      <w:r>
+        <w:t xml:space="preserve">được lưu trên </w:t>
+      </w:r>
+      <w:proofErr w:type="spellStart"/>
+      <w:r>
+        <w:t>cloud</w:t>
+      </w:r>
+      <w:proofErr w:type="spellEnd"/>
+      <w:r>
+        <w:t xml:space="preserve"> </w:t>
+      </w:r>
+    </w:p>
+    <w:p>
+      <w:pPr>
+        <w:pStyle w:val="oancuaDanhsach"/>
+        <w:numPr>
+          <w:ilvl w:val="0"/>
+          <w:numId w:val="39"/>
+        </w:numPr>
+      </w:pPr>
+      <w:r>
+        <w:t xml:space="preserve">tự động </w:t>
+      </w:r>
+      <w:proofErr w:type="spellStart"/>
+      <w:r>
+        <w:t>sync</w:t>
+      </w:r>
+      <w:proofErr w:type="spellEnd"/>
+      <w:r>
+        <w:t xml:space="preserve"> giữa các thiết bị </w:t>
+      </w:r>
+    </w:p>
+    <w:p>
+      <w:r>
+        <w:t xml:space="preserve">Sau khi </w:t>
+      </w:r>
+      <w:proofErr w:type="spellStart"/>
+      <w:r>
+        <w:t>login</w:t>
+      </w:r>
+      <w:proofErr w:type="spellEnd"/>
+      <w:r>
+        <w:t xml:space="preserve">: </w:t>
+      </w:r>
+    </w:p>
+    <w:p>
+      <w:pPr>
+        <w:pStyle w:val="oancuaDanhsach"/>
+        <w:numPr>
+          <w:ilvl w:val="0"/>
+          <w:numId w:val="39"/>
+        </w:numPr>
+      </w:pPr>
+      <w:proofErr w:type="spellStart"/>
+      <w:r>
+        <w:t>load</w:t>
+      </w:r>
+      <w:proofErr w:type="spellEnd"/>
+      <w:r>
+        <w:t xml:space="preserve"> lại toàn bộ </w:t>
+      </w:r>
+      <w:proofErr w:type="spellStart"/>
+      <w:r>
+        <w:t>transaction</w:t>
+      </w:r>
+      <w:proofErr w:type="spellEnd"/>
+    </w:p>
+    <w:p>
+      <w:pPr>
+        <w:pStyle w:val="u3"/>
+      </w:pPr>
+      <w:bookmarkStart w:id="20" w:name="_Toc229065194"/>
+      <w:r>
+        <w:t xml:space="preserve">US-16: </w:t>
+      </w:r>
+      <w:r>
+        <w:t>Bảo vệ dữ liệu tài chính</w:t>
+      </w:r>
+      <w:bookmarkEnd w:id="20"/>
+    </w:p>
+    <w:p>
+      <w:proofErr w:type="spellStart"/>
+      <w:r>
+        <w:rPr>
+          <w:b/>
+          <w:bCs/>
+        </w:rPr>
+        <w:t>User</w:t>
+      </w:r>
+      <w:proofErr w:type="spellEnd"/>
+      <w:r>
+        <w:rPr>
+          <w:b/>
+          <w:bCs/>
+        </w:rPr>
+        <w:t xml:space="preserve"> </w:t>
+      </w:r>
+      <w:proofErr w:type="spellStart"/>
+      <w:r>
+        <w:rPr>
+          <w:b/>
+          <w:bCs/>
+        </w:rPr>
+        <w:t>Story</w:t>
+      </w:r>
+      <w:proofErr w:type="spellEnd"/>
+      <w:r>
+        <w:rPr>
+          <w:b/>
+          <w:bCs/>
+        </w:rPr>
+        <w:br/>
+      </w:r>
+      <w:r>
+        <w:t>Là một người dùng, tôi muốn dữ liệu tài chính của mình được bảo vệ an toàn để đảm bảo quyền riêng tư.</w:t>
+      </w:r>
+    </w:p>
+    <w:p>
+      <w:pPr>
+        <w:rPr>
+          <w:b/>
+          <w:bCs/>
+        </w:rPr>
+      </w:pPr>
+      <w:proofErr w:type="spellStart"/>
+      <w:r>
+        <w:rPr>
+          <w:b/>
+          <w:bCs/>
+        </w:rPr>
+        <w:t>Acceptance</w:t>
+      </w:r>
+      <w:proofErr w:type="spellEnd"/>
+      <w:r>
+        <w:rPr>
+          <w:b/>
+          <w:bCs/>
+        </w:rPr>
+        <w:t xml:space="preserve"> </w:t>
+      </w:r>
+      <w:proofErr w:type="spellStart"/>
+      <w:r>
+        <w:rPr>
+          <w:b/>
+          <w:bCs/>
+        </w:rPr>
+        <w:t>Criteria</w:t>
+      </w:r>
+      <w:proofErr w:type="spellEnd"/>
+    </w:p>
+    <w:p>
+      <w:proofErr w:type="spellStart"/>
+      <w:r>
+        <w:t>Data</w:t>
+      </w:r>
+      <w:proofErr w:type="spellEnd"/>
+      <w:r>
+        <w:t xml:space="preserve"> được: </w:t>
+      </w:r>
+    </w:p>
+    <w:p>
+      <w:pPr>
+        <w:pStyle w:val="oancuaDanhsach"/>
+        <w:numPr>
+          <w:ilvl w:val="0"/>
+          <w:numId w:val="39"/>
+        </w:numPr>
+      </w:pPr>
+      <w:r>
+        <w:t xml:space="preserve">mã hóa khi lưu trữ </w:t>
+      </w:r>
+    </w:p>
+    <w:p>
+      <w:pPr>
+        <w:pStyle w:val="oancuaDanhsach"/>
+        <w:numPr>
+          <w:ilvl w:val="0"/>
+          <w:numId w:val="39"/>
+        </w:numPr>
+      </w:pPr>
+      <w:r>
+        <w:t xml:space="preserve">mã hóa khi truyền (API) </w:t>
+      </w:r>
+    </w:p>
+    <w:p>
+      <w:r>
+        <w:t xml:space="preserve">Có thể bật: </w:t>
+      </w:r>
+    </w:p>
+    <w:p>
+      <w:pPr>
+        <w:pStyle w:val="oancuaDanhsach"/>
+        <w:numPr>
+          <w:ilvl w:val="0"/>
+          <w:numId w:val="39"/>
+        </w:numPr>
+      </w:pPr>
+      <w:r>
+        <w:t xml:space="preserve">khóa </w:t>
+      </w:r>
+      <w:proofErr w:type="spellStart"/>
+      <w:r>
+        <w:t>app</w:t>
+      </w:r>
+      <w:proofErr w:type="spellEnd"/>
+      <w:r>
+        <w:t xml:space="preserve"> (PIN / </w:t>
+      </w:r>
+      <w:proofErr w:type="spellStart"/>
+      <w:r>
+        <w:t>biometrics</w:t>
+      </w:r>
+      <w:proofErr w:type="spellEnd"/>
+      <w:r>
+        <w:t xml:space="preserve">) </w:t>
+      </w:r>
+    </w:p>
+    <w:p>
+      <w:pPr>
+        <w:pStyle w:val="oancuaDanhsach"/>
+        <w:numPr>
+          <w:ilvl w:val="0"/>
+          <w:numId w:val="39"/>
+        </w:numPr>
+      </w:pPr>
+      <w:r>
+        <w:t xml:space="preserve">Không chia sẻ dữ liệu với bên thứ ba (trừ khi </w:t>
+      </w:r>
+      <w:proofErr w:type="spellStart"/>
+      <w:r>
+        <w:t>user</w:t>
+      </w:r>
+      <w:proofErr w:type="spellEnd"/>
+      <w:r>
+        <w:t xml:space="preserve"> cho phép)</w:t>
+      </w:r>
+    </w:p>
+    <w:p>
+      <w:pPr>
+        <w:pStyle w:val="u3"/>
+      </w:pPr>
+      <w:bookmarkStart w:id="21" w:name="_Toc229065195"/>
+      <w:r>
+        <w:t>US-17: Sao lưu &amp; khôi phục dữ liệu</w:t>
+      </w:r>
+      <w:bookmarkEnd w:id="21"/>
+    </w:p>
+    <w:p>
+      <w:proofErr w:type="spellStart"/>
+      <w:r>
+        <w:rPr>
+          <w:b/>
+          <w:bCs/>
+        </w:rPr>
+        <w:t>User</w:t>
+      </w:r>
+      <w:proofErr w:type="spellEnd"/>
+      <w:r>
+        <w:rPr>
+          <w:b/>
+          <w:bCs/>
+        </w:rPr>
+        <w:t xml:space="preserve"> </w:t>
+      </w:r>
+      <w:proofErr w:type="spellStart"/>
+      <w:r>
+        <w:rPr>
+          <w:b/>
+          <w:bCs/>
+        </w:rPr>
+        <w:t>Story</w:t>
+      </w:r>
+      <w:proofErr w:type="spellEnd"/>
+      <w:r>
+        <w:br/>
+        <w:t>Là một người dùng, tôi muốn dữ liệu của mình được sao lưu để không bị mất khi đổi thiết bị hoặc lỗi hệ thống.</w:t>
+      </w:r>
+    </w:p>
+    <w:p>
+      <w:proofErr w:type="spellStart"/>
+      <w:r>
+        <w:rPr>
+          <w:b/>
+          <w:bCs/>
+        </w:rPr>
+        <w:t>Acceptance</w:t>
+      </w:r>
+      <w:proofErr w:type="spellEnd"/>
+      <w:r>
+        <w:rPr>
+          <w:b/>
+          <w:bCs/>
+        </w:rPr>
+        <w:t xml:space="preserve"> </w:t>
+      </w:r>
+      <w:proofErr w:type="spellStart"/>
+      <w:r>
+        <w:rPr>
+          <w:b/>
+          <w:bCs/>
+        </w:rPr>
+        <w:t>Criteria</w:t>
+      </w:r>
+      <w:proofErr w:type="spellEnd"/>
+    </w:p>
+    <w:p>
+      <w:pPr>
+        <w:ind w:left="360"/>
+      </w:pPr>
+      <w:r>
+        <w:t xml:space="preserve">Tự động </w:t>
+      </w:r>
+      <w:proofErr w:type="spellStart"/>
+      <w:r>
+        <w:t>backup</w:t>
+      </w:r>
+      <w:proofErr w:type="spellEnd"/>
+      <w:r>
+        <w:t xml:space="preserve"> lên </w:t>
+      </w:r>
+      <w:proofErr w:type="spellStart"/>
+      <w:r>
+        <w:t>cloud</w:t>
+      </w:r>
+      <w:proofErr w:type="spellEnd"/>
+      <w:r>
+        <w:t xml:space="preserve"> </w:t>
+      </w:r>
+    </w:p>
+    <w:p>
+      <w:pPr>
+        <w:ind w:left="360"/>
+      </w:pPr>
+      <w:r>
+        <w:t xml:space="preserve">Khi </w:t>
+      </w:r>
+      <w:proofErr w:type="spellStart"/>
+      <w:r>
+        <w:t>login</w:t>
+      </w:r>
+      <w:proofErr w:type="spellEnd"/>
+      <w:r>
+        <w:t xml:space="preserve"> trên </w:t>
+      </w:r>
+      <w:proofErr w:type="spellStart"/>
+      <w:r>
+        <w:t>device</w:t>
+      </w:r>
+      <w:proofErr w:type="spellEnd"/>
+      <w:r>
+        <w:t xml:space="preserve"> mới: </w:t>
+      </w:r>
+    </w:p>
+    <w:p>
+      <w:pPr>
+        <w:pStyle w:val="oancuaDanhsach"/>
+        <w:numPr>
+          <w:ilvl w:val="0"/>
+          <w:numId w:val="42"/>
+        </w:numPr>
+        <w:ind w:left="851"/>
+      </w:pPr>
+      <w:proofErr w:type="spellStart"/>
+      <w:r>
+        <w:t>restore</w:t>
+      </w:r>
+      <w:proofErr w:type="spellEnd"/>
+      <w:r>
+        <w:t xml:space="preserve"> </w:t>
+      </w:r>
+      <w:proofErr w:type="spellStart"/>
+      <w:r>
+        <w:t>data</w:t>
+      </w:r>
+      <w:proofErr w:type="spellEnd"/>
+      <w:r>
+        <w:t xml:space="preserve"> đầy đủ </w:t>
+      </w:r>
+    </w:p>
+    <w:p>
+      <w:pPr>
+        <w:ind w:left="360"/>
+      </w:pPr>
+      <w:r>
+        <w:lastRenderedPageBreak/>
+        <w:t xml:space="preserve">Không mất dữ liệu khi </w:t>
+      </w:r>
+      <w:proofErr w:type="spellStart"/>
+      <w:r>
+        <w:t>logout</w:t>
+      </w:r>
+      <w:proofErr w:type="spellEnd"/>
+      <w:r>
+        <w:t xml:space="preserve"> / </w:t>
+      </w:r>
+      <w:proofErr w:type="spellStart"/>
+      <w:r>
+        <w:t>reinstall</w:t>
+      </w:r>
+      <w:proofErr w:type="spellEnd"/>
     </w:p>
     <w:p/>
     <w:p/>
@@ -2852,6 +4092,119 @@
 <file path=word/numbering.xml><?xml version="1.0" encoding="utf-8"?>
 <w:numbering xmlns:wpc="http://schemas.microsoft.com/office/word/2010/wordprocessingCanvas" xmlns:cx="http://schemas.microsoft.com/office/drawing/2014/chartex" xmlns:cx1="http://schemas.microsoft.com/office/drawing/2015/9/8/chartex" xmlns:cx2="http://schemas.microsoft.com/office/drawing/2015/10/21/chartex" xmlns:cx3="http://schemas.microsoft.com/office/drawing/2016/5/9/chartex" xmlns:cx4="http://schemas.microsoft.com/office/drawing/2016/5/10/chartex" xmlns:cx5="http://schemas.microsoft.com/office/drawing/2016/5/11/chartex" xmlns:cx6="http://schemas.microsoft.com/office/drawing/2016/5/12/chartex" xmlns:cx7="http://schemas.microsoft.com/office/drawing/2016/5/13/chartex" xmlns:cx8="http://schemas.microsoft.com/office/drawing/2016/5/14/chartex" xmlns:mc="http://schemas.openxmlformats.org/markup-compatibility/2006" xmlns:aink="http://schemas.microsoft.com/office/drawing/2016/ink" xmlns:am3d="http://schemas.microsoft.com/office/drawing/2017/model3d" xmlns:o="urn:schemas-microsoft-com:office:office" xmlns:oel="http://schemas.microsoft.com/office/2019/extlst" xmlns:r="http://schemas.openxmlformats.org/officeDocument/2006/relationships" xmlns:m="http://schemas.openxmlformats.org/officeDocument/2006/math" xmlns:v="urn:schemas-microsoft-com:vml" xmlns:wp14="http://schemas.microsoft.com/office/word/2010/wordprocessingDrawing" xmlns:wp="http://schemas.openxmlformats.org/drawingml/2006/wordprocessingDrawing" xmlns:w10="urn:schemas-microsoft-com:office:word" xmlns:w="http://schemas.openxmlformats.org/wordprocessingml/2006/main" xmlns:w14="http://schemas.microsoft.com/office/word/2010/wordml" xmlns:w15="http://schemas.microsoft.com/office/word/2012/wordml" xmlns:w16cex="http://schemas.microsoft.com/office/word/2018/wordml/cex" xmlns:w16cid="http://schemas.microsoft.com/office/word/2016/wordml/cid" xmlns:w16="http://schemas.microsoft.com/office/word/2018/wordml" xmlns:w16du="http://schemas.microsoft.com/office/word/2023/wordml/word16du" xmlns:w16sdtdh="http://schemas.microsoft.com/office/word/2020/wordml/sdtdatahash" xmlns:w16sdtfl="http://schemas.microsoft.com/office/word/2024/wordml/sdtformatlock" xmlns:w16se="http://schemas.microsoft.com/office/word/2015/wordml/symex" xmlns:wpg="http://schemas.microsoft.com/office/word/2010/wordprocessingGroup" xmlns:wpi="http://schemas.microsoft.com/office/word/2010/wordprocessingInk" xmlns:wne="http://schemas.microsoft.com/office/word/2006/wordml" xmlns:wps="http://schemas.microsoft.com/office/word/2010/wordprocessingShape" mc:Ignorable="w14 w15 w16se w16cid w16 w16cex w16sdtdh w16sdtfl w16du wp14">
   <w:abstractNum w:abstractNumId="0" w15:restartNumberingAfterBreak="0">
+    <w:nsid w:val="00555F04"/>
+    <w:multiLevelType w:val="hybridMultilevel"/>
+    <w:tmpl w:val="C7FCBA12"/>
+    <w:lvl w:ilvl="0" w:tplc="042A0001">
+      <w:start w:val="1"/>
+      <w:numFmt w:val="bullet"/>
+      <w:lvlText w:val=""/>
+      <w:lvlJc w:val="left"/>
+      <w:pPr>
+        <w:ind w:left="1800" w:hanging="360"/>
+      </w:pPr>
+      <w:rPr>
+        <w:rFonts w:ascii="Symbol" w:hAnsi="Symbol" w:hint="default"/>
+      </w:rPr>
+    </w:lvl>
+    <w:lvl w:ilvl="1" w:tplc="042A0003" w:tentative="1">
+      <w:start w:val="1"/>
+      <w:numFmt w:val="bullet"/>
+      <w:lvlText w:val="o"/>
+      <w:lvlJc w:val="left"/>
+      <w:pPr>
+        <w:ind w:left="2520" w:hanging="360"/>
+      </w:pPr>
+      <w:rPr>
+        <w:rFonts w:ascii="Courier New" w:hAnsi="Courier New" w:cs="Courier New" w:hint="default"/>
+      </w:rPr>
+    </w:lvl>
+    <w:lvl w:ilvl="2" w:tplc="042A0005" w:tentative="1">
+      <w:start w:val="1"/>
+      <w:numFmt w:val="bullet"/>
+      <w:lvlText w:val=""/>
+      <w:lvlJc w:val="left"/>
+      <w:pPr>
+        <w:ind w:left="3240" w:hanging="360"/>
+      </w:pPr>
+      <w:rPr>
+        <w:rFonts w:ascii="Wingdings" w:hAnsi="Wingdings" w:hint="default"/>
+      </w:rPr>
+    </w:lvl>
+    <w:lvl w:ilvl="3" w:tplc="042A0001" w:tentative="1">
+      <w:start w:val="1"/>
+      <w:numFmt w:val="bullet"/>
+      <w:lvlText w:val=""/>
+      <w:lvlJc w:val="left"/>
+      <w:pPr>
+        <w:ind w:left="3960" w:hanging="360"/>
+      </w:pPr>
+      <w:rPr>
+        <w:rFonts w:ascii="Symbol" w:hAnsi="Symbol" w:hint="default"/>
+      </w:rPr>
+    </w:lvl>
+    <w:lvl w:ilvl="4" w:tplc="042A0003" w:tentative="1">
+      <w:start w:val="1"/>
+      <w:numFmt w:val="bullet"/>
+      <w:lvlText w:val="o"/>
+      <w:lvlJc w:val="left"/>
+      <w:pPr>
+        <w:ind w:left="4680" w:hanging="360"/>
+      </w:pPr>
+      <w:rPr>
+        <w:rFonts w:ascii="Courier New" w:hAnsi="Courier New" w:cs="Courier New" w:hint="default"/>
+      </w:rPr>
+    </w:lvl>
+    <w:lvl w:ilvl="5" w:tplc="042A0005" w:tentative="1">
+      <w:start w:val="1"/>
+      <w:numFmt w:val="bullet"/>
+      <w:lvlText w:val=""/>
+      <w:lvlJc w:val="left"/>
+      <w:pPr>
+        <w:ind w:left="5400" w:hanging="360"/>
+      </w:pPr>
+      <w:rPr>
+        <w:rFonts w:ascii="Wingdings" w:hAnsi="Wingdings" w:hint="default"/>
+      </w:rPr>
+    </w:lvl>
+    <w:lvl w:ilvl="6" w:tplc="042A0001" w:tentative="1">
+      <w:start w:val="1"/>
+      <w:numFmt w:val="bullet"/>
+      <w:lvlText w:val=""/>
+      <w:lvlJc w:val="left"/>
+      <w:pPr>
+        <w:ind w:left="6120" w:hanging="360"/>
+      </w:pPr>
+      <w:rPr>
+        <w:rFonts w:ascii="Symbol" w:hAnsi="Symbol" w:hint="default"/>
+      </w:rPr>
+    </w:lvl>
+    <w:lvl w:ilvl="7" w:tplc="042A0003" w:tentative="1">
+      <w:start w:val="1"/>
+      <w:numFmt w:val="bullet"/>
+      <w:lvlText w:val="o"/>
+      <w:lvlJc w:val="left"/>
+      <w:pPr>
+        <w:ind w:left="6840" w:hanging="360"/>
+      </w:pPr>
+      <w:rPr>
+        <w:rFonts w:ascii="Courier New" w:hAnsi="Courier New" w:cs="Courier New" w:hint="default"/>
+      </w:rPr>
+    </w:lvl>
+    <w:lvl w:ilvl="8" w:tplc="042A0005" w:tentative="1">
+      <w:start w:val="1"/>
+      <w:numFmt w:val="bullet"/>
+      <w:lvlText w:val=""/>
+      <w:lvlJc w:val="left"/>
+      <w:pPr>
+        <w:ind w:left="7560" w:hanging="360"/>
+      </w:pPr>
+      <w:rPr>
+        <w:rFonts w:ascii="Wingdings" w:hAnsi="Wingdings" w:hint="default"/>
+      </w:rPr>
+    </w:lvl>
+  </w:abstractNum>
+  <w:abstractNum w:abstractNumId="1" w15:restartNumberingAfterBreak="0">
     <w:nsid w:val="0A2139AC"/>
     <w:multiLevelType w:val="multilevel"/>
     <w:tmpl w:val="68D2C6B4"/>
@@ -3000,7 +4353,305 @@
       </w:rPr>
     </w:lvl>
   </w:abstractNum>
-  <w:abstractNum w:abstractNumId="1" w15:restartNumberingAfterBreak="0">
+  <w:abstractNum w:abstractNumId="2" w15:restartNumberingAfterBreak="0">
+    <w:nsid w:val="0BF61567"/>
+    <w:multiLevelType w:val="multilevel"/>
+    <w:tmpl w:val="8FF42A24"/>
+    <w:lvl w:ilvl="0">
+      <w:start w:val="1"/>
+      <w:numFmt w:val="bullet"/>
+      <w:lvlText w:val=""/>
+      <w:lvlJc w:val="left"/>
+      <w:pPr>
+        <w:tabs>
+          <w:tab w:val="num" w:pos="720"/>
+        </w:tabs>
+        <w:ind w:left="720" w:hanging="360"/>
+      </w:pPr>
+      <w:rPr>
+        <w:rFonts w:ascii="Symbol" w:hAnsi="Symbol" w:hint="default"/>
+        <w:sz w:val="20"/>
+      </w:rPr>
+    </w:lvl>
+    <w:lvl w:ilvl="1">
+      <w:start w:val="1"/>
+      <w:numFmt w:val="bullet"/>
+      <w:lvlText w:val="o"/>
+      <w:lvlJc w:val="left"/>
+      <w:pPr>
+        <w:tabs>
+          <w:tab w:val="num" w:pos="1440"/>
+        </w:tabs>
+        <w:ind w:left="1440" w:hanging="360"/>
+      </w:pPr>
+      <w:rPr>
+        <w:rFonts w:ascii="Courier New" w:hAnsi="Courier New" w:hint="default"/>
+        <w:sz w:val="20"/>
+      </w:rPr>
+    </w:lvl>
+    <w:lvl w:ilvl="2" w:tentative="1">
+      <w:start w:val="1"/>
+      <w:numFmt w:val="bullet"/>
+      <w:lvlText w:val=""/>
+      <w:lvlJc w:val="left"/>
+      <w:pPr>
+        <w:tabs>
+          <w:tab w:val="num" w:pos="2160"/>
+        </w:tabs>
+        <w:ind w:left="2160" w:hanging="360"/>
+      </w:pPr>
+      <w:rPr>
+        <w:rFonts w:ascii="Wingdings" w:hAnsi="Wingdings" w:hint="default"/>
+        <w:sz w:val="20"/>
+      </w:rPr>
+    </w:lvl>
+    <w:lvl w:ilvl="3" w:tentative="1">
+      <w:start w:val="1"/>
+      <w:numFmt w:val="bullet"/>
+      <w:lvlText w:val=""/>
+      <w:lvlJc w:val="left"/>
+      <w:pPr>
+        <w:tabs>
+          <w:tab w:val="num" w:pos="2880"/>
+        </w:tabs>
+        <w:ind w:left="2880" w:hanging="360"/>
+      </w:pPr>
+      <w:rPr>
+        <w:rFonts w:ascii="Wingdings" w:hAnsi="Wingdings" w:hint="default"/>
+        <w:sz w:val="20"/>
+      </w:rPr>
+    </w:lvl>
+    <w:lvl w:ilvl="4" w:tentative="1">
+      <w:start w:val="1"/>
+      <w:numFmt w:val="bullet"/>
+      <w:lvlText w:val=""/>
+      <w:lvlJc w:val="left"/>
+      <w:pPr>
+        <w:tabs>
+          <w:tab w:val="num" w:pos="3600"/>
+        </w:tabs>
+        <w:ind w:left="3600" w:hanging="360"/>
+      </w:pPr>
+      <w:rPr>
+        <w:rFonts w:ascii="Wingdings" w:hAnsi="Wingdings" w:hint="default"/>
+        <w:sz w:val="20"/>
+      </w:rPr>
+    </w:lvl>
+    <w:lvl w:ilvl="5" w:tentative="1">
+      <w:start w:val="1"/>
+      <w:numFmt w:val="bullet"/>
+      <w:lvlText w:val=""/>
+      <w:lvlJc w:val="left"/>
+      <w:pPr>
+        <w:tabs>
+          <w:tab w:val="num" w:pos="4320"/>
+        </w:tabs>
+        <w:ind w:left="4320" w:hanging="360"/>
+      </w:pPr>
+      <w:rPr>
+        <w:rFonts w:ascii="Wingdings" w:hAnsi="Wingdings" w:hint="default"/>
+        <w:sz w:val="20"/>
+      </w:rPr>
+    </w:lvl>
+    <w:lvl w:ilvl="6" w:tentative="1">
+      <w:start w:val="1"/>
+      <w:numFmt w:val="bullet"/>
+      <w:lvlText w:val=""/>
+      <w:lvlJc w:val="left"/>
+      <w:pPr>
+        <w:tabs>
+          <w:tab w:val="num" w:pos="5040"/>
+        </w:tabs>
+        <w:ind w:left="5040" w:hanging="360"/>
+      </w:pPr>
+      <w:rPr>
+        <w:rFonts w:ascii="Wingdings" w:hAnsi="Wingdings" w:hint="default"/>
+        <w:sz w:val="20"/>
+      </w:rPr>
+    </w:lvl>
+    <w:lvl w:ilvl="7" w:tentative="1">
+      <w:start w:val="1"/>
+      <w:numFmt w:val="bullet"/>
+      <w:lvlText w:val=""/>
+      <w:lvlJc w:val="left"/>
+      <w:pPr>
+        <w:tabs>
+          <w:tab w:val="num" w:pos="5760"/>
+        </w:tabs>
+        <w:ind w:left="5760" w:hanging="360"/>
+      </w:pPr>
+      <w:rPr>
+        <w:rFonts w:ascii="Wingdings" w:hAnsi="Wingdings" w:hint="default"/>
+        <w:sz w:val="20"/>
+      </w:rPr>
+    </w:lvl>
+    <w:lvl w:ilvl="8" w:tentative="1">
+      <w:start w:val="1"/>
+      <w:numFmt w:val="bullet"/>
+      <w:lvlText w:val=""/>
+      <w:lvlJc w:val="left"/>
+      <w:pPr>
+        <w:tabs>
+          <w:tab w:val="num" w:pos="6480"/>
+        </w:tabs>
+        <w:ind w:left="6480" w:hanging="360"/>
+      </w:pPr>
+      <w:rPr>
+        <w:rFonts w:ascii="Wingdings" w:hAnsi="Wingdings" w:hint="default"/>
+        <w:sz w:val="20"/>
+      </w:rPr>
+    </w:lvl>
+  </w:abstractNum>
+  <w:abstractNum w:abstractNumId="3" w15:restartNumberingAfterBreak="0">
+    <w:nsid w:val="0C2E6F29"/>
+    <w:multiLevelType w:val="multilevel"/>
+    <w:tmpl w:val="7E5AA54C"/>
+    <w:lvl w:ilvl="0">
+      <w:start w:val="1"/>
+      <w:numFmt w:val="bullet"/>
+      <w:lvlText w:val=""/>
+      <w:lvlJc w:val="left"/>
+      <w:pPr>
+        <w:tabs>
+          <w:tab w:val="num" w:pos="720"/>
+        </w:tabs>
+        <w:ind w:left="720" w:hanging="360"/>
+      </w:pPr>
+      <w:rPr>
+        <w:rFonts w:ascii="Symbol" w:hAnsi="Symbol" w:hint="default"/>
+        <w:sz w:val="20"/>
+      </w:rPr>
+    </w:lvl>
+    <w:lvl w:ilvl="1" w:tentative="1">
+      <w:start w:val="1"/>
+      <w:numFmt w:val="bullet"/>
+      <w:lvlText w:val="o"/>
+      <w:lvlJc w:val="left"/>
+      <w:pPr>
+        <w:tabs>
+          <w:tab w:val="num" w:pos="1440"/>
+        </w:tabs>
+        <w:ind w:left="1440" w:hanging="360"/>
+      </w:pPr>
+      <w:rPr>
+        <w:rFonts w:ascii="Courier New" w:hAnsi="Courier New" w:hint="default"/>
+        <w:sz w:val="20"/>
+      </w:rPr>
+    </w:lvl>
+    <w:lvl w:ilvl="2" w:tentative="1">
+      <w:start w:val="1"/>
+      <w:numFmt w:val="bullet"/>
+      <w:lvlText w:val=""/>
+      <w:lvlJc w:val="left"/>
+      <w:pPr>
+        <w:tabs>
+          <w:tab w:val="num" w:pos="2160"/>
+        </w:tabs>
+        <w:ind w:left="2160" w:hanging="360"/>
+      </w:pPr>
+      <w:rPr>
+        <w:rFonts w:ascii="Wingdings" w:hAnsi="Wingdings" w:hint="default"/>
+        <w:sz w:val="20"/>
+      </w:rPr>
+    </w:lvl>
+    <w:lvl w:ilvl="3" w:tentative="1">
+      <w:start w:val="1"/>
+      <w:numFmt w:val="bullet"/>
+      <w:lvlText w:val=""/>
+      <w:lvlJc w:val="left"/>
+      <w:pPr>
+        <w:tabs>
+          <w:tab w:val="num" w:pos="2880"/>
+        </w:tabs>
+        <w:ind w:left="2880" w:hanging="360"/>
+      </w:pPr>
+      <w:rPr>
+        <w:rFonts w:ascii="Wingdings" w:hAnsi="Wingdings" w:hint="default"/>
+        <w:sz w:val="20"/>
+      </w:rPr>
+    </w:lvl>
+    <w:lvl w:ilvl="4" w:tentative="1">
+      <w:start w:val="1"/>
+      <w:numFmt w:val="bullet"/>
+      <w:lvlText w:val=""/>
+      <w:lvlJc w:val="left"/>
+      <w:pPr>
+        <w:tabs>
+          <w:tab w:val="num" w:pos="3600"/>
+        </w:tabs>
+        <w:ind w:left="3600" w:hanging="360"/>
+      </w:pPr>
+      <w:rPr>
+        <w:rFonts w:ascii="Wingdings" w:hAnsi="Wingdings" w:hint="default"/>
+        <w:sz w:val="20"/>
+      </w:rPr>
+    </w:lvl>
+    <w:lvl w:ilvl="5" w:tentative="1">
+      <w:start w:val="1"/>
+      <w:numFmt w:val="bullet"/>
+      <w:lvlText w:val=""/>
+      <w:lvlJc w:val="left"/>
+      <w:pPr>
+        <w:tabs>
+          <w:tab w:val="num" w:pos="4320"/>
+        </w:tabs>
+        <w:ind w:left="4320" w:hanging="360"/>
+      </w:pPr>
+      <w:rPr>
+        <w:rFonts w:ascii="Wingdings" w:hAnsi="Wingdings" w:hint="default"/>
+        <w:sz w:val="20"/>
+      </w:rPr>
+    </w:lvl>
+    <w:lvl w:ilvl="6" w:tentative="1">
+      <w:start w:val="1"/>
+      <w:numFmt w:val="bullet"/>
+      <w:lvlText w:val=""/>
+      <w:lvlJc w:val="left"/>
+      <w:pPr>
+        <w:tabs>
+          <w:tab w:val="num" w:pos="5040"/>
+        </w:tabs>
+        <w:ind w:left="5040" w:hanging="360"/>
+      </w:pPr>
+      <w:rPr>
+        <w:rFonts w:ascii="Wingdings" w:hAnsi="Wingdings" w:hint="default"/>
+        <w:sz w:val="20"/>
+      </w:rPr>
+    </w:lvl>
+    <w:lvl w:ilvl="7" w:tentative="1">
+      <w:start w:val="1"/>
+      <w:numFmt w:val="bullet"/>
+      <w:lvlText w:val=""/>
+      <w:lvlJc w:val="left"/>
+      <w:pPr>
+        <w:tabs>
+          <w:tab w:val="num" w:pos="5760"/>
+        </w:tabs>
+        <w:ind w:left="5760" w:hanging="360"/>
+      </w:pPr>
+      <w:rPr>
+        <w:rFonts w:ascii="Wingdings" w:hAnsi="Wingdings" w:hint="default"/>
+        <w:sz w:val="20"/>
+      </w:rPr>
+    </w:lvl>
+    <w:lvl w:ilvl="8" w:tentative="1">
+      <w:start w:val="1"/>
+      <w:numFmt w:val="bullet"/>
+      <w:lvlText w:val=""/>
+      <w:lvlJc w:val="left"/>
+      <w:pPr>
+        <w:tabs>
+          <w:tab w:val="num" w:pos="6480"/>
+        </w:tabs>
+        <w:ind w:left="6480" w:hanging="360"/>
+      </w:pPr>
+      <w:rPr>
+        <w:rFonts w:ascii="Wingdings" w:hAnsi="Wingdings" w:hint="default"/>
+        <w:sz w:val="20"/>
+      </w:rPr>
+    </w:lvl>
+  </w:abstractNum>
+  <w:abstractNum w:abstractNumId="4" w15:restartNumberingAfterBreak="0">
     <w:nsid w:val="0C6F3E2D"/>
     <w:multiLevelType w:val="multilevel"/>
     <w:tmpl w:val="F06E7364"/>
@@ -3149,7 +4800,7 @@
       </w:rPr>
     </w:lvl>
   </w:abstractNum>
-  <w:abstractNum w:abstractNumId="2" w15:restartNumberingAfterBreak="0">
+  <w:abstractNum w:abstractNumId="5" w15:restartNumberingAfterBreak="0">
     <w:nsid w:val="117310EC"/>
     <w:multiLevelType w:val="multilevel"/>
     <w:tmpl w:val="ABD8FF2A"/>
@@ -3298,7 +4949,495 @@
       </w:rPr>
     </w:lvl>
   </w:abstractNum>
-  <w:abstractNum w:abstractNumId="3" w15:restartNumberingAfterBreak="0">
+  <w:abstractNum w:abstractNumId="6" w15:restartNumberingAfterBreak="0">
+    <w:nsid w:val="11E94A15"/>
+    <w:multiLevelType w:val="hybridMultilevel"/>
+    <w:tmpl w:val="95D23DC4"/>
+    <w:lvl w:ilvl="0" w:tplc="042A0001">
+      <w:start w:val="1"/>
+      <w:numFmt w:val="bullet"/>
+      <w:lvlText w:val=""/>
+      <w:lvlJc w:val="left"/>
+      <w:pPr>
+        <w:ind w:left="1800" w:hanging="360"/>
+      </w:pPr>
+      <w:rPr>
+        <w:rFonts w:ascii="Symbol" w:hAnsi="Symbol" w:hint="default"/>
+      </w:rPr>
+    </w:lvl>
+    <w:lvl w:ilvl="1" w:tplc="042A0003" w:tentative="1">
+      <w:start w:val="1"/>
+      <w:numFmt w:val="bullet"/>
+      <w:lvlText w:val="o"/>
+      <w:lvlJc w:val="left"/>
+      <w:pPr>
+        <w:ind w:left="2520" w:hanging="360"/>
+      </w:pPr>
+      <w:rPr>
+        <w:rFonts w:ascii="Courier New" w:hAnsi="Courier New" w:cs="Courier New" w:hint="default"/>
+      </w:rPr>
+    </w:lvl>
+    <w:lvl w:ilvl="2" w:tplc="042A0005" w:tentative="1">
+      <w:start w:val="1"/>
+      <w:numFmt w:val="bullet"/>
+      <w:lvlText w:val=""/>
+      <w:lvlJc w:val="left"/>
+      <w:pPr>
+        <w:ind w:left="3240" w:hanging="360"/>
+      </w:pPr>
+      <w:rPr>
+        <w:rFonts w:ascii="Wingdings" w:hAnsi="Wingdings" w:hint="default"/>
+      </w:rPr>
+    </w:lvl>
+    <w:lvl w:ilvl="3" w:tplc="042A0001" w:tentative="1">
+      <w:start w:val="1"/>
+      <w:numFmt w:val="bullet"/>
+      <w:lvlText w:val=""/>
+      <w:lvlJc w:val="left"/>
+      <w:pPr>
+        <w:ind w:left="3960" w:hanging="360"/>
+      </w:pPr>
+      <w:rPr>
+        <w:rFonts w:ascii="Symbol" w:hAnsi="Symbol" w:hint="default"/>
+      </w:rPr>
+    </w:lvl>
+    <w:lvl w:ilvl="4" w:tplc="042A0003" w:tentative="1">
+      <w:start w:val="1"/>
+      <w:numFmt w:val="bullet"/>
+      <w:lvlText w:val="o"/>
+      <w:lvlJc w:val="left"/>
+      <w:pPr>
+        <w:ind w:left="4680" w:hanging="360"/>
+      </w:pPr>
+      <w:rPr>
+        <w:rFonts w:ascii="Courier New" w:hAnsi="Courier New" w:cs="Courier New" w:hint="default"/>
+      </w:rPr>
+    </w:lvl>
+    <w:lvl w:ilvl="5" w:tplc="042A0005" w:tentative="1">
+      <w:start w:val="1"/>
+      <w:numFmt w:val="bullet"/>
+      <w:lvlText w:val=""/>
+      <w:lvlJc w:val="left"/>
+      <w:pPr>
+        <w:ind w:left="5400" w:hanging="360"/>
+      </w:pPr>
+      <w:rPr>
+        <w:rFonts w:ascii="Wingdings" w:hAnsi="Wingdings" w:hint="default"/>
+      </w:rPr>
+    </w:lvl>
+    <w:lvl w:ilvl="6" w:tplc="042A0001" w:tentative="1">
+      <w:start w:val="1"/>
+      <w:numFmt w:val="bullet"/>
+      <w:lvlText w:val=""/>
+      <w:lvlJc w:val="left"/>
+      <w:pPr>
+        <w:ind w:left="6120" w:hanging="360"/>
+      </w:pPr>
+      <w:rPr>
+        <w:rFonts w:ascii="Symbol" w:hAnsi="Symbol" w:hint="default"/>
+      </w:rPr>
+    </w:lvl>
+    <w:lvl w:ilvl="7" w:tplc="042A0003" w:tentative="1">
+      <w:start w:val="1"/>
+      <w:numFmt w:val="bullet"/>
+      <w:lvlText w:val="o"/>
+      <w:lvlJc w:val="left"/>
+      <w:pPr>
+        <w:ind w:left="6840" w:hanging="360"/>
+      </w:pPr>
+      <w:rPr>
+        <w:rFonts w:ascii="Courier New" w:hAnsi="Courier New" w:cs="Courier New" w:hint="default"/>
+      </w:rPr>
+    </w:lvl>
+    <w:lvl w:ilvl="8" w:tplc="042A0005" w:tentative="1">
+      <w:start w:val="1"/>
+      <w:numFmt w:val="bullet"/>
+      <w:lvlText w:val=""/>
+      <w:lvlJc w:val="left"/>
+      <w:pPr>
+        <w:ind w:left="7560" w:hanging="360"/>
+      </w:pPr>
+      <w:rPr>
+        <w:rFonts w:ascii="Wingdings" w:hAnsi="Wingdings" w:hint="default"/>
+      </w:rPr>
+    </w:lvl>
+  </w:abstractNum>
+  <w:abstractNum w:abstractNumId="7" w15:restartNumberingAfterBreak="0">
+    <w:nsid w:val="17C62D06"/>
+    <w:multiLevelType w:val="hybridMultilevel"/>
+    <w:tmpl w:val="1ABE3836"/>
+    <w:lvl w:ilvl="0" w:tplc="042A0001">
+      <w:start w:val="1"/>
+      <w:numFmt w:val="bullet"/>
+      <w:lvlText w:val=""/>
+      <w:lvlJc w:val="left"/>
+      <w:pPr>
+        <w:ind w:left="720" w:hanging="360"/>
+      </w:pPr>
+      <w:rPr>
+        <w:rFonts w:ascii="Symbol" w:hAnsi="Symbol" w:hint="default"/>
+      </w:rPr>
+    </w:lvl>
+    <w:lvl w:ilvl="1" w:tplc="042A0003" w:tentative="1">
+      <w:start w:val="1"/>
+      <w:numFmt w:val="bullet"/>
+      <w:lvlText w:val="o"/>
+      <w:lvlJc w:val="left"/>
+      <w:pPr>
+        <w:ind w:left="1440" w:hanging="360"/>
+      </w:pPr>
+      <w:rPr>
+        <w:rFonts w:ascii="Courier New" w:hAnsi="Courier New" w:cs="Courier New" w:hint="default"/>
+      </w:rPr>
+    </w:lvl>
+    <w:lvl w:ilvl="2" w:tplc="042A0005" w:tentative="1">
+      <w:start w:val="1"/>
+      <w:numFmt w:val="bullet"/>
+      <w:lvlText w:val=""/>
+      <w:lvlJc w:val="left"/>
+      <w:pPr>
+        <w:ind w:left="2160" w:hanging="360"/>
+      </w:pPr>
+      <w:rPr>
+        <w:rFonts w:ascii="Wingdings" w:hAnsi="Wingdings" w:hint="default"/>
+      </w:rPr>
+    </w:lvl>
+    <w:lvl w:ilvl="3" w:tplc="042A0001" w:tentative="1">
+      <w:start w:val="1"/>
+      <w:numFmt w:val="bullet"/>
+      <w:lvlText w:val=""/>
+      <w:lvlJc w:val="left"/>
+      <w:pPr>
+        <w:ind w:left="2880" w:hanging="360"/>
+      </w:pPr>
+      <w:rPr>
+        <w:rFonts w:ascii="Symbol" w:hAnsi="Symbol" w:hint="default"/>
+      </w:rPr>
+    </w:lvl>
+    <w:lvl w:ilvl="4" w:tplc="042A0003" w:tentative="1">
+      <w:start w:val="1"/>
+      <w:numFmt w:val="bullet"/>
+      <w:lvlText w:val="o"/>
+      <w:lvlJc w:val="left"/>
+      <w:pPr>
+        <w:ind w:left="3600" w:hanging="360"/>
+      </w:pPr>
+      <w:rPr>
+        <w:rFonts w:ascii="Courier New" w:hAnsi="Courier New" w:cs="Courier New" w:hint="default"/>
+      </w:rPr>
+    </w:lvl>
+    <w:lvl w:ilvl="5" w:tplc="042A0005" w:tentative="1">
+      <w:start w:val="1"/>
+      <w:numFmt w:val="bullet"/>
+      <w:lvlText w:val=""/>
+      <w:lvlJc w:val="left"/>
+      <w:pPr>
+        <w:ind w:left="4320" w:hanging="360"/>
+      </w:pPr>
+      <w:rPr>
+        <w:rFonts w:ascii="Wingdings" w:hAnsi="Wingdings" w:hint="default"/>
+      </w:rPr>
+    </w:lvl>
+    <w:lvl w:ilvl="6" w:tplc="042A0001" w:tentative="1">
+      <w:start w:val="1"/>
+      <w:numFmt w:val="bullet"/>
+      <w:lvlText w:val=""/>
+      <w:lvlJc w:val="left"/>
+      <w:pPr>
+        <w:ind w:left="5040" w:hanging="360"/>
+      </w:pPr>
+      <w:rPr>
+        <w:rFonts w:ascii="Symbol" w:hAnsi="Symbol" w:hint="default"/>
+      </w:rPr>
+    </w:lvl>
+    <w:lvl w:ilvl="7" w:tplc="042A0003" w:tentative="1">
+      <w:start w:val="1"/>
+      <w:numFmt w:val="bullet"/>
+      <w:lvlText w:val="o"/>
+      <w:lvlJc w:val="left"/>
+      <w:pPr>
+        <w:ind w:left="5760" w:hanging="360"/>
+      </w:pPr>
+      <w:rPr>
+        <w:rFonts w:ascii="Courier New" w:hAnsi="Courier New" w:cs="Courier New" w:hint="default"/>
+      </w:rPr>
+    </w:lvl>
+    <w:lvl w:ilvl="8" w:tplc="042A0005" w:tentative="1">
+      <w:start w:val="1"/>
+      <w:numFmt w:val="bullet"/>
+      <w:lvlText w:val=""/>
+      <w:lvlJc w:val="left"/>
+      <w:pPr>
+        <w:ind w:left="6480" w:hanging="360"/>
+      </w:pPr>
+      <w:rPr>
+        <w:rFonts w:ascii="Wingdings" w:hAnsi="Wingdings" w:hint="default"/>
+      </w:rPr>
+    </w:lvl>
+  </w:abstractNum>
+  <w:abstractNum w:abstractNumId="8" w15:restartNumberingAfterBreak="0">
+    <w:nsid w:val="188903E4"/>
+    <w:multiLevelType w:val="hybridMultilevel"/>
+    <w:tmpl w:val="F68E28D2"/>
+    <w:lvl w:ilvl="0" w:tplc="042A0001">
+      <w:start w:val="1"/>
+      <w:numFmt w:val="bullet"/>
+      <w:lvlText w:val=""/>
+      <w:lvlJc w:val="left"/>
+      <w:pPr>
+        <w:ind w:left="720" w:hanging="360"/>
+      </w:pPr>
+      <w:rPr>
+        <w:rFonts w:ascii="Symbol" w:hAnsi="Symbol" w:hint="default"/>
+      </w:rPr>
+    </w:lvl>
+    <w:lvl w:ilvl="1" w:tplc="042A0003" w:tentative="1">
+      <w:start w:val="1"/>
+      <w:numFmt w:val="bullet"/>
+      <w:lvlText w:val="o"/>
+      <w:lvlJc w:val="left"/>
+      <w:pPr>
+        <w:ind w:left="1440" w:hanging="360"/>
+      </w:pPr>
+      <w:rPr>
+        <w:rFonts w:ascii="Courier New" w:hAnsi="Courier New" w:cs="Courier New" w:hint="default"/>
+      </w:rPr>
+    </w:lvl>
+    <w:lvl w:ilvl="2" w:tplc="042A0005" w:tentative="1">
+      <w:start w:val="1"/>
+      <w:numFmt w:val="bullet"/>
+      <w:lvlText w:val=""/>
+      <w:lvlJc w:val="left"/>
+      <w:pPr>
+        <w:ind w:left="2160" w:hanging="360"/>
+      </w:pPr>
+      <w:rPr>
+        <w:rFonts w:ascii="Wingdings" w:hAnsi="Wingdings" w:hint="default"/>
+      </w:rPr>
+    </w:lvl>
+    <w:lvl w:ilvl="3" w:tplc="042A0001" w:tentative="1">
+      <w:start w:val="1"/>
+      <w:numFmt w:val="bullet"/>
+      <w:lvlText w:val=""/>
+      <w:lvlJc w:val="left"/>
+      <w:pPr>
+        <w:ind w:left="2880" w:hanging="360"/>
+      </w:pPr>
+      <w:rPr>
+        <w:rFonts w:ascii="Symbol" w:hAnsi="Symbol" w:hint="default"/>
+      </w:rPr>
+    </w:lvl>
+    <w:lvl w:ilvl="4" w:tplc="042A0003" w:tentative="1">
+      <w:start w:val="1"/>
+      <w:numFmt w:val="bullet"/>
+      <w:lvlText w:val="o"/>
+      <w:lvlJc w:val="left"/>
+      <w:pPr>
+        <w:ind w:left="3600" w:hanging="360"/>
+      </w:pPr>
+      <w:rPr>
+        <w:rFonts w:ascii="Courier New" w:hAnsi="Courier New" w:cs="Courier New" w:hint="default"/>
+      </w:rPr>
+    </w:lvl>
+    <w:lvl w:ilvl="5" w:tplc="042A0005" w:tentative="1">
+      <w:start w:val="1"/>
+      <w:numFmt w:val="bullet"/>
+      <w:lvlText w:val=""/>
+      <w:lvlJc w:val="left"/>
+      <w:pPr>
+        <w:ind w:left="4320" w:hanging="360"/>
+      </w:pPr>
+      <w:rPr>
+        <w:rFonts w:ascii="Wingdings" w:hAnsi="Wingdings" w:hint="default"/>
+      </w:rPr>
+    </w:lvl>
+    <w:lvl w:ilvl="6" w:tplc="042A0001" w:tentative="1">
+      <w:start w:val="1"/>
+      <w:numFmt w:val="bullet"/>
+      <w:lvlText w:val=""/>
+      <w:lvlJc w:val="left"/>
+      <w:pPr>
+        <w:ind w:left="5040" w:hanging="360"/>
+      </w:pPr>
+      <w:rPr>
+        <w:rFonts w:ascii="Symbol" w:hAnsi="Symbol" w:hint="default"/>
+      </w:rPr>
+    </w:lvl>
+    <w:lvl w:ilvl="7" w:tplc="042A0003" w:tentative="1">
+      <w:start w:val="1"/>
+      <w:numFmt w:val="bullet"/>
+      <w:lvlText w:val="o"/>
+      <w:lvlJc w:val="left"/>
+      <w:pPr>
+        <w:ind w:left="5760" w:hanging="360"/>
+      </w:pPr>
+      <w:rPr>
+        <w:rFonts w:ascii="Courier New" w:hAnsi="Courier New" w:cs="Courier New" w:hint="default"/>
+      </w:rPr>
+    </w:lvl>
+    <w:lvl w:ilvl="8" w:tplc="042A0005" w:tentative="1">
+      <w:start w:val="1"/>
+      <w:numFmt w:val="bullet"/>
+      <w:lvlText w:val=""/>
+      <w:lvlJc w:val="left"/>
+      <w:pPr>
+        <w:ind w:left="6480" w:hanging="360"/>
+      </w:pPr>
+      <w:rPr>
+        <w:rFonts w:ascii="Wingdings" w:hAnsi="Wingdings" w:hint="default"/>
+      </w:rPr>
+    </w:lvl>
+  </w:abstractNum>
+  <w:abstractNum w:abstractNumId="9" w15:restartNumberingAfterBreak="0">
+    <w:nsid w:val="1F023AA5"/>
+    <w:multiLevelType w:val="multilevel"/>
+    <w:tmpl w:val="13D8AF38"/>
+    <w:lvl w:ilvl="0">
+      <w:start w:val="1"/>
+      <w:numFmt w:val="bullet"/>
+      <w:lvlText w:val=""/>
+      <w:lvlJc w:val="left"/>
+      <w:pPr>
+        <w:tabs>
+          <w:tab w:val="num" w:pos="720"/>
+        </w:tabs>
+        <w:ind w:left="720" w:hanging="360"/>
+      </w:pPr>
+      <w:rPr>
+        <w:rFonts w:ascii="Symbol" w:hAnsi="Symbol" w:hint="default"/>
+        <w:sz w:val="20"/>
+      </w:rPr>
+    </w:lvl>
+    <w:lvl w:ilvl="1">
+      <w:start w:val="1"/>
+      <w:numFmt w:val="bullet"/>
+      <w:lvlText w:val="o"/>
+      <w:lvlJc w:val="left"/>
+      <w:pPr>
+        <w:tabs>
+          <w:tab w:val="num" w:pos="1440"/>
+        </w:tabs>
+        <w:ind w:left="1440" w:hanging="360"/>
+      </w:pPr>
+      <w:rPr>
+        <w:rFonts w:ascii="Courier New" w:hAnsi="Courier New" w:hint="default"/>
+        <w:sz w:val="20"/>
+      </w:rPr>
+    </w:lvl>
+    <w:lvl w:ilvl="2" w:tentative="1">
+      <w:start w:val="1"/>
+      <w:numFmt w:val="bullet"/>
+      <w:lvlText w:val=""/>
+      <w:lvlJc w:val="left"/>
+      <w:pPr>
+        <w:tabs>
+          <w:tab w:val="num" w:pos="2160"/>
+        </w:tabs>
+        <w:ind w:left="2160" w:hanging="360"/>
+      </w:pPr>
+      <w:rPr>
+        <w:rFonts w:ascii="Wingdings" w:hAnsi="Wingdings" w:hint="default"/>
+        <w:sz w:val="20"/>
+      </w:rPr>
+    </w:lvl>
+    <w:lvl w:ilvl="3" w:tentative="1">
+      <w:start w:val="1"/>
+      <w:numFmt w:val="bullet"/>
+      <w:lvlText w:val=""/>
+      <w:lvlJc w:val="left"/>
+      <w:pPr>
+        <w:tabs>
+          <w:tab w:val="num" w:pos="2880"/>
+        </w:tabs>
+        <w:ind w:left="2880" w:hanging="360"/>
+      </w:pPr>
+      <w:rPr>
+        <w:rFonts w:ascii="Wingdings" w:hAnsi="Wingdings" w:hint="default"/>
+        <w:sz w:val="20"/>
+      </w:rPr>
+    </w:lvl>
+    <w:lvl w:ilvl="4" w:tentative="1">
+      <w:start w:val="1"/>
+      <w:numFmt w:val="bullet"/>
+      <w:lvlText w:val=""/>
+      <w:lvlJc w:val="left"/>
+      <w:pPr>
+        <w:tabs>
+          <w:tab w:val="num" w:pos="3600"/>
+        </w:tabs>
+        <w:ind w:left="3600" w:hanging="360"/>
+      </w:pPr>
+      <w:rPr>
+        <w:rFonts w:ascii="Wingdings" w:hAnsi="Wingdings" w:hint="default"/>
+        <w:sz w:val="20"/>
+      </w:rPr>
+    </w:lvl>
+    <w:lvl w:ilvl="5" w:tentative="1">
+      <w:start w:val="1"/>
+      <w:numFmt w:val="bullet"/>
+      <w:lvlText w:val=""/>
+      <w:lvlJc w:val="left"/>
+      <w:pPr>
+        <w:tabs>
+          <w:tab w:val="num" w:pos="4320"/>
+        </w:tabs>
+        <w:ind w:left="4320" w:hanging="360"/>
+      </w:pPr>
+      <w:rPr>
+        <w:rFonts w:ascii="Wingdings" w:hAnsi="Wingdings" w:hint="default"/>
+        <w:sz w:val="20"/>
+      </w:rPr>
+    </w:lvl>
+    <w:lvl w:ilvl="6" w:tentative="1">
+      <w:start w:val="1"/>
+      <w:numFmt w:val="bullet"/>
+      <w:lvlText w:val=""/>
+      <w:lvlJc w:val="left"/>
+      <w:pPr>
+        <w:tabs>
+          <w:tab w:val="num" w:pos="5040"/>
+        </w:tabs>
+        <w:ind w:left="5040" w:hanging="360"/>
+      </w:pPr>
+      <w:rPr>
+        <w:rFonts w:ascii="Wingdings" w:hAnsi="Wingdings" w:hint="default"/>
+        <w:sz w:val="20"/>
+      </w:rPr>
+    </w:lvl>
+    <w:lvl w:ilvl="7" w:tentative="1">
+      <w:start w:val="1"/>
+      <w:numFmt w:val="bullet"/>
+      <w:lvlText w:val=""/>
+      <w:lvlJc w:val="left"/>
+      <w:pPr>
+        <w:tabs>
+          <w:tab w:val="num" w:pos="5760"/>
+        </w:tabs>
+        <w:ind w:left="5760" w:hanging="360"/>
+      </w:pPr>
+      <w:rPr>
+        <w:rFonts w:ascii="Wingdings" w:hAnsi="Wingdings" w:hint="default"/>
+        <w:sz w:val="20"/>
+      </w:rPr>
+    </w:lvl>
+    <w:lvl w:ilvl="8" w:tentative="1">
+      <w:start w:val="1"/>
+      <w:numFmt w:val="bullet"/>
+      <w:lvlText w:val=""/>
+      <w:lvlJc w:val="left"/>
+      <w:pPr>
+        <w:tabs>
+          <w:tab w:val="num" w:pos="6480"/>
+        </w:tabs>
+        <w:ind w:left="6480" w:hanging="360"/>
+      </w:pPr>
+      <w:rPr>
+        <w:rFonts w:ascii="Wingdings" w:hAnsi="Wingdings" w:hint="default"/>
+        <w:sz w:val="20"/>
+      </w:rPr>
+    </w:lvl>
+  </w:abstractNum>
+  <w:abstractNum w:abstractNumId="10" w15:restartNumberingAfterBreak="0">
     <w:nsid w:val="226E037D"/>
     <w:multiLevelType w:val="multilevel"/>
     <w:tmpl w:val="FD400D40"/>
@@ -3447,7 +5586,122 @@
       </w:rPr>
     </w:lvl>
   </w:abstractNum>
-  <w:abstractNum w:abstractNumId="4" w15:restartNumberingAfterBreak="0">
+  <w:abstractNum w:abstractNumId="11" w15:restartNumberingAfterBreak="0">
+    <w:nsid w:val="245B658F"/>
+    <w:multiLevelType w:val="hybridMultilevel"/>
+    <w:tmpl w:val="D1507B0E"/>
+    <w:lvl w:ilvl="0" w:tplc="042A0001">
+      <w:start w:val="1"/>
+      <w:numFmt w:val="bullet"/>
+      <w:lvlText w:val=""/>
+      <w:lvlJc w:val="left"/>
+      <w:pPr>
+        <w:ind w:left="720" w:hanging="360"/>
+      </w:pPr>
+      <w:rPr>
+        <w:rFonts w:ascii="Symbol" w:hAnsi="Symbol" w:hint="default"/>
+        <w:b w:val="0"/>
+        <w:i w:val="0"/>
+      </w:rPr>
+    </w:lvl>
+    <w:lvl w:ilvl="1" w:tplc="FFFFFFFF" w:tentative="1">
+      <w:start w:val="1"/>
+      <w:numFmt w:val="bullet"/>
+      <w:lvlText w:val="o"/>
+      <w:lvlJc w:val="left"/>
+      <w:pPr>
+        <w:ind w:left="1440" w:hanging="360"/>
+      </w:pPr>
+      <w:rPr>
+        <w:rFonts w:ascii="Courier New" w:hAnsi="Courier New" w:cs="Courier New" w:hint="default"/>
+      </w:rPr>
+    </w:lvl>
+    <w:lvl w:ilvl="2" w:tplc="FFFFFFFF" w:tentative="1">
+      <w:start w:val="1"/>
+      <w:numFmt w:val="bullet"/>
+      <w:lvlText w:val=""/>
+      <w:lvlJc w:val="left"/>
+      <w:pPr>
+        <w:ind w:left="2160" w:hanging="360"/>
+      </w:pPr>
+      <w:rPr>
+        <w:rFonts w:ascii="Wingdings" w:hAnsi="Wingdings" w:hint="default"/>
+      </w:rPr>
+    </w:lvl>
+    <w:lvl w:ilvl="3" w:tplc="FFFFFFFF" w:tentative="1">
+      <w:start w:val="1"/>
+      <w:numFmt w:val="bullet"/>
+      <w:lvlText w:val=""/>
+      <w:lvlJc w:val="left"/>
+      <w:pPr>
+        <w:ind w:left="2880" w:hanging="360"/>
+      </w:pPr>
+      <w:rPr>
+        <w:rFonts w:ascii="Symbol" w:hAnsi="Symbol" w:hint="default"/>
+      </w:rPr>
+    </w:lvl>
+    <w:lvl w:ilvl="4" w:tplc="FFFFFFFF" w:tentative="1">
+      <w:start w:val="1"/>
+      <w:numFmt w:val="bullet"/>
+      <w:lvlText w:val="o"/>
+      <w:lvlJc w:val="left"/>
+      <w:pPr>
+        <w:ind w:left="3600" w:hanging="360"/>
+      </w:pPr>
+      <w:rPr>
+        <w:rFonts w:ascii="Courier New" w:hAnsi="Courier New" w:cs="Courier New" w:hint="default"/>
+      </w:rPr>
+    </w:lvl>
+    <w:lvl w:ilvl="5" w:tplc="FFFFFFFF" w:tentative="1">
+      <w:start w:val="1"/>
+      <w:numFmt w:val="bullet"/>
+      <w:lvlText w:val=""/>
+      <w:lvlJc w:val="left"/>
+      <w:pPr>
+        <w:ind w:left="4320" w:hanging="360"/>
+      </w:pPr>
+      <w:rPr>
+        <w:rFonts w:ascii="Wingdings" w:hAnsi="Wingdings" w:hint="default"/>
+      </w:rPr>
+    </w:lvl>
+    <w:lvl w:ilvl="6" w:tplc="FFFFFFFF" w:tentative="1">
+      <w:start w:val="1"/>
+      <w:numFmt w:val="bullet"/>
+      <w:lvlText w:val=""/>
+      <w:lvlJc w:val="left"/>
+      <w:pPr>
+        <w:ind w:left="5040" w:hanging="360"/>
+      </w:pPr>
+      <w:rPr>
+        <w:rFonts w:ascii="Symbol" w:hAnsi="Symbol" w:hint="default"/>
+      </w:rPr>
+    </w:lvl>
+    <w:lvl w:ilvl="7" w:tplc="FFFFFFFF" w:tentative="1">
+      <w:start w:val="1"/>
+      <w:numFmt w:val="bullet"/>
+      <w:lvlText w:val="o"/>
+      <w:lvlJc w:val="left"/>
+      <w:pPr>
+        <w:ind w:left="5760" w:hanging="360"/>
+      </w:pPr>
+      <w:rPr>
+        <w:rFonts w:ascii="Courier New" w:hAnsi="Courier New" w:cs="Courier New" w:hint="default"/>
+      </w:rPr>
+    </w:lvl>
+    <w:lvl w:ilvl="8" w:tplc="FFFFFFFF" w:tentative="1">
+      <w:start w:val="1"/>
+      <w:numFmt w:val="bullet"/>
+      <w:lvlText w:val=""/>
+      <w:lvlJc w:val="left"/>
+      <w:pPr>
+        <w:ind w:left="6480" w:hanging="360"/>
+      </w:pPr>
+      <w:rPr>
+        <w:rFonts w:ascii="Wingdings" w:hAnsi="Wingdings" w:hint="default"/>
+      </w:rPr>
+    </w:lvl>
+  </w:abstractNum>
+  <w:abstractNum w:abstractNumId="12" w15:restartNumberingAfterBreak="0">
     <w:nsid w:val="267D44BB"/>
     <w:multiLevelType w:val="multilevel"/>
     <w:tmpl w:val="1AD6F37E"/>
@@ -3596,7 +5850,156 @@
       </w:rPr>
     </w:lvl>
   </w:abstractNum>
-  <w:abstractNum w:abstractNumId="5" w15:restartNumberingAfterBreak="0">
+  <w:abstractNum w:abstractNumId="13" w15:restartNumberingAfterBreak="0">
+    <w:nsid w:val="29671364"/>
+    <w:multiLevelType w:val="multilevel"/>
+    <w:tmpl w:val="3A9E3632"/>
+    <w:lvl w:ilvl="0">
+      <w:start w:val="1"/>
+      <w:numFmt w:val="bullet"/>
+      <w:lvlText w:val=""/>
+      <w:lvlJc w:val="left"/>
+      <w:pPr>
+        <w:tabs>
+          <w:tab w:val="num" w:pos="720"/>
+        </w:tabs>
+        <w:ind w:left="720" w:hanging="360"/>
+      </w:pPr>
+      <w:rPr>
+        <w:rFonts w:ascii="Symbol" w:hAnsi="Symbol" w:hint="default"/>
+        <w:sz w:val="20"/>
+      </w:rPr>
+    </w:lvl>
+    <w:lvl w:ilvl="1" w:tentative="1">
+      <w:start w:val="1"/>
+      <w:numFmt w:val="bullet"/>
+      <w:lvlText w:val="o"/>
+      <w:lvlJc w:val="left"/>
+      <w:pPr>
+        <w:tabs>
+          <w:tab w:val="num" w:pos="1440"/>
+        </w:tabs>
+        <w:ind w:left="1440" w:hanging="360"/>
+      </w:pPr>
+      <w:rPr>
+        <w:rFonts w:ascii="Courier New" w:hAnsi="Courier New" w:hint="default"/>
+        <w:sz w:val="20"/>
+      </w:rPr>
+    </w:lvl>
+    <w:lvl w:ilvl="2" w:tentative="1">
+      <w:start w:val="1"/>
+      <w:numFmt w:val="bullet"/>
+      <w:lvlText w:val=""/>
+      <w:lvlJc w:val="left"/>
+      <w:pPr>
+        <w:tabs>
+          <w:tab w:val="num" w:pos="2160"/>
+        </w:tabs>
+        <w:ind w:left="2160" w:hanging="360"/>
+      </w:pPr>
+      <w:rPr>
+        <w:rFonts w:ascii="Wingdings" w:hAnsi="Wingdings" w:hint="default"/>
+        <w:sz w:val="20"/>
+      </w:rPr>
+    </w:lvl>
+    <w:lvl w:ilvl="3" w:tentative="1">
+      <w:start w:val="1"/>
+      <w:numFmt w:val="bullet"/>
+      <w:lvlText w:val=""/>
+      <w:lvlJc w:val="left"/>
+      <w:pPr>
+        <w:tabs>
+          <w:tab w:val="num" w:pos="2880"/>
+        </w:tabs>
+        <w:ind w:left="2880" w:hanging="360"/>
+      </w:pPr>
+      <w:rPr>
+        <w:rFonts w:ascii="Wingdings" w:hAnsi="Wingdings" w:hint="default"/>
+        <w:sz w:val="20"/>
+      </w:rPr>
+    </w:lvl>
+    <w:lvl w:ilvl="4" w:tentative="1">
+      <w:start w:val="1"/>
+      <w:numFmt w:val="bullet"/>
+      <w:lvlText w:val=""/>
+      <w:lvlJc w:val="left"/>
+      <w:pPr>
+        <w:tabs>
+          <w:tab w:val="num" w:pos="3600"/>
+        </w:tabs>
+        <w:ind w:left="3600" w:hanging="360"/>
+      </w:pPr>
+      <w:rPr>
+        <w:rFonts w:ascii="Wingdings" w:hAnsi="Wingdings" w:hint="default"/>
+        <w:sz w:val="20"/>
+      </w:rPr>
+    </w:lvl>
+    <w:lvl w:ilvl="5" w:tentative="1">
+      <w:start w:val="1"/>
+      <w:numFmt w:val="bullet"/>
+      <w:lvlText w:val=""/>
+      <w:lvlJc w:val="left"/>
+      <w:pPr>
+        <w:tabs>
+          <w:tab w:val="num" w:pos="4320"/>
+        </w:tabs>
+        <w:ind w:left="4320" w:hanging="360"/>
+      </w:pPr>
+      <w:rPr>
+        <w:rFonts w:ascii="Wingdings" w:hAnsi="Wingdings" w:hint="default"/>
+        <w:sz w:val="20"/>
+      </w:rPr>
+    </w:lvl>
+    <w:lvl w:ilvl="6" w:tentative="1">
+      <w:start w:val="1"/>
+      <w:numFmt w:val="bullet"/>
+      <w:lvlText w:val=""/>
+      <w:lvlJc w:val="left"/>
+      <w:pPr>
+        <w:tabs>
+          <w:tab w:val="num" w:pos="5040"/>
+        </w:tabs>
+        <w:ind w:left="5040" w:hanging="360"/>
+      </w:pPr>
+      <w:rPr>
+        <w:rFonts w:ascii="Wingdings" w:hAnsi="Wingdings" w:hint="default"/>
+        <w:sz w:val="20"/>
+      </w:rPr>
+    </w:lvl>
+    <w:lvl w:ilvl="7" w:tentative="1">
+      <w:start w:val="1"/>
+      <w:numFmt w:val="bullet"/>
+      <w:lvlText w:val=""/>
+      <w:lvlJc w:val="left"/>
+      <w:pPr>
+        <w:tabs>
+          <w:tab w:val="num" w:pos="5760"/>
+        </w:tabs>
+        <w:ind w:left="5760" w:hanging="360"/>
+      </w:pPr>
+      <w:rPr>
+        <w:rFonts w:ascii="Wingdings" w:hAnsi="Wingdings" w:hint="default"/>
+        <w:sz w:val="20"/>
+      </w:rPr>
+    </w:lvl>
+    <w:lvl w:ilvl="8" w:tentative="1">
+      <w:start w:val="1"/>
+      <w:numFmt w:val="bullet"/>
+      <w:lvlText w:val=""/>
+      <w:lvlJc w:val="left"/>
+      <w:pPr>
+        <w:tabs>
+          <w:tab w:val="num" w:pos="6480"/>
+        </w:tabs>
+        <w:ind w:left="6480" w:hanging="360"/>
+      </w:pPr>
+      <w:rPr>
+        <w:rFonts w:ascii="Wingdings" w:hAnsi="Wingdings" w:hint="default"/>
+        <w:sz w:val="20"/>
+      </w:rPr>
+    </w:lvl>
+  </w:abstractNum>
+  <w:abstractNum w:abstractNumId="14" w15:restartNumberingAfterBreak="0">
     <w:nsid w:val="2B535007"/>
     <w:multiLevelType w:val="multilevel"/>
     <w:tmpl w:val="DF847F80"/>
@@ -3745,7 +6148,270 @@
       </w:rPr>
     </w:lvl>
   </w:abstractNum>
-  <w:abstractNum w:abstractNumId="6" w15:restartNumberingAfterBreak="0">
+  <w:abstractNum w:abstractNumId="15" w15:restartNumberingAfterBreak="0">
+    <w:nsid w:val="2D7766FA"/>
+    <w:multiLevelType w:val="multilevel"/>
+    <w:tmpl w:val="954AD17A"/>
+    <w:lvl w:ilvl="0">
+      <w:start w:val="1"/>
+      <w:numFmt w:val="bullet"/>
+      <w:lvlText w:val=""/>
+      <w:lvlJc w:val="left"/>
+      <w:pPr>
+        <w:tabs>
+          <w:tab w:val="num" w:pos="720"/>
+        </w:tabs>
+        <w:ind w:left="720" w:hanging="360"/>
+      </w:pPr>
+      <w:rPr>
+        <w:rFonts w:ascii="Symbol" w:hAnsi="Symbol" w:hint="default"/>
+        <w:sz w:val="20"/>
+      </w:rPr>
+    </w:lvl>
+    <w:lvl w:ilvl="1" w:tentative="1">
+      <w:start w:val="1"/>
+      <w:numFmt w:val="bullet"/>
+      <w:lvlText w:val="o"/>
+      <w:lvlJc w:val="left"/>
+      <w:pPr>
+        <w:tabs>
+          <w:tab w:val="num" w:pos="1440"/>
+        </w:tabs>
+        <w:ind w:left="1440" w:hanging="360"/>
+      </w:pPr>
+      <w:rPr>
+        <w:rFonts w:ascii="Courier New" w:hAnsi="Courier New" w:hint="default"/>
+        <w:sz w:val="20"/>
+      </w:rPr>
+    </w:lvl>
+    <w:lvl w:ilvl="2" w:tentative="1">
+      <w:start w:val="1"/>
+      <w:numFmt w:val="bullet"/>
+      <w:lvlText w:val=""/>
+      <w:lvlJc w:val="left"/>
+      <w:pPr>
+        <w:tabs>
+          <w:tab w:val="num" w:pos="2160"/>
+        </w:tabs>
+        <w:ind w:left="2160" w:hanging="360"/>
+      </w:pPr>
+      <w:rPr>
+        <w:rFonts w:ascii="Wingdings" w:hAnsi="Wingdings" w:hint="default"/>
+        <w:sz w:val="20"/>
+      </w:rPr>
+    </w:lvl>
+    <w:lvl w:ilvl="3" w:tentative="1">
+      <w:start w:val="1"/>
+      <w:numFmt w:val="bullet"/>
+      <w:lvlText w:val=""/>
+      <w:lvlJc w:val="left"/>
+      <w:pPr>
+        <w:tabs>
+          <w:tab w:val="num" w:pos="2880"/>
+        </w:tabs>
+        <w:ind w:left="2880" w:hanging="360"/>
+      </w:pPr>
+      <w:rPr>
+        <w:rFonts w:ascii="Wingdings" w:hAnsi="Wingdings" w:hint="default"/>
+        <w:sz w:val="20"/>
+      </w:rPr>
+    </w:lvl>
+    <w:lvl w:ilvl="4" w:tentative="1">
+      <w:start w:val="1"/>
+      <w:numFmt w:val="bullet"/>
+      <w:lvlText w:val=""/>
+      <w:lvlJc w:val="left"/>
+      <w:pPr>
+        <w:tabs>
+          <w:tab w:val="num" w:pos="3600"/>
+        </w:tabs>
+        <w:ind w:left="3600" w:hanging="360"/>
+      </w:pPr>
+      <w:rPr>
+        <w:rFonts w:ascii="Wingdings" w:hAnsi="Wingdings" w:hint="default"/>
+        <w:sz w:val="20"/>
+      </w:rPr>
+    </w:lvl>
+    <w:lvl w:ilvl="5" w:tentative="1">
+      <w:start w:val="1"/>
+      <w:numFmt w:val="bullet"/>
+      <w:lvlText w:val=""/>
+      <w:lvlJc w:val="left"/>
+      <w:pPr>
+        <w:tabs>
+          <w:tab w:val="num" w:pos="4320"/>
+        </w:tabs>
+        <w:ind w:left="4320" w:hanging="360"/>
+      </w:pPr>
+      <w:rPr>
+        <w:rFonts w:ascii="Wingdings" w:hAnsi="Wingdings" w:hint="default"/>
+        <w:sz w:val="20"/>
+      </w:rPr>
+    </w:lvl>
+    <w:lvl w:ilvl="6" w:tentative="1">
+      <w:start w:val="1"/>
+      <w:numFmt w:val="bullet"/>
+      <w:lvlText w:val=""/>
+      <w:lvlJc w:val="left"/>
+      <w:pPr>
+        <w:tabs>
+          <w:tab w:val="num" w:pos="5040"/>
+        </w:tabs>
+        <w:ind w:left="5040" w:hanging="360"/>
+      </w:pPr>
+      <w:rPr>
+        <w:rFonts w:ascii="Wingdings" w:hAnsi="Wingdings" w:hint="default"/>
+        <w:sz w:val="20"/>
+      </w:rPr>
+    </w:lvl>
+    <w:lvl w:ilvl="7" w:tentative="1">
+      <w:start w:val="1"/>
+      <w:numFmt w:val="bullet"/>
+      <w:lvlText w:val=""/>
+      <w:lvlJc w:val="left"/>
+      <w:pPr>
+        <w:tabs>
+          <w:tab w:val="num" w:pos="5760"/>
+        </w:tabs>
+        <w:ind w:left="5760" w:hanging="360"/>
+      </w:pPr>
+      <w:rPr>
+        <w:rFonts w:ascii="Wingdings" w:hAnsi="Wingdings" w:hint="default"/>
+        <w:sz w:val="20"/>
+      </w:rPr>
+    </w:lvl>
+    <w:lvl w:ilvl="8" w:tentative="1">
+      <w:start w:val="1"/>
+      <w:numFmt w:val="bullet"/>
+      <w:lvlText w:val=""/>
+      <w:lvlJc w:val="left"/>
+      <w:pPr>
+        <w:tabs>
+          <w:tab w:val="num" w:pos="6480"/>
+        </w:tabs>
+        <w:ind w:left="6480" w:hanging="360"/>
+      </w:pPr>
+      <w:rPr>
+        <w:rFonts w:ascii="Wingdings" w:hAnsi="Wingdings" w:hint="default"/>
+        <w:sz w:val="20"/>
+      </w:rPr>
+    </w:lvl>
+  </w:abstractNum>
+  <w:abstractNum w:abstractNumId="16" w15:restartNumberingAfterBreak="0">
+    <w:nsid w:val="2E5E7800"/>
+    <w:multiLevelType w:val="hybridMultilevel"/>
+    <w:tmpl w:val="D3002C4A"/>
+    <w:lvl w:ilvl="0" w:tplc="90DCC6D2">
+      <w:numFmt w:val="bullet"/>
+      <w:lvlText w:val=""/>
+      <w:lvlJc w:val="left"/>
+      <w:pPr>
+        <w:ind w:left="720" w:hanging="360"/>
+      </w:pPr>
+      <w:rPr>
+        <w:rFonts w:ascii="Wingdings" w:eastAsiaTheme="minorHAnsi" w:hAnsi="Wingdings" w:cstheme="minorBidi" w:hint="default"/>
+        <w:b w:val="0"/>
+        <w:i w:val="0"/>
+      </w:rPr>
+    </w:lvl>
+    <w:lvl w:ilvl="1" w:tplc="042A0003" w:tentative="1">
+      <w:start w:val="1"/>
+      <w:numFmt w:val="bullet"/>
+      <w:lvlText w:val="o"/>
+      <w:lvlJc w:val="left"/>
+      <w:pPr>
+        <w:ind w:left="1440" w:hanging="360"/>
+      </w:pPr>
+      <w:rPr>
+        <w:rFonts w:ascii="Courier New" w:hAnsi="Courier New" w:cs="Courier New" w:hint="default"/>
+      </w:rPr>
+    </w:lvl>
+    <w:lvl w:ilvl="2" w:tplc="042A0005" w:tentative="1">
+      <w:start w:val="1"/>
+      <w:numFmt w:val="bullet"/>
+      <w:lvlText w:val=""/>
+      <w:lvlJc w:val="left"/>
+      <w:pPr>
+        <w:ind w:left="2160" w:hanging="360"/>
+      </w:pPr>
+      <w:rPr>
+        <w:rFonts w:ascii="Wingdings" w:hAnsi="Wingdings" w:hint="default"/>
+      </w:rPr>
+    </w:lvl>
+    <w:lvl w:ilvl="3" w:tplc="042A0001" w:tentative="1">
+      <w:start w:val="1"/>
+      <w:numFmt w:val="bullet"/>
+      <w:lvlText w:val=""/>
+      <w:lvlJc w:val="left"/>
+      <w:pPr>
+        <w:ind w:left="2880" w:hanging="360"/>
+      </w:pPr>
+      <w:rPr>
+        <w:rFonts w:ascii="Symbol" w:hAnsi="Symbol" w:hint="default"/>
+      </w:rPr>
+    </w:lvl>
+    <w:lvl w:ilvl="4" w:tplc="042A0003" w:tentative="1">
+      <w:start w:val="1"/>
+      <w:numFmt w:val="bullet"/>
+      <w:lvlText w:val="o"/>
+      <w:lvlJc w:val="left"/>
+      <w:pPr>
+        <w:ind w:left="3600" w:hanging="360"/>
+      </w:pPr>
+      <w:rPr>
+        <w:rFonts w:ascii="Courier New" w:hAnsi="Courier New" w:cs="Courier New" w:hint="default"/>
+      </w:rPr>
+    </w:lvl>
+    <w:lvl w:ilvl="5" w:tplc="042A0005" w:tentative="1">
+      <w:start w:val="1"/>
+      <w:numFmt w:val="bullet"/>
+      <w:lvlText w:val=""/>
+      <w:lvlJc w:val="left"/>
+      <w:pPr>
+        <w:ind w:left="4320" w:hanging="360"/>
+      </w:pPr>
+      <w:rPr>
+        <w:rFonts w:ascii="Wingdings" w:hAnsi="Wingdings" w:hint="default"/>
+      </w:rPr>
+    </w:lvl>
+    <w:lvl w:ilvl="6" w:tplc="042A0001" w:tentative="1">
+      <w:start w:val="1"/>
+      <w:numFmt w:val="bullet"/>
+      <w:lvlText w:val=""/>
+      <w:lvlJc w:val="left"/>
+      <w:pPr>
+        <w:ind w:left="5040" w:hanging="360"/>
+      </w:pPr>
+      <w:rPr>
+        <w:rFonts w:ascii="Symbol" w:hAnsi="Symbol" w:hint="default"/>
+      </w:rPr>
+    </w:lvl>
+    <w:lvl w:ilvl="7" w:tplc="042A0003" w:tentative="1">
+      <w:start w:val="1"/>
+      <w:numFmt w:val="bullet"/>
+      <w:lvlText w:val="o"/>
+      <w:lvlJc w:val="left"/>
+      <w:pPr>
+        <w:ind w:left="5760" w:hanging="360"/>
+      </w:pPr>
+      <w:rPr>
+        <w:rFonts w:ascii="Courier New" w:hAnsi="Courier New" w:cs="Courier New" w:hint="default"/>
+      </w:rPr>
+    </w:lvl>
+    <w:lvl w:ilvl="8" w:tplc="042A0005" w:tentative="1">
+      <w:start w:val="1"/>
+      <w:numFmt w:val="bullet"/>
+      <w:lvlText w:val=""/>
+      <w:lvlJc w:val="left"/>
+      <w:pPr>
+        <w:ind w:left="6480" w:hanging="360"/>
+      </w:pPr>
+      <w:rPr>
+        <w:rFonts w:ascii="Wingdings" w:hAnsi="Wingdings" w:hint="default"/>
+      </w:rPr>
+    </w:lvl>
+  </w:abstractNum>
+  <w:abstractNum w:abstractNumId="17" w15:restartNumberingAfterBreak="0">
     <w:nsid w:val="31066F2E"/>
     <w:multiLevelType w:val="multilevel"/>
     <w:tmpl w:val="F5FEB352"/>
@@ -3894,7 +6560,1091 @@
       </w:rPr>
     </w:lvl>
   </w:abstractNum>
-  <w:abstractNum w:abstractNumId="7" w15:restartNumberingAfterBreak="0">
+  <w:abstractNum w:abstractNumId="18" w15:restartNumberingAfterBreak="0">
+    <w:nsid w:val="32534CDF"/>
+    <w:multiLevelType w:val="multilevel"/>
+    <w:tmpl w:val="87C2BFCC"/>
+    <w:lvl w:ilvl="0">
+      <w:start w:val="1"/>
+      <w:numFmt w:val="bullet"/>
+      <w:lvlText w:val=""/>
+      <w:lvlJc w:val="left"/>
+      <w:pPr>
+        <w:tabs>
+          <w:tab w:val="num" w:pos="720"/>
+        </w:tabs>
+        <w:ind w:left="720" w:hanging="360"/>
+      </w:pPr>
+      <w:rPr>
+        <w:rFonts w:ascii="Symbol" w:hAnsi="Symbol" w:hint="default"/>
+        <w:sz w:val="20"/>
+      </w:rPr>
+    </w:lvl>
+    <w:lvl w:ilvl="1" w:tentative="1">
+      <w:start w:val="1"/>
+      <w:numFmt w:val="bullet"/>
+      <w:lvlText w:val="o"/>
+      <w:lvlJc w:val="left"/>
+      <w:pPr>
+        <w:tabs>
+          <w:tab w:val="num" w:pos="1440"/>
+        </w:tabs>
+        <w:ind w:left="1440" w:hanging="360"/>
+      </w:pPr>
+      <w:rPr>
+        <w:rFonts w:ascii="Courier New" w:hAnsi="Courier New" w:hint="default"/>
+        <w:sz w:val="20"/>
+      </w:rPr>
+    </w:lvl>
+    <w:lvl w:ilvl="2" w:tentative="1">
+      <w:start w:val="1"/>
+      <w:numFmt w:val="bullet"/>
+      <w:lvlText w:val=""/>
+      <w:lvlJc w:val="left"/>
+      <w:pPr>
+        <w:tabs>
+          <w:tab w:val="num" w:pos="2160"/>
+        </w:tabs>
+        <w:ind w:left="2160" w:hanging="360"/>
+      </w:pPr>
+      <w:rPr>
+        <w:rFonts w:ascii="Wingdings" w:hAnsi="Wingdings" w:hint="default"/>
+        <w:sz w:val="20"/>
+      </w:rPr>
+    </w:lvl>
+    <w:lvl w:ilvl="3" w:tentative="1">
+      <w:start w:val="1"/>
+      <w:numFmt w:val="bullet"/>
+      <w:lvlText w:val=""/>
+      <w:lvlJc w:val="left"/>
+      <w:pPr>
+        <w:tabs>
+          <w:tab w:val="num" w:pos="2880"/>
+        </w:tabs>
+        <w:ind w:left="2880" w:hanging="360"/>
+      </w:pPr>
+      <w:rPr>
+        <w:rFonts w:ascii="Wingdings" w:hAnsi="Wingdings" w:hint="default"/>
+        <w:sz w:val="20"/>
+      </w:rPr>
+    </w:lvl>
+    <w:lvl w:ilvl="4" w:tentative="1">
+      <w:start w:val="1"/>
+      <w:numFmt w:val="bullet"/>
+      <w:lvlText w:val=""/>
+      <w:lvlJc w:val="left"/>
+      <w:pPr>
+        <w:tabs>
+          <w:tab w:val="num" w:pos="3600"/>
+        </w:tabs>
+        <w:ind w:left="3600" w:hanging="360"/>
+      </w:pPr>
+      <w:rPr>
+        <w:rFonts w:ascii="Wingdings" w:hAnsi="Wingdings" w:hint="default"/>
+        <w:sz w:val="20"/>
+      </w:rPr>
+    </w:lvl>
+    <w:lvl w:ilvl="5" w:tentative="1">
+      <w:start w:val="1"/>
+      <w:numFmt w:val="bullet"/>
+      <w:lvlText w:val=""/>
+      <w:lvlJc w:val="left"/>
+      <w:pPr>
+        <w:tabs>
+          <w:tab w:val="num" w:pos="4320"/>
+        </w:tabs>
+        <w:ind w:left="4320" w:hanging="360"/>
+      </w:pPr>
+      <w:rPr>
+        <w:rFonts w:ascii="Wingdings" w:hAnsi="Wingdings" w:hint="default"/>
+        <w:sz w:val="20"/>
+      </w:rPr>
+    </w:lvl>
+    <w:lvl w:ilvl="6" w:tentative="1">
+      <w:start w:val="1"/>
+      <w:numFmt w:val="bullet"/>
+      <w:lvlText w:val=""/>
+      <w:lvlJc w:val="left"/>
+      <w:pPr>
+        <w:tabs>
+          <w:tab w:val="num" w:pos="5040"/>
+        </w:tabs>
+        <w:ind w:left="5040" w:hanging="360"/>
+      </w:pPr>
+      <w:rPr>
+        <w:rFonts w:ascii="Wingdings" w:hAnsi="Wingdings" w:hint="default"/>
+        <w:sz w:val="20"/>
+      </w:rPr>
+    </w:lvl>
+    <w:lvl w:ilvl="7" w:tentative="1">
+      <w:start w:val="1"/>
+      <w:numFmt w:val="bullet"/>
+      <w:lvlText w:val=""/>
+      <w:lvlJc w:val="left"/>
+      <w:pPr>
+        <w:tabs>
+          <w:tab w:val="num" w:pos="5760"/>
+        </w:tabs>
+        <w:ind w:left="5760" w:hanging="360"/>
+      </w:pPr>
+      <w:rPr>
+        <w:rFonts w:ascii="Wingdings" w:hAnsi="Wingdings" w:hint="default"/>
+        <w:sz w:val="20"/>
+      </w:rPr>
+    </w:lvl>
+    <w:lvl w:ilvl="8" w:tentative="1">
+      <w:start w:val="1"/>
+      <w:numFmt w:val="bullet"/>
+      <w:lvlText w:val=""/>
+      <w:lvlJc w:val="left"/>
+      <w:pPr>
+        <w:tabs>
+          <w:tab w:val="num" w:pos="6480"/>
+        </w:tabs>
+        <w:ind w:left="6480" w:hanging="360"/>
+      </w:pPr>
+      <w:rPr>
+        <w:rFonts w:ascii="Wingdings" w:hAnsi="Wingdings" w:hint="default"/>
+        <w:sz w:val="20"/>
+      </w:rPr>
+    </w:lvl>
+  </w:abstractNum>
+  <w:abstractNum w:abstractNumId="19" w15:restartNumberingAfterBreak="0">
+    <w:nsid w:val="34736A52"/>
+    <w:multiLevelType w:val="multilevel"/>
+    <w:tmpl w:val="2A4282C0"/>
+    <w:lvl w:ilvl="0">
+      <w:start w:val="1"/>
+      <w:numFmt w:val="bullet"/>
+      <w:lvlText w:val=""/>
+      <w:lvlJc w:val="left"/>
+      <w:pPr>
+        <w:tabs>
+          <w:tab w:val="num" w:pos="720"/>
+        </w:tabs>
+        <w:ind w:left="720" w:hanging="360"/>
+      </w:pPr>
+      <w:rPr>
+        <w:rFonts w:ascii="Symbol" w:hAnsi="Symbol" w:hint="default"/>
+        <w:sz w:val="20"/>
+      </w:rPr>
+    </w:lvl>
+    <w:lvl w:ilvl="1" w:tentative="1">
+      <w:start w:val="1"/>
+      <w:numFmt w:val="bullet"/>
+      <w:lvlText w:val="o"/>
+      <w:lvlJc w:val="left"/>
+      <w:pPr>
+        <w:tabs>
+          <w:tab w:val="num" w:pos="1440"/>
+        </w:tabs>
+        <w:ind w:left="1440" w:hanging="360"/>
+      </w:pPr>
+      <w:rPr>
+        <w:rFonts w:ascii="Courier New" w:hAnsi="Courier New" w:hint="default"/>
+        <w:sz w:val="20"/>
+      </w:rPr>
+    </w:lvl>
+    <w:lvl w:ilvl="2" w:tentative="1">
+      <w:start w:val="1"/>
+      <w:numFmt w:val="bullet"/>
+      <w:lvlText w:val=""/>
+      <w:lvlJc w:val="left"/>
+      <w:pPr>
+        <w:tabs>
+          <w:tab w:val="num" w:pos="2160"/>
+        </w:tabs>
+        <w:ind w:left="2160" w:hanging="360"/>
+      </w:pPr>
+      <w:rPr>
+        <w:rFonts w:ascii="Wingdings" w:hAnsi="Wingdings" w:hint="default"/>
+        <w:sz w:val="20"/>
+      </w:rPr>
+    </w:lvl>
+    <w:lvl w:ilvl="3" w:tentative="1">
+      <w:start w:val="1"/>
+      <w:numFmt w:val="bullet"/>
+      <w:lvlText w:val=""/>
+      <w:lvlJc w:val="left"/>
+      <w:pPr>
+        <w:tabs>
+          <w:tab w:val="num" w:pos="2880"/>
+        </w:tabs>
+        <w:ind w:left="2880" w:hanging="360"/>
+      </w:pPr>
+      <w:rPr>
+        <w:rFonts w:ascii="Wingdings" w:hAnsi="Wingdings" w:hint="default"/>
+        <w:sz w:val="20"/>
+      </w:rPr>
+    </w:lvl>
+    <w:lvl w:ilvl="4" w:tentative="1">
+      <w:start w:val="1"/>
+      <w:numFmt w:val="bullet"/>
+      <w:lvlText w:val=""/>
+      <w:lvlJc w:val="left"/>
+      <w:pPr>
+        <w:tabs>
+          <w:tab w:val="num" w:pos="3600"/>
+        </w:tabs>
+        <w:ind w:left="3600" w:hanging="360"/>
+      </w:pPr>
+      <w:rPr>
+        <w:rFonts w:ascii="Wingdings" w:hAnsi="Wingdings" w:hint="default"/>
+        <w:sz w:val="20"/>
+      </w:rPr>
+    </w:lvl>
+    <w:lvl w:ilvl="5" w:tentative="1">
+      <w:start w:val="1"/>
+      <w:numFmt w:val="bullet"/>
+      <w:lvlText w:val=""/>
+      <w:lvlJc w:val="left"/>
+      <w:pPr>
+        <w:tabs>
+          <w:tab w:val="num" w:pos="4320"/>
+        </w:tabs>
+        <w:ind w:left="4320" w:hanging="360"/>
+      </w:pPr>
+      <w:rPr>
+        <w:rFonts w:ascii="Wingdings" w:hAnsi="Wingdings" w:hint="default"/>
+        <w:sz w:val="20"/>
+      </w:rPr>
+    </w:lvl>
+    <w:lvl w:ilvl="6" w:tentative="1">
+      <w:start w:val="1"/>
+      <w:numFmt w:val="bullet"/>
+      <w:lvlText w:val=""/>
+      <w:lvlJc w:val="left"/>
+      <w:pPr>
+        <w:tabs>
+          <w:tab w:val="num" w:pos="5040"/>
+        </w:tabs>
+        <w:ind w:left="5040" w:hanging="360"/>
+      </w:pPr>
+      <w:rPr>
+        <w:rFonts w:ascii="Wingdings" w:hAnsi="Wingdings" w:hint="default"/>
+        <w:sz w:val="20"/>
+      </w:rPr>
+    </w:lvl>
+    <w:lvl w:ilvl="7" w:tentative="1">
+      <w:start w:val="1"/>
+      <w:numFmt w:val="bullet"/>
+      <w:lvlText w:val=""/>
+      <w:lvlJc w:val="left"/>
+      <w:pPr>
+        <w:tabs>
+          <w:tab w:val="num" w:pos="5760"/>
+        </w:tabs>
+        <w:ind w:left="5760" w:hanging="360"/>
+      </w:pPr>
+      <w:rPr>
+        <w:rFonts w:ascii="Wingdings" w:hAnsi="Wingdings" w:hint="default"/>
+        <w:sz w:val="20"/>
+      </w:rPr>
+    </w:lvl>
+    <w:lvl w:ilvl="8" w:tentative="1">
+      <w:start w:val="1"/>
+      <w:numFmt w:val="bullet"/>
+      <w:lvlText w:val=""/>
+      <w:lvlJc w:val="left"/>
+      <w:pPr>
+        <w:tabs>
+          <w:tab w:val="num" w:pos="6480"/>
+        </w:tabs>
+        <w:ind w:left="6480" w:hanging="360"/>
+      </w:pPr>
+      <w:rPr>
+        <w:rFonts w:ascii="Wingdings" w:hAnsi="Wingdings" w:hint="default"/>
+        <w:sz w:val="20"/>
+      </w:rPr>
+    </w:lvl>
+  </w:abstractNum>
+  <w:abstractNum w:abstractNumId="20" w15:restartNumberingAfterBreak="0">
+    <w:nsid w:val="349E55D5"/>
+    <w:multiLevelType w:val="multilevel"/>
+    <w:tmpl w:val="094E3364"/>
+    <w:lvl w:ilvl="0">
+      <w:start w:val="1"/>
+      <w:numFmt w:val="bullet"/>
+      <w:lvlText w:val=""/>
+      <w:lvlJc w:val="left"/>
+      <w:pPr>
+        <w:tabs>
+          <w:tab w:val="num" w:pos="720"/>
+        </w:tabs>
+        <w:ind w:left="720" w:hanging="360"/>
+      </w:pPr>
+      <w:rPr>
+        <w:rFonts w:ascii="Symbol" w:hAnsi="Symbol" w:hint="default"/>
+        <w:sz w:val="20"/>
+      </w:rPr>
+    </w:lvl>
+    <w:lvl w:ilvl="1">
+      <w:start w:val="1"/>
+      <w:numFmt w:val="bullet"/>
+      <w:lvlText w:val="o"/>
+      <w:lvlJc w:val="left"/>
+      <w:pPr>
+        <w:tabs>
+          <w:tab w:val="num" w:pos="1440"/>
+        </w:tabs>
+        <w:ind w:left="1440" w:hanging="360"/>
+      </w:pPr>
+      <w:rPr>
+        <w:rFonts w:ascii="Courier New" w:hAnsi="Courier New" w:hint="default"/>
+        <w:sz w:val="20"/>
+      </w:rPr>
+    </w:lvl>
+    <w:lvl w:ilvl="2" w:tentative="1">
+      <w:start w:val="1"/>
+      <w:numFmt w:val="bullet"/>
+      <w:lvlText w:val=""/>
+      <w:lvlJc w:val="left"/>
+      <w:pPr>
+        <w:tabs>
+          <w:tab w:val="num" w:pos="2160"/>
+        </w:tabs>
+        <w:ind w:left="2160" w:hanging="360"/>
+      </w:pPr>
+      <w:rPr>
+        <w:rFonts w:ascii="Wingdings" w:hAnsi="Wingdings" w:hint="default"/>
+        <w:sz w:val="20"/>
+      </w:rPr>
+    </w:lvl>
+    <w:lvl w:ilvl="3" w:tentative="1">
+      <w:start w:val="1"/>
+      <w:numFmt w:val="bullet"/>
+      <w:lvlText w:val=""/>
+      <w:lvlJc w:val="left"/>
+      <w:pPr>
+        <w:tabs>
+          <w:tab w:val="num" w:pos="2880"/>
+        </w:tabs>
+        <w:ind w:left="2880" w:hanging="360"/>
+      </w:pPr>
+      <w:rPr>
+        <w:rFonts w:ascii="Wingdings" w:hAnsi="Wingdings" w:hint="default"/>
+        <w:sz w:val="20"/>
+      </w:rPr>
+    </w:lvl>
+    <w:lvl w:ilvl="4" w:tentative="1">
+      <w:start w:val="1"/>
+      <w:numFmt w:val="bullet"/>
+      <w:lvlText w:val=""/>
+      <w:lvlJc w:val="left"/>
+      <w:pPr>
+        <w:tabs>
+          <w:tab w:val="num" w:pos="3600"/>
+        </w:tabs>
+        <w:ind w:left="3600" w:hanging="360"/>
+      </w:pPr>
+      <w:rPr>
+        <w:rFonts w:ascii="Wingdings" w:hAnsi="Wingdings" w:hint="default"/>
+        <w:sz w:val="20"/>
+      </w:rPr>
+    </w:lvl>
+    <w:lvl w:ilvl="5" w:tentative="1">
+      <w:start w:val="1"/>
+      <w:numFmt w:val="bullet"/>
+      <w:lvlText w:val=""/>
+      <w:lvlJc w:val="left"/>
+      <w:pPr>
+        <w:tabs>
+          <w:tab w:val="num" w:pos="4320"/>
+        </w:tabs>
+        <w:ind w:left="4320" w:hanging="360"/>
+      </w:pPr>
+      <w:rPr>
+        <w:rFonts w:ascii="Wingdings" w:hAnsi="Wingdings" w:hint="default"/>
+        <w:sz w:val="20"/>
+      </w:rPr>
+    </w:lvl>
+    <w:lvl w:ilvl="6" w:tentative="1">
+      <w:start w:val="1"/>
+      <w:numFmt w:val="bullet"/>
+      <w:lvlText w:val=""/>
+      <w:lvlJc w:val="left"/>
+      <w:pPr>
+        <w:tabs>
+          <w:tab w:val="num" w:pos="5040"/>
+        </w:tabs>
+        <w:ind w:left="5040" w:hanging="360"/>
+      </w:pPr>
+      <w:rPr>
+        <w:rFonts w:ascii="Wingdings" w:hAnsi="Wingdings" w:hint="default"/>
+        <w:sz w:val="20"/>
+      </w:rPr>
+    </w:lvl>
+    <w:lvl w:ilvl="7" w:tentative="1">
+      <w:start w:val="1"/>
+      <w:numFmt w:val="bullet"/>
+      <w:lvlText w:val=""/>
+      <w:lvlJc w:val="left"/>
+      <w:pPr>
+        <w:tabs>
+          <w:tab w:val="num" w:pos="5760"/>
+        </w:tabs>
+        <w:ind w:left="5760" w:hanging="360"/>
+      </w:pPr>
+      <w:rPr>
+        <w:rFonts w:ascii="Wingdings" w:hAnsi="Wingdings" w:hint="default"/>
+        <w:sz w:val="20"/>
+      </w:rPr>
+    </w:lvl>
+    <w:lvl w:ilvl="8" w:tentative="1">
+      <w:start w:val="1"/>
+      <w:numFmt w:val="bullet"/>
+      <w:lvlText w:val=""/>
+      <w:lvlJc w:val="left"/>
+      <w:pPr>
+        <w:tabs>
+          <w:tab w:val="num" w:pos="6480"/>
+        </w:tabs>
+        <w:ind w:left="6480" w:hanging="360"/>
+      </w:pPr>
+      <w:rPr>
+        <w:rFonts w:ascii="Wingdings" w:hAnsi="Wingdings" w:hint="default"/>
+        <w:sz w:val="20"/>
+      </w:rPr>
+    </w:lvl>
+  </w:abstractNum>
+  <w:abstractNum w:abstractNumId="21" w15:restartNumberingAfterBreak="0">
+    <w:nsid w:val="35732BF8"/>
+    <w:multiLevelType w:val="multilevel"/>
+    <w:tmpl w:val="153AC3A4"/>
+    <w:lvl w:ilvl="0">
+      <w:start w:val="1"/>
+      <w:numFmt w:val="bullet"/>
+      <w:lvlText w:val=""/>
+      <w:lvlJc w:val="left"/>
+      <w:pPr>
+        <w:tabs>
+          <w:tab w:val="num" w:pos="720"/>
+        </w:tabs>
+        <w:ind w:left="720" w:hanging="360"/>
+      </w:pPr>
+      <w:rPr>
+        <w:rFonts w:ascii="Symbol" w:hAnsi="Symbol" w:hint="default"/>
+        <w:sz w:val="20"/>
+      </w:rPr>
+    </w:lvl>
+    <w:lvl w:ilvl="1">
+      <w:start w:val="1"/>
+      <w:numFmt w:val="bullet"/>
+      <w:lvlText w:val="o"/>
+      <w:lvlJc w:val="left"/>
+      <w:pPr>
+        <w:tabs>
+          <w:tab w:val="num" w:pos="1440"/>
+        </w:tabs>
+        <w:ind w:left="1440" w:hanging="360"/>
+      </w:pPr>
+      <w:rPr>
+        <w:rFonts w:ascii="Courier New" w:hAnsi="Courier New" w:hint="default"/>
+        <w:sz w:val="20"/>
+      </w:rPr>
+    </w:lvl>
+    <w:lvl w:ilvl="2" w:tentative="1">
+      <w:start w:val="1"/>
+      <w:numFmt w:val="bullet"/>
+      <w:lvlText w:val=""/>
+      <w:lvlJc w:val="left"/>
+      <w:pPr>
+        <w:tabs>
+          <w:tab w:val="num" w:pos="2160"/>
+        </w:tabs>
+        <w:ind w:left="2160" w:hanging="360"/>
+      </w:pPr>
+      <w:rPr>
+        <w:rFonts w:ascii="Wingdings" w:hAnsi="Wingdings" w:hint="default"/>
+        <w:sz w:val="20"/>
+      </w:rPr>
+    </w:lvl>
+    <w:lvl w:ilvl="3" w:tentative="1">
+      <w:start w:val="1"/>
+      <w:numFmt w:val="bullet"/>
+      <w:lvlText w:val=""/>
+      <w:lvlJc w:val="left"/>
+      <w:pPr>
+        <w:tabs>
+          <w:tab w:val="num" w:pos="2880"/>
+        </w:tabs>
+        <w:ind w:left="2880" w:hanging="360"/>
+      </w:pPr>
+      <w:rPr>
+        <w:rFonts w:ascii="Wingdings" w:hAnsi="Wingdings" w:hint="default"/>
+        <w:sz w:val="20"/>
+      </w:rPr>
+    </w:lvl>
+    <w:lvl w:ilvl="4" w:tentative="1">
+      <w:start w:val="1"/>
+      <w:numFmt w:val="bullet"/>
+      <w:lvlText w:val=""/>
+      <w:lvlJc w:val="left"/>
+      <w:pPr>
+        <w:tabs>
+          <w:tab w:val="num" w:pos="3600"/>
+        </w:tabs>
+        <w:ind w:left="3600" w:hanging="360"/>
+      </w:pPr>
+      <w:rPr>
+        <w:rFonts w:ascii="Wingdings" w:hAnsi="Wingdings" w:hint="default"/>
+        <w:sz w:val="20"/>
+      </w:rPr>
+    </w:lvl>
+    <w:lvl w:ilvl="5" w:tentative="1">
+      <w:start w:val="1"/>
+      <w:numFmt w:val="bullet"/>
+      <w:lvlText w:val=""/>
+      <w:lvlJc w:val="left"/>
+      <w:pPr>
+        <w:tabs>
+          <w:tab w:val="num" w:pos="4320"/>
+        </w:tabs>
+        <w:ind w:left="4320" w:hanging="360"/>
+      </w:pPr>
+      <w:rPr>
+        <w:rFonts w:ascii="Wingdings" w:hAnsi="Wingdings" w:hint="default"/>
+        <w:sz w:val="20"/>
+      </w:rPr>
+    </w:lvl>
+    <w:lvl w:ilvl="6" w:tentative="1">
+      <w:start w:val="1"/>
+      <w:numFmt w:val="bullet"/>
+      <w:lvlText w:val=""/>
+      <w:lvlJc w:val="left"/>
+      <w:pPr>
+        <w:tabs>
+          <w:tab w:val="num" w:pos="5040"/>
+        </w:tabs>
+        <w:ind w:left="5040" w:hanging="360"/>
+      </w:pPr>
+      <w:rPr>
+        <w:rFonts w:ascii="Wingdings" w:hAnsi="Wingdings" w:hint="default"/>
+        <w:sz w:val="20"/>
+      </w:rPr>
+    </w:lvl>
+    <w:lvl w:ilvl="7" w:tentative="1">
+      <w:start w:val="1"/>
+      <w:numFmt w:val="bullet"/>
+      <w:lvlText w:val=""/>
+      <w:lvlJc w:val="left"/>
+      <w:pPr>
+        <w:tabs>
+          <w:tab w:val="num" w:pos="5760"/>
+        </w:tabs>
+        <w:ind w:left="5760" w:hanging="360"/>
+      </w:pPr>
+      <w:rPr>
+        <w:rFonts w:ascii="Wingdings" w:hAnsi="Wingdings" w:hint="default"/>
+        <w:sz w:val="20"/>
+      </w:rPr>
+    </w:lvl>
+    <w:lvl w:ilvl="8" w:tentative="1">
+      <w:start w:val="1"/>
+      <w:numFmt w:val="bullet"/>
+      <w:lvlText w:val=""/>
+      <w:lvlJc w:val="left"/>
+      <w:pPr>
+        <w:tabs>
+          <w:tab w:val="num" w:pos="6480"/>
+        </w:tabs>
+        <w:ind w:left="6480" w:hanging="360"/>
+      </w:pPr>
+      <w:rPr>
+        <w:rFonts w:ascii="Wingdings" w:hAnsi="Wingdings" w:hint="default"/>
+        <w:sz w:val="20"/>
+      </w:rPr>
+    </w:lvl>
+  </w:abstractNum>
+  <w:abstractNum w:abstractNumId="22" w15:restartNumberingAfterBreak="0">
+    <w:nsid w:val="36E81053"/>
+    <w:multiLevelType w:val="hybridMultilevel"/>
+    <w:tmpl w:val="C75CCBB8"/>
+    <w:lvl w:ilvl="0" w:tplc="042A0001">
+      <w:start w:val="1"/>
+      <w:numFmt w:val="bullet"/>
+      <w:lvlText w:val=""/>
+      <w:lvlJc w:val="left"/>
+      <w:pPr>
+        <w:ind w:left="720" w:hanging="360"/>
+      </w:pPr>
+      <w:rPr>
+        <w:rFonts w:ascii="Symbol" w:hAnsi="Symbol" w:hint="default"/>
+      </w:rPr>
+    </w:lvl>
+    <w:lvl w:ilvl="1" w:tplc="042A0003" w:tentative="1">
+      <w:start w:val="1"/>
+      <w:numFmt w:val="bullet"/>
+      <w:lvlText w:val="o"/>
+      <w:lvlJc w:val="left"/>
+      <w:pPr>
+        <w:ind w:left="1440" w:hanging="360"/>
+      </w:pPr>
+      <w:rPr>
+        <w:rFonts w:ascii="Courier New" w:hAnsi="Courier New" w:cs="Courier New" w:hint="default"/>
+      </w:rPr>
+    </w:lvl>
+    <w:lvl w:ilvl="2" w:tplc="042A0005" w:tentative="1">
+      <w:start w:val="1"/>
+      <w:numFmt w:val="bullet"/>
+      <w:lvlText w:val=""/>
+      <w:lvlJc w:val="left"/>
+      <w:pPr>
+        <w:ind w:left="2160" w:hanging="360"/>
+      </w:pPr>
+      <w:rPr>
+        <w:rFonts w:ascii="Wingdings" w:hAnsi="Wingdings" w:hint="default"/>
+      </w:rPr>
+    </w:lvl>
+    <w:lvl w:ilvl="3" w:tplc="042A0001" w:tentative="1">
+      <w:start w:val="1"/>
+      <w:numFmt w:val="bullet"/>
+      <w:lvlText w:val=""/>
+      <w:lvlJc w:val="left"/>
+      <w:pPr>
+        <w:ind w:left="2880" w:hanging="360"/>
+      </w:pPr>
+      <w:rPr>
+        <w:rFonts w:ascii="Symbol" w:hAnsi="Symbol" w:hint="default"/>
+      </w:rPr>
+    </w:lvl>
+    <w:lvl w:ilvl="4" w:tplc="042A0003" w:tentative="1">
+      <w:start w:val="1"/>
+      <w:numFmt w:val="bullet"/>
+      <w:lvlText w:val="o"/>
+      <w:lvlJc w:val="left"/>
+      <w:pPr>
+        <w:ind w:left="3600" w:hanging="360"/>
+      </w:pPr>
+      <w:rPr>
+        <w:rFonts w:ascii="Courier New" w:hAnsi="Courier New" w:cs="Courier New" w:hint="default"/>
+      </w:rPr>
+    </w:lvl>
+    <w:lvl w:ilvl="5" w:tplc="042A0005" w:tentative="1">
+      <w:start w:val="1"/>
+      <w:numFmt w:val="bullet"/>
+      <w:lvlText w:val=""/>
+      <w:lvlJc w:val="left"/>
+      <w:pPr>
+        <w:ind w:left="4320" w:hanging="360"/>
+      </w:pPr>
+      <w:rPr>
+        <w:rFonts w:ascii="Wingdings" w:hAnsi="Wingdings" w:hint="default"/>
+      </w:rPr>
+    </w:lvl>
+    <w:lvl w:ilvl="6" w:tplc="042A0001" w:tentative="1">
+      <w:start w:val="1"/>
+      <w:numFmt w:val="bullet"/>
+      <w:lvlText w:val=""/>
+      <w:lvlJc w:val="left"/>
+      <w:pPr>
+        <w:ind w:left="5040" w:hanging="360"/>
+      </w:pPr>
+      <w:rPr>
+        <w:rFonts w:ascii="Symbol" w:hAnsi="Symbol" w:hint="default"/>
+      </w:rPr>
+    </w:lvl>
+    <w:lvl w:ilvl="7" w:tplc="042A0003" w:tentative="1">
+      <w:start w:val="1"/>
+      <w:numFmt w:val="bullet"/>
+      <w:lvlText w:val="o"/>
+      <w:lvlJc w:val="left"/>
+      <w:pPr>
+        <w:ind w:left="5760" w:hanging="360"/>
+      </w:pPr>
+      <w:rPr>
+        <w:rFonts w:ascii="Courier New" w:hAnsi="Courier New" w:cs="Courier New" w:hint="default"/>
+      </w:rPr>
+    </w:lvl>
+    <w:lvl w:ilvl="8" w:tplc="042A0005" w:tentative="1">
+      <w:start w:val="1"/>
+      <w:numFmt w:val="bullet"/>
+      <w:lvlText w:val=""/>
+      <w:lvlJc w:val="left"/>
+      <w:pPr>
+        <w:ind w:left="6480" w:hanging="360"/>
+      </w:pPr>
+      <w:rPr>
+        <w:rFonts w:ascii="Wingdings" w:hAnsi="Wingdings" w:hint="default"/>
+      </w:rPr>
+    </w:lvl>
+  </w:abstractNum>
+  <w:abstractNum w:abstractNumId="23" w15:restartNumberingAfterBreak="0">
+    <w:nsid w:val="3A9D6369"/>
+    <w:multiLevelType w:val="multilevel"/>
+    <w:tmpl w:val="119A8D82"/>
+    <w:lvl w:ilvl="0">
+      <w:start w:val="1"/>
+      <w:numFmt w:val="bullet"/>
+      <w:lvlText w:val=""/>
+      <w:lvlJc w:val="left"/>
+      <w:pPr>
+        <w:tabs>
+          <w:tab w:val="num" w:pos="720"/>
+        </w:tabs>
+        <w:ind w:left="720" w:hanging="360"/>
+      </w:pPr>
+      <w:rPr>
+        <w:rFonts w:ascii="Symbol" w:hAnsi="Symbol" w:hint="default"/>
+        <w:sz w:val="20"/>
+      </w:rPr>
+    </w:lvl>
+    <w:lvl w:ilvl="1" w:tentative="1">
+      <w:start w:val="1"/>
+      <w:numFmt w:val="bullet"/>
+      <w:lvlText w:val="o"/>
+      <w:lvlJc w:val="left"/>
+      <w:pPr>
+        <w:tabs>
+          <w:tab w:val="num" w:pos="1440"/>
+        </w:tabs>
+        <w:ind w:left="1440" w:hanging="360"/>
+      </w:pPr>
+      <w:rPr>
+        <w:rFonts w:ascii="Courier New" w:hAnsi="Courier New" w:hint="default"/>
+        <w:sz w:val="20"/>
+      </w:rPr>
+    </w:lvl>
+    <w:lvl w:ilvl="2" w:tentative="1">
+      <w:start w:val="1"/>
+      <w:numFmt w:val="bullet"/>
+      <w:lvlText w:val=""/>
+      <w:lvlJc w:val="left"/>
+      <w:pPr>
+        <w:tabs>
+          <w:tab w:val="num" w:pos="2160"/>
+        </w:tabs>
+        <w:ind w:left="2160" w:hanging="360"/>
+      </w:pPr>
+      <w:rPr>
+        <w:rFonts w:ascii="Wingdings" w:hAnsi="Wingdings" w:hint="default"/>
+        <w:sz w:val="20"/>
+      </w:rPr>
+    </w:lvl>
+    <w:lvl w:ilvl="3" w:tentative="1">
+      <w:start w:val="1"/>
+      <w:numFmt w:val="bullet"/>
+      <w:lvlText w:val=""/>
+      <w:lvlJc w:val="left"/>
+      <w:pPr>
+        <w:tabs>
+          <w:tab w:val="num" w:pos="2880"/>
+        </w:tabs>
+        <w:ind w:left="2880" w:hanging="360"/>
+      </w:pPr>
+      <w:rPr>
+        <w:rFonts w:ascii="Wingdings" w:hAnsi="Wingdings" w:hint="default"/>
+        <w:sz w:val="20"/>
+      </w:rPr>
+    </w:lvl>
+    <w:lvl w:ilvl="4" w:tentative="1">
+      <w:start w:val="1"/>
+      <w:numFmt w:val="bullet"/>
+      <w:lvlText w:val=""/>
+      <w:lvlJc w:val="left"/>
+      <w:pPr>
+        <w:tabs>
+          <w:tab w:val="num" w:pos="3600"/>
+        </w:tabs>
+        <w:ind w:left="3600" w:hanging="360"/>
+      </w:pPr>
+      <w:rPr>
+        <w:rFonts w:ascii="Wingdings" w:hAnsi="Wingdings" w:hint="default"/>
+        <w:sz w:val="20"/>
+      </w:rPr>
+    </w:lvl>
+    <w:lvl w:ilvl="5" w:tentative="1">
+      <w:start w:val="1"/>
+      <w:numFmt w:val="bullet"/>
+      <w:lvlText w:val=""/>
+      <w:lvlJc w:val="left"/>
+      <w:pPr>
+        <w:tabs>
+          <w:tab w:val="num" w:pos="4320"/>
+        </w:tabs>
+        <w:ind w:left="4320" w:hanging="360"/>
+      </w:pPr>
+      <w:rPr>
+        <w:rFonts w:ascii="Wingdings" w:hAnsi="Wingdings" w:hint="default"/>
+        <w:sz w:val="20"/>
+      </w:rPr>
+    </w:lvl>
+    <w:lvl w:ilvl="6" w:tentative="1">
+      <w:start w:val="1"/>
+      <w:numFmt w:val="bullet"/>
+      <w:lvlText w:val=""/>
+      <w:lvlJc w:val="left"/>
+      <w:pPr>
+        <w:tabs>
+          <w:tab w:val="num" w:pos="5040"/>
+        </w:tabs>
+        <w:ind w:left="5040" w:hanging="360"/>
+      </w:pPr>
+      <w:rPr>
+        <w:rFonts w:ascii="Wingdings" w:hAnsi="Wingdings" w:hint="default"/>
+        <w:sz w:val="20"/>
+      </w:rPr>
+    </w:lvl>
+    <w:lvl w:ilvl="7" w:tentative="1">
+      <w:start w:val="1"/>
+      <w:numFmt w:val="bullet"/>
+      <w:lvlText w:val=""/>
+      <w:lvlJc w:val="left"/>
+      <w:pPr>
+        <w:tabs>
+          <w:tab w:val="num" w:pos="5760"/>
+        </w:tabs>
+        <w:ind w:left="5760" w:hanging="360"/>
+      </w:pPr>
+      <w:rPr>
+        <w:rFonts w:ascii="Wingdings" w:hAnsi="Wingdings" w:hint="default"/>
+        <w:sz w:val="20"/>
+      </w:rPr>
+    </w:lvl>
+    <w:lvl w:ilvl="8" w:tentative="1">
+      <w:start w:val="1"/>
+      <w:numFmt w:val="bullet"/>
+      <w:lvlText w:val=""/>
+      <w:lvlJc w:val="left"/>
+      <w:pPr>
+        <w:tabs>
+          <w:tab w:val="num" w:pos="6480"/>
+        </w:tabs>
+        <w:ind w:left="6480" w:hanging="360"/>
+      </w:pPr>
+      <w:rPr>
+        <w:rFonts w:ascii="Wingdings" w:hAnsi="Wingdings" w:hint="default"/>
+        <w:sz w:val="20"/>
+      </w:rPr>
+    </w:lvl>
+  </w:abstractNum>
+  <w:abstractNum w:abstractNumId="24" w15:restartNumberingAfterBreak="0">
+    <w:nsid w:val="3CDC15E8"/>
+    <w:multiLevelType w:val="hybridMultilevel"/>
+    <w:tmpl w:val="4E2EA646"/>
+    <w:lvl w:ilvl="0" w:tplc="042A0001">
+      <w:start w:val="1"/>
+      <w:numFmt w:val="bullet"/>
+      <w:lvlText w:val=""/>
+      <w:lvlJc w:val="left"/>
+      <w:pPr>
+        <w:ind w:left="720" w:hanging="360"/>
+      </w:pPr>
+      <w:rPr>
+        <w:rFonts w:ascii="Symbol" w:hAnsi="Symbol" w:hint="default"/>
+      </w:rPr>
+    </w:lvl>
+    <w:lvl w:ilvl="1" w:tplc="042A0003" w:tentative="1">
+      <w:start w:val="1"/>
+      <w:numFmt w:val="bullet"/>
+      <w:lvlText w:val="o"/>
+      <w:lvlJc w:val="left"/>
+      <w:pPr>
+        <w:ind w:left="1440" w:hanging="360"/>
+      </w:pPr>
+      <w:rPr>
+        <w:rFonts w:ascii="Courier New" w:hAnsi="Courier New" w:cs="Courier New" w:hint="default"/>
+      </w:rPr>
+    </w:lvl>
+    <w:lvl w:ilvl="2" w:tplc="042A0005" w:tentative="1">
+      <w:start w:val="1"/>
+      <w:numFmt w:val="bullet"/>
+      <w:lvlText w:val=""/>
+      <w:lvlJc w:val="left"/>
+      <w:pPr>
+        <w:ind w:left="2160" w:hanging="360"/>
+      </w:pPr>
+      <w:rPr>
+        <w:rFonts w:ascii="Wingdings" w:hAnsi="Wingdings" w:hint="default"/>
+      </w:rPr>
+    </w:lvl>
+    <w:lvl w:ilvl="3" w:tplc="042A0001" w:tentative="1">
+      <w:start w:val="1"/>
+      <w:numFmt w:val="bullet"/>
+      <w:lvlText w:val=""/>
+      <w:lvlJc w:val="left"/>
+      <w:pPr>
+        <w:ind w:left="2880" w:hanging="360"/>
+      </w:pPr>
+      <w:rPr>
+        <w:rFonts w:ascii="Symbol" w:hAnsi="Symbol" w:hint="default"/>
+      </w:rPr>
+    </w:lvl>
+    <w:lvl w:ilvl="4" w:tplc="042A0003" w:tentative="1">
+      <w:start w:val="1"/>
+      <w:numFmt w:val="bullet"/>
+      <w:lvlText w:val="o"/>
+      <w:lvlJc w:val="left"/>
+      <w:pPr>
+        <w:ind w:left="3600" w:hanging="360"/>
+      </w:pPr>
+      <w:rPr>
+        <w:rFonts w:ascii="Courier New" w:hAnsi="Courier New" w:cs="Courier New" w:hint="default"/>
+      </w:rPr>
+    </w:lvl>
+    <w:lvl w:ilvl="5" w:tplc="042A0005" w:tentative="1">
+      <w:start w:val="1"/>
+      <w:numFmt w:val="bullet"/>
+      <w:lvlText w:val=""/>
+      <w:lvlJc w:val="left"/>
+      <w:pPr>
+        <w:ind w:left="4320" w:hanging="360"/>
+      </w:pPr>
+      <w:rPr>
+        <w:rFonts w:ascii="Wingdings" w:hAnsi="Wingdings" w:hint="default"/>
+      </w:rPr>
+    </w:lvl>
+    <w:lvl w:ilvl="6" w:tplc="042A0001" w:tentative="1">
+      <w:start w:val="1"/>
+      <w:numFmt w:val="bullet"/>
+      <w:lvlText w:val=""/>
+      <w:lvlJc w:val="left"/>
+      <w:pPr>
+        <w:ind w:left="5040" w:hanging="360"/>
+      </w:pPr>
+      <w:rPr>
+        <w:rFonts w:ascii="Symbol" w:hAnsi="Symbol" w:hint="default"/>
+      </w:rPr>
+    </w:lvl>
+    <w:lvl w:ilvl="7" w:tplc="042A0003" w:tentative="1">
+      <w:start w:val="1"/>
+      <w:numFmt w:val="bullet"/>
+      <w:lvlText w:val="o"/>
+      <w:lvlJc w:val="left"/>
+      <w:pPr>
+        <w:ind w:left="5760" w:hanging="360"/>
+      </w:pPr>
+      <w:rPr>
+        <w:rFonts w:ascii="Courier New" w:hAnsi="Courier New" w:cs="Courier New" w:hint="default"/>
+      </w:rPr>
+    </w:lvl>
+    <w:lvl w:ilvl="8" w:tplc="042A0005" w:tentative="1">
+      <w:start w:val="1"/>
+      <w:numFmt w:val="bullet"/>
+      <w:lvlText w:val=""/>
+      <w:lvlJc w:val="left"/>
+      <w:pPr>
+        <w:ind w:left="6480" w:hanging="360"/>
+      </w:pPr>
+      <w:rPr>
+        <w:rFonts w:ascii="Wingdings" w:hAnsi="Wingdings" w:hint="default"/>
+      </w:rPr>
+    </w:lvl>
+  </w:abstractNum>
+  <w:abstractNum w:abstractNumId="25" w15:restartNumberingAfterBreak="0">
+    <w:nsid w:val="41354A0B"/>
+    <w:multiLevelType w:val="hybridMultilevel"/>
+    <w:tmpl w:val="8BD841C0"/>
+    <w:lvl w:ilvl="0" w:tplc="042A0001">
+      <w:start w:val="1"/>
+      <w:numFmt w:val="bullet"/>
+      <w:lvlText w:val=""/>
+      <w:lvlJc w:val="left"/>
+      <w:pPr>
+        <w:ind w:left="720" w:hanging="360"/>
+      </w:pPr>
+      <w:rPr>
+        <w:rFonts w:ascii="Symbol" w:hAnsi="Symbol" w:hint="default"/>
+      </w:rPr>
+    </w:lvl>
+    <w:lvl w:ilvl="1" w:tplc="042A0003" w:tentative="1">
+      <w:start w:val="1"/>
+      <w:numFmt w:val="bullet"/>
+      <w:lvlText w:val="o"/>
+      <w:lvlJc w:val="left"/>
+      <w:pPr>
+        <w:ind w:left="1440" w:hanging="360"/>
+      </w:pPr>
+      <w:rPr>
+        <w:rFonts w:ascii="Courier New" w:hAnsi="Courier New" w:cs="Courier New" w:hint="default"/>
+      </w:rPr>
+    </w:lvl>
+    <w:lvl w:ilvl="2" w:tplc="042A0005" w:tentative="1">
+      <w:start w:val="1"/>
+      <w:numFmt w:val="bullet"/>
+      <w:lvlText w:val=""/>
+      <w:lvlJc w:val="left"/>
+      <w:pPr>
+        <w:ind w:left="2160" w:hanging="360"/>
+      </w:pPr>
+      <w:rPr>
+        <w:rFonts w:ascii="Wingdings" w:hAnsi="Wingdings" w:hint="default"/>
+      </w:rPr>
+    </w:lvl>
+    <w:lvl w:ilvl="3" w:tplc="042A0001" w:tentative="1">
+      <w:start w:val="1"/>
+      <w:numFmt w:val="bullet"/>
+      <w:lvlText w:val=""/>
+      <w:lvlJc w:val="left"/>
+      <w:pPr>
+        <w:ind w:left="2880" w:hanging="360"/>
+      </w:pPr>
+      <w:rPr>
+        <w:rFonts w:ascii="Symbol" w:hAnsi="Symbol" w:hint="default"/>
+      </w:rPr>
+    </w:lvl>
+    <w:lvl w:ilvl="4" w:tplc="042A0003" w:tentative="1">
+      <w:start w:val="1"/>
+      <w:numFmt w:val="bullet"/>
+      <w:lvlText w:val="o"/>
+      <w:lvlJc w:val="left"/>
+      <w:pPr>
+        <w:ind w:left="3600" w:hanging="360"/>
+      </w:pPr>
+      <w:rPr>
+        <w:rFonts w:ascii="Courier New" w:hAnsi="Courier New" w:cs="Courier New" w:hint="default"/>
+      </w:rPr>
+    </w:lvl>
+    <w:lvl w:ilvl="5" w:tplc="042A0005" w:tentative="1">
+      <w:start w:val="1"/>
+      <w:numFmt w:val="bullet"/>
+      <w:lvlText w:val=""/>
+      <w:lvlJc w:val="left"/>
+      <w:pPr>
+        <w:ind w:left="4320" w:hanging="360"/>
+      </w:pPr>
+      <w:rPr>
+        <w:rFonts w:ascii="Wingdings" w:hAnsi="Wingdings" w:hint="default"/>
+      </w:rPr>
+    </w:lvl>
+    <w:lvl w:ilvl="6" w:tplc="042A0001" w:tentative="1">
+      <w:start w:val="1"/>
+      <w:numFmt w:val="bullet"/>
+      <w:lvlText w:val=""/>
+      <w:lvlJc w:val="left"/>
+      <w:pPr>
+        <w:ind w:left="5040" w:hanging="360"/>
+      </w:pPr>
+      <w:rPr>
+        <w:rFonts w:ascii="Symbol" w:hAnsi="Symbol" w:hint="default"/>
+      </w:rPr>
+    </w:lvl>
+    <w:lvl w:ilvl="7" w:tplc="042A0003" w:tentative="1">
+      <w:start w:val="1"/>
+      <w:numFmt w:val="bullet"/>
+      <w:lvlText w:val="o"/>
+      <w:lvlJc w:val="left"/>
+      <w:pPr>
+        <w:ind w:left="5760" w:hanging="360"/>
+      </w:pPr>
+      <w:rPr>
+        <w:rFonts w:ascii="Courier New" w:hAnsi="Courier New" w:cs="Courier New" w:hint="default"/>
+      </w:rPr>
+    </w:lvl>
+    <w:lvl w:ilvl="8" w:tplc="042A0005" w:tentative="1">
+      <w:start w:val="1"/>
+      <w:numFmt w:val="bullet"/>
+      <w:lvlText w:val=""/>
+      <w:lvlJc w:val="left"/>
+      <w:pPr>
+        <w:ind w:left="6480" w:hanging="360"/>
+      </w:pPr>
+      <w:rPr>
+        <w:rFonts w:ascii="Wingdings" w:hAnsi="Wingdings" w:hint="default"/>
+      </w:rPr>
+    </w:lvl>
+  </w:abstractNum>
+  <w:abstractNum w:abstractNumId="26" w15:restartNumberingAfterBreak="0">
     <w:nsid w:val="456A24CA"/>
     <w:multiLevelType w:val="multilevel"/>
     <w:tmpl w:val="3800D676"/>
@@ -4043,7 +7793,681 @@
       </w:rPr>
     </w:lvl>
   </w:abstractNum>
-  <w:abstractNum w:abstractNumId="8" w15:restartNumberingAfterBreak="0">
+  <w:abstractNum w:abstractNumId="27" w15:restartNumberingAfterBreak="0">
+    <w:nsid w:val="4939432A"/>
+    <w:multiLevelType w:val="hybridMultilevel"/>
+    <w:tmpl w:val="EB6C3BBE"/>
+    <w:lvl w:ilvl="0" w:tplc="042A0001">
+      <w:start w:val="1"/>
+      <w:numFmt w:val="bullet"/>
+      <w:lvlText w:val=""/>
+      <w:lvlJc w:val="left"/>
+      <w:pPr>
+        <w:ind w:left="720" w:hanging="360"/>
+      </w:pPr>
+      <w:rPr>
+        <w:rFonts w:ascii="Symbol" w:hAnsi="Symbol" w:hint="default"/>
+      </w:rPr>
+    </w:lvl>
+    <w:lvl w:ilvl="1" w:tplc="042A0003" w:tentative="1">
+      <w:start w:val="1"/>
+      <w:numFmt w:val="bullet"/>
+      <w:lvlText w:val="o"/>
+      <w:lvlJc w:val="left"/>
+      <w:pPr>
+        <w:ind w:left="1440" w:hanging="360"/>
+      </w:pPr>
+      <w:rPr>
+        <w:rFonts w:ascii="Courier New" w:hAnsi="Courier New" w:cs="Courier New" w:hint="default"/>
+      </w:rPr>
+    </w:lvl>
+    <w:lvl w:ilvl="2" w:tplc="042A0005" w:tentative="1">
+      <w:start w:val="1"/>
+      <w:numFmt w:val="bullet"/>
+      <w:lvlText w:val=""/>
+      <w:lvlJc w:val="left"/>
+      <w:pPr>
+        <w:ind w:left="2160" w:hanging="360"/>
+      </w:pPr>
+      <w:rPr>
+        <w:rFonts w:ascii="Wingdings" w:hAnsi="Wingdings" w:hint="default"/>
+      </w:rPr>
+    </w:lvl>
+    <w:lvl w:ilvl="3" w:tplc="042A0001" w:tentative="1">
+      <w:start w:val="1"/>
+      <w:numFmt w:val="bullet"/>
+      <w:lvlText w:val=""/>
+      <w:lvlJc w:val="left"/>
+      <w:pPr>
+        <w:ind w:left="2880" w:hanging="360"/>
+      </w:pPr>
+      <w:rPr>
+        <w:rFonts w:ascii="Symbol" w:hAnsi="Symbol" w:hint="default"/>
+      </w:rPr>
+    </w:lvl>
+    <w:lvl w:ilvl="4" w:tplc="042A0003" w:tentative="1">
+      <w:start w:val="1"/>
+      <w:numFmt w:val="bullet"/>
+      <w:lvlText w:val="o"/>
+      <w:lvlJc w:val="left"/>
+      <w:pPr>
+        <w:ind w:left="3600" w:hanging="360"/>
+      </w:pPr>
+      <w:rPr>
+        <w:rFonts w:ascii="Courier New" w:hAnsi="Courier New" w:cs="Courier New" w:hint="default"/>
+      </w:rPr>
+    </w:lvl>
+    <w:lvl w:ilvl="5" w:tplc="042A0005" w:tentative="1">
+      <w:start w:val="1"/>
+      <w:numFmt w:val="bullet"/>
+      <w:lvlText w:val=""/>
+      <w:lvlJc w:val="left"/>
+      <w:pPr>
+        <w:ind w:left="4320" w:hanging="360"/>
+      </w:pPr>
+      <w:rPr>
+        <w:rFonts w:ascii="Wingdings" w:hAnsi="Wingdings" w:hint="default"/>
+      </w:rPr>
+    </w:lvl>
+    <w:lvl w:ilvl="6" w:tplc="042A0001" w:tentative="1">
+      <w:start w:val="1"/>
+      <w:numFmt w:val="bullet"/>
+      <w:lvlText w:val=""/>
+      <w:lvlJc w:val="left"/>
+      <w:pPr>
+        <w:ind w:left="5040" w:hanging="360"/>
+      </w:pPr>
+      <w:rPr>
+        <w:rFonts w:ascii="Symbol" w:hAnsi="Symbol" w:hint="default"/>
+      </w:rPr>
+    </w:lvl>
+    <w:lvl w:ilvl="7" w:tplc="042A0003" w:tentative="1">
+      <w:start w:val="1"/>
+      <w:numFmt w:val="bullet"/>
+      <w:lvlText w:val="o"/>
+      <w:lvlJc w:val="left"/>
+      <w:pPr>
+        <w:ind w:left="5760" w:hanging="360"/>
+      </w:pPr>
+      <w:rPr>
+        <w:rFonts w:ascii="Courier New" w:hAnsi="Courier New" w:cs="Courier New" w:hint="default"/>
+      </w:rPr>
+    </w:lvl>
+    <w:lvl w:ilvl="8" w:tplc="042A0005" w:tentative="1">
+      <w:start w:val="1"/>
+      <w:numFmt w:val="bullet"/>
+      <w:lvlText w:val=""/>
+      <w:lvlJc w:val="left"/>
+      <w:pPr>
+        <w:ind w:left="6480" w:hanging="360"/>
+      </w:pPr>
+      <w:rPr>
+        <w:rFonts w:ascii="Wingdings" w:hAnsi="Wingdings" w:hint="default"/>
+      </w:rPr>
+    </w:lvl>
+  </w:abstractNum>
+  <w:abstractNum w:abstractNumId="28" w15:restartNumberingAfterBreak="0">
+    <w:nsid w:val="4AD04075"/>
+    <w:multiLevelType w:val="multilevel"/>
+    <w:tmpl w:val="2B28E7B6"/>
+    <w:lvl w:ilvl="0">
+      <w:start w:val="1"/>
+      <w:numFmt w:val="bullet"/>
+      <w:lvlText w:val=""/>
+      <w:lvlJc w:val="left"/>
+      <w:pPr>
+        <w:tabs>
+          <w:tab w:val="num" w:pos="720"/>
+        </w:tabs>
+        <w:ind w:left="720" w:hanging="360"/>
+      </w:pPr>
+      <w:rPr>
+        <w:rFonts w:ascii="Symbol" w:hAnsi="Symbol" w:hint="default"/>
+        <w:sz w:val="20"/>
+      </w:rPr>
+    </w:lvl>
+    <w:lvl w:ilvl="1" w:tentative="1">
+      <w:start w:val="1"/>
+      <w:numFmt w:val="bullet"/>
+      <w:lvlText w:val="o"/>
+      <w:lvlJc w:val="left"/>
+      <w:pPr>
+        <w:tabs>
+          <w:tab w:val="num" w:pos="1440"/>
+        </w:tabs>
+        <w:ind w:left="1440" w:hanging="360"/>
+      </w:pPr>
+      <w:rPr>
+        <w:rFonts w:ascii="Courier New" w:hAnsi="Courier New" w:hint="default"/>
+        <w:sz w:val="20"/>
+      </w:rPr>
+    </w:lvl>
+    <w:lvl w:ilvl="2" w:tentative="1">
+      <w:start w:val="1"/>
+      <w:numFmt w:val="bullet"/>
+      <w:lvlText w:val=""/>
+      <w:lvlJc w:val="left"/>
+      <w:pPr>
+        <w:tabs>
+          <w:tab w:val="num" w:pos="2160"/>
+        </w:tabs>
+        <w:ind w:left="2160" w:hanging="360"/>
+      </w:pPr>
+      <w:rPr>
+        <w:rFonts w:ascii="Wingdings" w:hAnsi="Wingdings" w:hint="default"/>
+        <w:sz w:val="20"/>
+      </w:rPr>
+    </w:lvl>
+    <w:lvl w:ilvl="3" w:tentative="1">
+      <w:start w:val="1"/>
+      <w:numFmt w:val="bullet"/>
+      <w:lvlText w:val=""/>
+      <w:lvlJc w:val="left"/>
+      <w:pPr>
+        <w:tabs>
+          <w:tab w:val="num" w:pos="2880"/>
+        </w:tabs>
+        <w:ind w:left="2880" w:hanging="360"/>
+      </w:pPr>
+      <w:rPr>
+        <w:rFonts w:ascii="Wingdings" w:hAnsi="Wingdings" w:hint="default"/>
+        <w:sz w:val="20"/>
+      </w:rPr>
+    </w:lvl>
+    <w:lvl w:ilvl="4" w:tentative="1">
+      <w:start w:val="1"/>
+      <w:numFmt w:val="bullet"/>
+      <w:lvlText w:val=""/>
+      <w:lvlJc w:val="left"/>
+      <w:pPr>
+        <w:tabs>
+          <w:tab w:val="num" w:pos="3600"/>
+        </w:tabs>
+        <w:ind w:left="3600" w:hanging="360"/>
+      </w:pPr>
+      <w:rPr>
+        <w:rFonts w:ascii="Wingdings" w:hAnsi="Wingdings" w:hint="default"/>
+        <w:sz w:val="20"/>
+      </w:rPr>
+    </w:lvl>
+    <w:lvl w:ilvl="5" w:tentative="1">
+      <w:start w:val="1"/>
+      <w:numFmt w:val="bullet"/>
+      <w:lvlText w:val=""/>
+      <w:lvlJc w:val="left"/>
+      <w:pPr>
+        <w:tabs>
+          <w:tab w:val="num" w:pos="4320"/>
+        </w:tabs>
+        <w:ind w:left="4320" w:hanging="360"/>
+      </w:pPr>
+      <w:rPr>
+        <w:rFonts w:ascii="Wingdings" w:hAnsi="Wingdings" w:hint="default"/>
+        <w:sz w:val="20"/>
+      </w:rPr>
+    </w:lvl>
+    <w:lvl w:ilvl="6" w:tentative="1">
+      <w:start w:val="1"/>
+      <w:numFmt w:val="bullet"/>
+      <w:lvlText w:val=""/>
+      <w:lvlJc w:val="left"/>
+      <w:pPr>
+        <w:tabs>
+          <w:tab w:val="num" w:pos="5040"/>
+        </w:tabs>
+        <w:ind w:left="5040" w:hanging="360"/>
+      </w:pPr>
+      <w:rPr>
+        <w:rFonts w:ascii="Wingdings" w:hAnsi="Wingdings" w:hint="default"/>
+        <w:sz w:val="20"/>
+      </w:rPr>
+    </w:lvl>
+    <w:lvl w:ilvl="7" w:tentative="1">
+      <w:start w:val="1"/>
+      <w:numFmt w:val="bullet"/>
+      <w:lvlText w:val=""/>
+      <w:lvlJc w:val="left"/>
+      <w:pPr>
+        <w:tabs>
+          <w:tab w:val="num" w:pos="5760"/>
+        </w:tabs>
+        <w:ind w:left="5760" w:hanging="360"/>
+      </w:pPr>
+      <w:rPr>
+        <w:rFonts w:ascii="Wingdings" w:hAnsi="Wingdings" w:hint="default"/>
+        <w:sz w:val="20"/>
+      </w:rPr>
+    </w:lvl>
+    <w:lvl w:ilvl="8" w:tentative="1">
+      <w:start w:val="1"/>
+      <w:numFmt w:val="bullet"/>
+      <w:lvlText w:val=""/>
+      <w:lvlJc w:val="left"/>
+      <w:pPr>
+        <w:tabs>
+          <w:tab w:val="num" w:pos="6480"/>
+        </w:tabs>
+        <w:ind w:left="6480" w:hanging="360"/>
+      </w:pPr>
+      <w:rPr>
+        <w:rFonts w:ascii="Wingdings" w:hAnsi="Wingdings" w:hint="default"/>
+        <w:sz w:val="20"/>
+      </w:rPr>
+    </w:lvl>
+  </w:abstractNum>
+  <w:abstractNum w:abstractNumId="29" w15:restartNumberingAfterBreak="0">
+    <w:nsid w:val="4B680C2E"/>
+    <w:multiLevelType w:val="multilevel"/>
+    <w:tmpl w:val="002ABF2A"/>
+    <w:lvl w:ilvl="0">
+      <w:start w:val="1"/>
+      <w:numFmt w:val="bullet"/>
+      <w:lvlText w:val=""/>
+      <w:lvlJc w:val="left"/>
+      <w:pPr>
+        <w:tabs>
+          <w:tab w:val="num" w:pos="720"/>
+        </w:tabs>
+        <w:ind w:left="720" w:hanging="360"/>
+      </w:pPr>
+      <w:rPr>
+        <w:rFonts w:ascii="Symbol" w:hAnsi="Symbol" w:hint="default"/>
+        <w:sz w:val="20"/>
+      </w:rPr>
+    </w:lvl>
+    <w:lvl w:ilvl="1">
+      <w:start w:val="1"/>
+      <w:numFmt w:val="bullet"/>
+      <w:lvlText w:val="o"/>
+      <w:lvlJc w:val="left"/>
+      <w:pPr>
+        <w:tabs>
+          <w:tab w:val="num" w:pos="1440"/>
+        </w:tabs>
+        <w:ind w:left="1440" w:hanging="360"/>
+      </w:pPr>
+      <w:rPr>
+        <w:rFonts w:ascii="Courier New" w:hAnsi="Courier New" w:hint="default"/>
+        <w:sz w:val="20"/>
+      </w:rPr>
+    </w:lvl>
+    <w:lvl w:ilvl="2" w:tentative="1">
+      <w:start w:val="1"/>
+      <w:numFmt w:val="bullet"/>
+      <w:lvlText w:val=""/>
+      <w:lvlJc w:val="left"/>
+      <w:pPr>
+        <w:tabs>
+          <w:tab w:val="num" w:pos="2160"/>
+        </w:tabs>
+        <w:ind w:left="2160" w:hanging="360"/>
+      </w:pPr>
+      <w:rPr>
+        <w:rFonts w:ascii="Wingdings" w:hAnsi="Wingdings" w:hint="default"/>
+        <w:sz w:val="20"/>
+      </w:rPr>
+    </w:lvl>
+    <w:lvl w:ilvl="3" w:tentative="1">
+      <w:start w:val="1"/>
+      <w:numFmt w:val="bullet"/>
+      <w:lvlText w:val=""/>
+      <w:lvlJc w:val="left"/>
+      <w:pPr>
+        <w:tabs>
+          <w:tab w:val="num" w:pos="2880"/>
+        </w:tabs>
+        <w:ind w:left="2880" w:hanging="360"/>
+      </w:pPr>
+      <w:rPr>
+        <w:rFonts w:ascii="Wingdings" w:hAnsi="Wingdings" w:hint="default"/>
+        <w:sz w:val="20"/>
+      </w:rPr>
+    </w:lvl>
+    <w:lvl w:ilvl="4" w:tentative="1">
+      <w:start w:val="1"/>
+      <w:numFmt w:val="bullet"/>
+      <w:lvlText w:val=""/>
+      <w:lvlJc w:val="left"/>
+      <w:pPr>
+        <w:tabs>
+          <w:tab w:val="num" w:pos="3600"/>
+        </w:tabs>
+        <w:ind w:left="3600" w:hanging="360"/>
+      </w:pPr>
+      <w:rPr>
+        <w:rFonts w:ascii="Wingdings" w:hAnsi="Wingdings" w:hint="default"/>
+        <w:sz w:val="20"/>
+      </w:rPr>
+    </w:lvl>
+    <w:lvl w:ilvl="5" w:tentative="1">
+      <w:start w:val="1"/>
+      <w:numFmt w:val="bullet"/>
+      <w:lvlText w:val=""/>
+      <w:lvlJc w:val="left"/>
+      <w:pPr>
+        <w:tabs>
+          <w:tab w:val="num" w:pos="4320"/>
+        </w:tabs>
+        <w:ind w:left="4320" w:hanging="360"/>
+      </w:pPr>
+      <w:rPr>
+        <w:rFonts w:ascii="Wingdings" w:hAnsi="Wingdings" w:hint="default"/>
+        <w:sz w:val="20"/>
+      </w:rPr>
+    </w:lvl>
+    <w:lvl w:ilvl="6" w:tentative="1">
+      <w:start w:val="1"/>
+      <w:numFmt w:val="bullet"/>
+      <w:lvlText w:val=""/>
+      <w:lvlJc w:val="left"/>
+      <w:pPr>
+        <w:tabs>
+          <w:tab w:val="num" w:pos="5040"/>
+        </w:tabs>
+        <w:ind w:left="5040" w:hanging="360"/>
+      </w:pPr>
+      <w:rPr>
+        <w:rFonts w:ascii="Wingdings" w:hAnsi="Wingdings" w:hint="default"/>
+        <w:sz w:val="20"/>
+      </w:rPr>
+    </w:lvl>
+    <w:lvl w:ilvl="7" w:tentative="1">
+      <w:start w:val="1"/>
+      <w:numFmt w:val="bullet"/>
+      <w:lvlText w:val=""/>
+      <w:lvlJc w:val="left"/>
+      <w:pPr>
+        <w:tabs>
+          <w:tab w:val="num" w:pos="5760"/>
+        </w:tabs>
+        <w:ind w:left="5760" w:hanging="360"/>
+      </w:pPr>
+      <w:rPr>
+        <w:rFonts w:ascii="Wingdings" w:hAnsi="Wingdings" w:hint="default"/>
+        <w:sz w:val="20"/>
+      </w:rPr>
+    </w:lvl>
+    <w:lvl w:ilvl="8" w:tentative="1">
+      <w:start w:val="1"/>
+      <w:numFmt w:val="bullet"/>
+      <w:lvlText w:val=""/>
+      <w:lvlJc w:val="left"/>
+      <w:pPr>
+        <w:tabs>
+          <w:tab w:val="num" w:pos="6480"/>
+        </w:tabs>
+        <w:ind w:left="6480" w:hanging="360"/>
+      </w:pPr>
+      <w:rPr>
+        <w:rFonts w:ascii="Wingdings" w:hAnsi="Wingdings" w:hint="default"/>
+        <w:sz w:val="20"/>
+      </w:rPr>
+    </w:lvl>
+  </w:abstractNum>
+  <w:abstractNum w:abstractNumId="30" w15:restartNumberingAfterBreak="0">
+    <w:nsid w:val="4D1326C5"/>
+    <w:multiLevelType w:val="hybridMultilevel"/>
+    <w:tmpl w:val="277E61D6"/>
+    <w:lvl w:ilvl="0" w:tplc="90DCC6D2">
+      <w:numFmt w:val="bullet"/>
+      <w:lvlText w:val=""/>
+      <w:lvlJc w:val="left"/>
+      <w:pPr>
+        <w:ind w:left="720" w:hanging="360"/>
+      </w:pPr>
+      <w:rPr>
+        <w:rFonts w:ascii="Wingdings" w:eastAsiaTheme="minorHAnsi" w:hAnsi="Wingdings" w:cstheme="minorBidi" w:hint="default"/>
+        <w:b w:val="0"/>
+        <w:i w:val="0"/>
+      </w:rPr>
+    </w:lvl>
+    <w:lvl w:ilvl="1" w:tplc="042A0003" w:tentative="1">
+      <w:start w:val="1"/>
+      <w:numFmt w:val="bullet"/>
+      <w:lvlText w:val="o"/>
+      <w:lvlJc w:val="left"/>
+      <w:pPr>
+        <w:ind w:left="1440" w:hanging="360"/>
+      </w:pPr>
+      <w:rPr>
+        <w:rFonts w:ascii="Courier New" w:hAnsi="Courier New" w:cs="Courier New" w:hint="default"/>
+      </w:rPr>
+    </w:lvl>
+    <w:lvl w:ilvl="2" w:tplc="042A0005" w:tentative="1">
+      <w:start w:val="1"/>
+      <w:numFmt w:val="bullet"/>
+      <w:lvlText w:val=""/>
+      <w:lvlJc w:val="left"/>
+      <w:pPr>
+        <w:ind w:left="2160" w:hanging="360"/>
+      </w:pPr>
+      <w:rPr>
+        <w:rFonts w:ascii="Wingdings" w:hAnsi="Wingdings" w:hint="default"/>
+      </w:rPr>
+    </w:lvl>
+    <w:lvl w:ilvl="3" w:tplc="042A0001" w:tentative="1">
+      <w:start w:val="1"/>
+      <w:numFmt w:val="bullet"/>
+      <w:lvlText w:val=""/>
+      <w:lvlJc w:val="left"/>
+      <w:pPr>
+        <w:ind w:left="2880" w:hanging="360"/>
+      </w:pPr>
+      <w:rPr>
+        <w:rFonts w:ascii="Symbol" w:hAnsi="Symbol" w:hint="default"/>
+      </w:rPr>
+    </w:lvl>
+    <w:lvl w:ilvl="4" w:tplc="042A0003" w:tentative="1">
+      <w:start w:val="1"/>
+      <w:numFmt w:val="bullet"/>
+      <w:lvlText w:val="o"/>
+      <w:lvlJc w:val="left"/>
+      <w:pPr>
+        <w:ind w:left="3600" w:hanging="360"/>
+      </w:pPr>
+      <w:rPr>
+        <w:rFonts w:ascii="Courier New" w:hAnsi="Courier New" w:cs="Courier New" w:hint="default"/>
+      </w:rPr>
+    </w:lvl>
+    <w:lvl w:ilvl="5" w:tplc="042A0005" w:tentative="1">
+      <w:start w:val="1"/>
+      <w:numFmt w:val="bullet"/>
+      <w:lvlText w:val=""/>
+      <w:lvlJc w:val="left"/>
+      <w:pPr>
+        <w:ind w:left="4320" w:hanging="360"/>
+      </w:pPr>
+      <w:rPr>
+        <w:rFonts w:ascii="Wingdings" w:hAnsi="Wingdings" w:hint="default"/>
+      </w:rPr>
+    </w:lvl>
+    <w:lvl w:ilvl="6" w:tplc="042A0001" w:tentative="1">
+      <w:start w:val="1"/>
+      <w:numFmt w:val="bullet"/>
+      <w:lvlText w:val=""/>
+      <w:lvlJc w:val="left"/>
+      <w:pPr>
+        <w:ind w:left="5040" w:hanging="360"/>
+      </w:pPr>
+      <w:rPr>
+        <w:rFonts w:ascii="Symbol" w:hAnsi="Symbol" w:hint="default"/>
+      </w:rPr>
+    </w:lvl>
+    <w:lvl w:ilvl="7" w:tplc="042A0003" w:tentative="1">
+      <w:start w:val="1"/>
+      <w:numFmt w:val="bullet"/>
+      <w:lvlText w:val="o"/>
+      <w:lvlJc w:val="left"/>
+      <w:pPr>
+        <w:ind w:left="5760" w:hanging="360"/>
+      </w:pPr>
+      <w:rPr>
+        <w:rFonts w:ascii="Courier New" w:hAnsi="Courier New" w:cs="Courier New" w:hint="default"/>
+      </w:rPr>
+    </w:lvl>
+    <w:lvl w:ilvl="8" w:tplc="042A0005" w:tentative="1">
+      <w:start w:val="1"/>
+      <w:numFmt w:val="bullet"/>
+      <w:lvlText w:val=""/>
+      <w:lvlJc w:val="left"/>
+      <w:pPr>
+        <w:ind w:left="6480" w:hanging="360"/>
+      </w:pPr>
+      <w:rPr>
+        <w:rFonts w:ascii="Wingdings" w:hAnsi="Wingdings" w:hint="default"/>
+      </w:rPr>
+    </w:lvl>
+  </w:abstractNum>
+  <w:abstractNum w:abstractNumId="31" w15:restartNumberingAfterBreak="0">
+    <w:nsid w:val="4D1D136F"/>
+    <w:multiLevelType w:val="multilevel"/>
+    <w:tmpl w:val="7EC24812"/>
+    <w:lvl w:ilvl="0">
+      <w:start w:val="1"/>
+      <w:numFmt w:val="bullet"/>
+      <w:lvlText w:val=""/>
+      <w:lvlJc w:val="left"/>
+      <w:pPr>
+        <w:tabs>
+          <w:tab w:val="num" w:pos="720"/>
+        </w:tabs>
+        <w:ind w:left="720" w:hanging="360"/>
+      </w:pPr>
+      <w:rPr>
+        <w:rFonts w:ascii="Symbol" w:hAnsi="Symbol" w:hint="default"/>
+        <w:sz w:val="20"/>
+      </w:rPr>
+    </w:lvl>
+    <w:lvl w:ilvl="1" w:tentative="1">
+      <w:start w:val="1"/>
+      <w:numFmt w:val="bullet"/>
+      <w:lvlText w:val="o"/>
+      <w:lvlJc w:val="left"/>
+      <w:pPr>
+        <w:tabs>
+          <w:tab w:val="num" w:pos="1440"/>
+        </w:tabs>
+        <w:ind w:left="1440" w:hanging="360"/>
+      </w:pPr>
+      <w:rPr>
+        <w:rFonts w:ascii="Courier New" w:hAnsi="Courier New" w:hint="default"/>
+        <w:sz w:val="20"/>
+      </w:rPr>
+    </w:lvl>
+    <w:lvl w:ilvl="2" w:tentative="1">
+      <w:start w:val="1"/>
+      <w:numFmt w:val="bullet"/>
+      <w:lvlText w:val=""/>
+      <w:lvlJc w:val="left"/>
+      <w:pPr>
+        <w:tabs>
+          <w:tab w:val="num" w:pos="2160"/>
+        </w:tabs>
+        <w:ind w:left="2160" w:hanging="360"/>
+      </w:pPr>
+      <w:rPr>
+        <w:rFonts w:ascii="Wingdings" w:hAnsi="Wingdings" w:hint="default"/>
+        <w:sz w:val="20"/>
+      </w:rPr>
+    </w:lvl>
+    <w:lvl w:ilvl="3" w:tentative="1">
+      <w:start w:val="1"/>
+      <w:numFmt w:val="bullet"/>
+      <w:lvlText w:val=""/>
+      <w:lvlJc w:val="left"/>
+      <w:pPr>
+        <w:tabs>
+          <w:tab w:val="num" w:pos="2880"/>
+        </w:tabs>
+        <w:ind w:left="2880" w:hanging="360"/>
+      </w:pPr>
+      <w:rPr>
+        <w:rFonts w:ascii="Wingdings" w:hAnsi="Wingdings" w:hint="default"/>
+        <w:sz w:val="20"/>
+      </w:rPr>
+    </w:lvl>
+    <w:lvl w:ilvl="4" w:tentative="1">
+      <w:start w:val="1"/>
+      <w:numFmt w:val="bullet"/>
+      <w:lvlText w:val=""/>
+      <w:lvlJc w:val="left"/>
+      <w:pPr>
+        <w:tabs>
+          <w:tab w:val="num" w:pos="3600"/>
+        </w:tabs>
+        <w:ind w:left="3600" w:hanging="360"/>
+      </w:pPr>
+      <w:rPr>
+        <w:rFonts w:ascii="Wingdings" w:hAnsi="Wingdings" w:hint="default"/>
+        <w:sz w:val="20"/>
+      </w:rPr>
+    </w:lvl>
+    <w:lvl w:ilvl="5" w:tentative="1">
+      <w:start w:val="1"/>
+      <w:numFmt w:val="bullet"/>
+      <w:lvlText w:val=""/>
+      <w:lvlJc w:val="left"/>
+      <w:pPr>
+        <w:tabs>
+          <w:tab w:val="num" w:pos="4320"/>
+        </w:tabs>
+        <w:ind w:left="4320" w:hanging="360"/>
+      </w:pPr>
+      <w:rPr>
+        <w:rFonts w:ascii="Wingdings" w:hAnsi="Wingdings" w:hint="default"/>
+        <w:sz w:val="20"/>
+      </w:rPr>
+    </w:lvl>
+    <w:lvl w:ilvl="6" w:tentative="1">
+      <w:start w:val="1"/>
+      <w:numFmt w:val="bullet"/>
+      <w:lvlText w:val=""/>
+      <w:lvlJc w:val="left"/>
+      <w:pPr>
+        <w:tabs>
+          <w:tab w:val="num" w:pos="5040"/>
+        </w:tabs>
+        <w:ind w:left="5040" w:hanging="360"/>
+      </w:pPr>
+      <w:rPr>
+        <w:rFonts w:ascii="Wingdings" w:hAnsi="Wingdings" w:hint="default"/>
+        <w:sz w:val="20"/>
+      </w:rPr>
+    </w:lvl>
+    <w:lvl w:ilvl="7" w:tentative="1">
+      <w:start w:val="1"/>
+      <w:numFmt w:val="bullet"/>
+      <w:lvlText w:val=""/>
+      <w:lvlJc w:val="left"/>
+      <w:pPr>
+        <w:tabs>
+          <w:tab w:val="num" w:pos="5760"/>
+        </w:tabs>
+        <w:ind w:left="5760" w:hanging="360"/>
+      </w:pPr>
+      <w:rPr>
+        <w:rFonts w:ascii="Wingdings" w:hAnsi="Wingdings" w:hint="default"/>
+        <w:sz w:val="20"/>
+      </w:rPr>
+    </w:lvl>
+    <w:lvl w:ilvl="8" w:tentative="1">
+      <w:start w:val="1"/>
+      <w:numFmt w:val="bullet"/>
+      <w:lvlText w:val=""/>
+      <w:lvlJc w:val="left"/>
+      <w:pPr>
+        <w:tabs>
+          <w:tab w:val="num" w:pos="6480"/>
+        </w:tabs>
+        <w:ind w:left="6480" w:hanging="360"/>
+      </w:pPr>
+      <w:rPr>
+        <w:rFonts w:ascii="Wingdings" w:hAnsi="Wingdings" w:hint="default"/>
+        <w:sz w:val="20"/>
+      </w:rPr>
+    </w:lvl>
+  </w:abstractNum>
+  <w:abstractNum w:abstractNumId="32" w15:restartNumberingAfterBreak="0">
     <w:nsid w:val="50A87D91"/>
     <w:multiLevelType w:val="multilevel"/>
     <w:tmpl w:val="D6365F58"/>
@@ -4192,7 +8616,7 @@
       </w:rPr>
     </w:lvl>
   </w:abstractNum>
-  <w:abstractNum w:abstractNumId="9" w15:restartNumberingAfterBreak="0">
+  <w:abstractNum w:abstractNumId="33" w15:restartNumberingAfterBreak="0">
     <w:nsid w:val="52996E27"/>
     <w:multiLevelType w:val="multilevel"/>
     <w:tmpl w:val="1AA82006"/>
@@ -4341,7 +8765,233 @@
       </w:rPr>
     </w:lvl>
   </w:abstractNum>
-  <w:abstractNum w:abstractNumId="10" w15:restartNumberingAfterBreak="0">
+  <w:abstractNum w:abstractNumId="34" w15:restartNumberingAfterBreak="0">
+    <w:nsid w:val="55EA2DF5"/>
+    <w:multiLevelType w:val="hybridMultilevel"/>
+    <w:tmpl w:val="9446CE5A"/>
+    <w:lvl w:ilvl="0" w:tplc="042A0001">
+      <w:start w:val="1"/>
+      <w:numFmt w:val="bullet"/>
+      <w:lvlText w:val=""/>
+      <w:lvlJc w:val="left"/>
+      <w:pPr>
+        <w:ind w:left="1800" w:hanging="360"/>
+      </w:pPr>
+      <w:rPr>
+        <w:rFonts w:ascii="Symbol" w:hAnsi="Symbol" w:hint="default"/>
+      </w:rPr>
+    </w:lvl>
+    <w:lvl w:ilvl="1" w:tplc="042A0003" w:tentative="1">
+      <w:start w:val="1"/>
+      <w:numFmt w:val="bullet"/>
+      <w:lvlText w:val="o"/>
+      <w:lvlJc w:val="left"/>
+      <w:pPr>
+        <w:ind w:left="2520" w:hanging="360"/>
+      </w:pPr>
+      <w:rPr>
+        <w:rFonts w:ascii="Courier New" w:hAnsi="Courier New" w:cs="Courier New" w:hint="default"/>
+      </w:rPr>
+    </w:lvl>
+    <w:lvl w:ilvl="2" w:tplc="042A0005" w:tentative="1">
+      <w:start w:val="1"/>
+      <w:numFmt w:val="bullet"/>
+      <w:lvlText w:val=""/>
+      <w:lvlJc w:val="left"/>
+      <w:pPr>
+        <w:ind w:left="3240" w:hanging="360"/>
+      </w:pPr>
+      <w:rPr>
+        <w:rFonts w:ascii="Wingdings" w:hAnsi="Wingdings" w:hint="default"/>
+      </w:rPr>
+    </w:lvl>
+    <w:lvl w:ilvl="3" w:tplc="042A0001" w:tentative="1">
+      <w:start w:val="1"/>
+      <w:numFmt w:val="bullet"/>
+      <w:lvlText w:val=""/>
+      <w:lvlJc w:val="left"/>
+      <w:pPr>
+        <w:ind w:left="3960" w:hanging="360"/>
+      </w:pPr>
+      <w:rPr>
+        <w:rFonts w:ascii="Symbol" w:hAnsi="Symbol" w:hint="default"/>
+      </w:rPr>
+    </w:lvl>
+    <w:lvl w:ilvl="4" w:tplc="042A0003" w:tentative="1">
+      <w:start w:val="1"/>
+      <w:numFmt w:val="bullet"/>
+      <w:lvlText w:val="o"/>
+      <w:lvlJc w:val="left"/>
+      <w:pPr>
+        <w:ind w:left="4680" w:hanging="360"/>
+      </w:pPr>
+      <w:rPr>
+        <w:rFonts w:ascii="Courier New" w:hAnsi="Courier New" w:cs="Courier New" w:hint="default"/>
+      </w:rPr>
+    </w:lvl>
+    <w:lvl w:ilvl="5" w:tplc="042A0005" w:tentative="1">
+      <w:start w:val="1"/>
+      <w:numFmt w:val="bullet"/>
+      <w:lvlText w:val=""/>
+      <w:lvlJc w:val="left"/>
+      <w:pPr>
+        <w:ind w:left="5400" w:hanging="360"/>
+      </w:pPr>
+      <w:rPr>
+        <w:rFonts w:ascii="Wingdings" w:hAnsi="Wingdings" w:hint="default"/>
+      </w:rPr>
+    </w:lvl>
+    <w:lvl w:ilvl="6" w:tplc="042A0001" w:tentative="1">
+      <w:start w:val="1"/>
+      <w:numFmt w:val="bullet"/>
+      <w:lvlText w:val=""/>
+      <w:lvlJc w:val="left"/>
+      <w:pPr>
+        <w:ind w:left="6120" w:hanging="360"/>
+      </w:pPr>
+      <w:rPr>
+        <w:rFonts w:ascii="Symbol" w:hAnsi="Symbol" w:hint="default"/>
+      </w:rPr>
+    </w:lvl>
+    <w:lvl w:ilvl="7" w:tplc="042A0003" w:tentative="1">
+      <w:start w:val="1"/>
+      <w:numFmt w:val="bullet"/>
+      <w:lvlText w:val="o"/>
+      <w:lvlJc w:val="left"/>
+      <w:pPr>
+        <w:ind w:left="6840" w:hanging="360"/>
+      </w:pPr>
+      <w:rPr>
+        <w:rFonts w:ascii="Courier New" w:hAnsi="Courier New" w:cs="Courier New" w:hint="default"/>
+      </w:rPr>
+    </w:lvl>
+    <w:lvl w:ilvl="8" w:tplc="042A0005" w:tentative="1">
+      <w:start w:val="1"/>
+      <w:numFmt w:val="bullet"/>
+      <w:lvlText w:val=""/>
+      <w:lvlJc w:val="left"/>
+      <w:pPr>
+        <w:ind w:left="7560" w:hanging="360"/>
+      </w:pPr>
+      <w:rPr>
+        <w:rFonts w:ascii="Wingdings" w:hAnsi="Wingdings" w:hint="default"/>
+      </w:rPr>
+    </w:lvl>
+  </w:abstractNum>
+  <w:abstractNum w:abstractNumId="35" w15:restartNumberingAfterBreak="0">
+    <w:nsid w:val="59FE38E5"/>
+    <w:multiLevelType w:val="hybridMultilevel"/>
+    <w:tmpl w:val="B4DCF1F0"/>
+    <w:lvl w:ilvl="0" w:tplc="042A0001">
+      <w:start w:val="1"/>
+      <w:numFmt w:val="bullet"/>
+      <w:lvlText w:val=""/>
+      <w:lvlJc w:val="left"/>
+      <w:pPr>
+        <w:ind w:left="1800" w:hanging="360"/>
+      </w:pPr>
+      <w:rPr>
+        <w:rFonts w:ascii="Symbol" w:hAnsi="Symbol" w:hint="default"/>
+      </w:rPr>
+    </w:lvl>
+    <w:lvl w:ilvl="1" w:tplc="042A0003" w:tentative="1">
+      <w:start w:val="1"/>
+      <w:numFmt w:val="bullet"/>
+      <w:lvlText w:val="o"/>
+      <w:lvlJc w:val="left"/>
+      <w:pPr>
+        <w:ind w:left="2520" w:hanging="360"/>
+      </w:pPr>
+      <w:rPr>
+        <w:rFonts w:ascii="Courier New" w:hAnsi="Courier New" w:cs="Courier New" w:hint="default"/>
+      </w:rPr>
+    </w:lvl>
+    <w:lvl w:ilvl="2" w:tplc="042A0005" w:tentative="1">
+      <w:start w:val="1"/>
+      <w:numFmt w:val="bullet"/>
+      <w:lvlText w:val=""/>
+      <w:lvlJc w:val="left"/>
+      <w:pPr>
+        <w:ind w:left="3240" w:hanging="360"/>
+      </w:pPr>
+      <w:rPr>
+        <w:rFonts w:ascii="Wingdings" w:hAnsi="Wingdings" w:hint="default"/>
+      </w:rPr>
+    </w:lvl>
+    <w:lvl w:ilvl="3" w:tplc="042A0001" w:tentative="1">
+      <w:start w:val="1"/>
+      <w:numFmt w:val="bullet"/>
+      <w:lvlText w:val=""/>
+      <w:lvlJc w:val="left"/>
+      <w:pPr>
+        <w:ind w:left="3960" w:hanging="360"/>
+      </w:pPr>
+      <w:rPr>
+        <w:rFonts w:ascii="Symbol" w:hAnsi="Symbol" w:hint="default"/>
+      </w:rPr>
+    </w:lvl>
+    <w:lvl w:ilvl="4" w:tplc="042A0003" w:tentative="1">
+      <w:start w:val="1"/>
+      <w:numFmt w:val="bullet"/>
+      <w:lvlText w:val="o"/>
+      <w:lvlJc w:val="left"/>
+      <w:pPr>
+        <w:ind w:left="4680" w:hanging="360"/>
+      </w:pPr>
+      <w:rPr>
+        <w:rFonts w:ascii="Courier New" w:hAnsi="Courier New" w:cs="Courier New" w:hint="default"/>
+      </w:rPr>
+    </w:lvl>
+    <w:lvl w:ilvl="5" w:tplc="042A0005" w:tentative="1">
+      <w:start w:val="1"/>
+      <w:numFmt w:val="bullet"/>
+      <w:lvlText w:val=""/>
+      <w:lvlJc w:val="left"/>
+      <w:pPr>
+        <w:ind w:left="5400" w:hanging="360"/>
+      </w:pPr>
+      <w:rPr>
+        <w:rFonts w:ascii="Wingdings" w:hAnsi="Wingdings" w:hint="default"/>
+      </w:rPr>
+    </w:lvl>
+    <w:lvl w:ilvl="6" w:tplc="042A0001" w:tentative="1">
+      <w:start w:val="1"/>
+      <w:numFmt w:val="bullet"/>
+      <w:lvlText w:val=""/>
+      <w:lvlJc w:val="left"/>
+      <w:pPr>
+        <w:ind w:left="6120" w:hanging="360"/>
+      </w:pPr>
+      <w:rPr>
+        <w:rFonts w:ascii="Symbol" w:hAnsi="Symbol" w:hint="default"/>
+      </w:rPr>
+    </w:lvl>
+    <w:lvl w:ilvl="7" w:tplc="042A0003" w:tentative="1">
+      <w:start w:val="1"/>
+      <w:numFmt w:val="bullet"/>
+      <w:lvlText w:val="o"/>
+      <w:lvlJc w:val="left"/>
+      <w:pPr>
+        <w:ind w:left="6840" w:hanging="360"/>
+      </w:pPr>
+      <w:rPr>
+        <w:rFonts w:ascii="Courier New" w:hAnsi="Courier New" w:cs="Courier New" w:hint="default"/>
+      </w:rPr>
+    </w:lvl>
+    <w:lvl w:ilvl="8" w:tplc="042A0005" w:tentative="1">
+      <w:start w:val="1"/>
+      <w:numFmt w:val="bullet"/>
+      <w:lvlText w:val=""/>
+      <w:lvlJc w:val="left"/>
+      <w:pPr>
+        <w:ind w:left="7560" w:hanging="360"/>
+      </w:pPr>
+      <w:rPr>
+        <w:rFonts w:ascii="Wingdings" w:hAnsi="Wingdings" w:hint="default"/>
+      </w:rPr>
+    </w:lvl>
+  </w:abstractNum>
+  <w:abstractNum w:abstractNumId="36" w15:restartNumberingAfterBreak="0">
     <w:nsid w:val="5A0A6E03"/>
     <w:multiLevelType w:val="multilevel"/>
     <w:tmpl w:val="8DBE5E88"/>
@@ -4490,7 +9140,793 @@
       </w:rPr>
     </w:lvl>
   </w:abstractNum>
-  <w:abstractNum w:abstractNumId="11" w15:restartNumberingAfterBreak="0">
+  <w:abstractNum w:abstractNumId="37" w15:restartNumberingAfterBreak="0">
+    <w:nsid w:val="5C9D30FD"/>
+    <w:multiLevelType w:val="multilevel"/>
+    <w:tmpl w:val="081A2840"/>
+    <w:lvl w:ilvl="0">
+      <w:start w:val="1"/>
+      <w:numFmt w:val="bullet"/>
+      <w:lvlText w:val=""/>
+      <w:lvlJc w:val="left"/>
+      <w:pPr>
+        <w:tabs>
+          <w:tab w:val="num" w:pos="720"/>
+        </w:tabs>
+        <w:ind w:left="720" w:hanging="360"/>
+      </w:pPr>
+      <w:rPr>
+        <w:rFonts w:ascii="Symbol" w:hAnsi="Symbol" w:hint="default"/>
+        <w:sz w:val="20"/>
+      </w:rPr>
+    </w:lvl>
+    <w:lvl w:ilvl="1">
+      <w:start w:val="1"/>
+      <w:numFmt w:val="bullet"/>
+      <w:lvlText w:val="o"/>
+      <w:lvlJc w:val="left"/>
+      <w:pPr>
+        <w:tabs>
+          <w:tab w:val="num" w:pos="1440"/>
+        </w:tabs>
+        <w:ind w:left="1440" w:hanging="360"/>
+      </w:pPr>
+      <w:rPr>
+        <w:rFonts w:ascii="Courier New" w:hAnsi="Courier New" w:hint="default"/>
+        <w:sz w:val="20"/>
+      </w:rPr>
+    </w:lvl>
+    <w:lvl w:ilvl="2" w:tentative="1">
+      <w:start w:val="1"/>
+      <w:numFmt w:val="bullet"/>
+      <w:lvlText w:val=""/>
+      <w:lvlJc w:val="left"/>
+      <w:pPr>
+        <w:tabs>
+          <w:tab w:val="num" w:pos="2160"/>
+        </w:tabs>
+        <w:ind w:left="2160" w:hanging="360"/>
+      </w:pPr>
+      <w:rPr>
+        <w:rFonts w:ascii="Wingdings" w:hAnsi="Wingdings" w:hint="default"/>
+        <w:sz w:val="20"/>
+      </w:rPr>
+    </w:lvl>
+    <w:lvl w:ilvl="3" w:tentative="1">
+      <w:start w:val="1"/>
+      <w:numFmt w:val="bullet"/>
+      <w:lvlText w:val=""/>
+      <w:lvlJc w:val="left"/>
+      <w:pPr>
+        <w:tabs>
+          <w:tab w:val="num" w:pos="2880"/>
+        </w:tabs>
+        <w:ind w:left="2880" w:hanging="360"/>
+      </w:pPr>
+      <w:rPr>
+        <w:rFonts w:ascii="Wingdings" w:hAnsi="Wingdings" w:hint="default"/>
+        <w:sz w:val="20"/>
+      </w:rPr>
+    </w:lvl>
+    <w:lvl w:ilvl="4" w:tentative="1">
+      <w:start w:val="1"/>
+      <w:numFmt w:val="bullet"/>
+      <w:lvlText w:val=""/>
+      <w:lvlJc w:val="left"/>
+      <w:pPr>
+        <w:tabs>
+          <w:tab w:val="num" w:pos="3600"/>
+        </w:tabs>
+        <w:ind w:left="3600" w:hanging="360"/>
+      </w:pPr>
+      <w:rPr>
+        <w:rFonts w:ascii="Wingdings" w:hAnsi="Wingdings" w:hint="default"/>
+        <w:sz w:val="20"/>
+      </w:rPr>
+    </w:lvl>
+    <w:lvl w:ilvl="5" w:tentative="1">
+      <w:start w:val="1"/>
+      <w:numFmt w:val="bullet"/>
+      <w:lvlText w:val=""/>
+      <w:lvlJc w:val="left"/>
+      <w:pPr>
+        <w:tabs>
+          <w:tab w:val="num" w:pos="4320"/>
+        </w:tabs>
+        <w:ind w:left="4320" w:hanging="360"/>
+      </w:pPr>
+      <w:rPr>
+        <w:rFonts w:ascii="Wingdings" w:hAnsi="Wingdings" w:hint="default"/>
+        <w:sz w:val="20"/>
+      </w:rPr>
+    </w:lvl>
+    <w:lvl w:ilvl="6" w:tentative="1">
+      <w:start w:val="1"/>
+      <w:numFmt w:val="bullet"/>
+      <w:lvlText w:val=""/>
+      <w:lvlJc w:val="left"/>
+      <w:pPr>
+        <w:tabs>
+          <w:tab w:val="num" w:pos="5040"/>
+        </w:tabs>
+        <w:ind w:left="5040" w:hanging="360"/>
+      </w:pPr>
+      <w:rPr>
+        <w:rFonts w:ascii="Wingdings" w:hAnsi="Wingdings" w:hint="default"/>
+        <w:sz w:val="20"/>
+      </w:rPr>
+    </w:lvl>
+    <w:lvl w:ilvl="7" w:tentative="1">
+      <w:start w:val="1"/>
+      <w:numFmt w:val="bullet"/>
+      <w:lvlText w:val=""/>
+      <w:lvlJc w:val="left"/>
+      <w:pPr>
+        <w:tabs>
+          <w:tab w:val="num" w:pos="5760"/>
+        </w:tabs>
+        <w:ind w:left="5760" w:hanging="360"/>
+      </w:pPr>
+      <w:rPr>
+        <w:rFonts w:ascii="Wingdings" w:hAnsi="Wingdings" w:hint="default"/>
+        <w:sz w:val="20"/>
+      </w:rPr>
+    </w:lvl>
+    <w:lvl w:ilvl="8" w:tentative="1">
+      <w:start w:val="1"/>
+      <w:numFmt w:val="bullet"/>
+      <w:lvlText w:val=""/>
+      <w:lvlJc w:val="left"/>
+      <w:pPr>
+        <w:tabs>
+          <w:tab w:val="num" w:pos="6480"/>
+        </w:tabs>
+        <w:ind w:left="6480" w:hanging="360"/>
+      </w:pPr>
+      <w:rPr>
+        <w:rFonts w:ascii="Wingdings" w:hAnsi="Wingdings" w:hint="default"/>
+        <w:sz w:val="20"/>
+      </w:rPr>
+    </w:lvl>
+  </w:abstractNum>
+  <w:abstractNum w:abstractNumId="38" w15:restartNumberingAfterBreak="0">
+    <w:nsid w:val="618C0B3D"/>
+    <w:multiLevelType w:val="hybridMultilevel"/>
+    <w:tmpl w:val="336284B0"/>
+    <w:lvl w:ilvl="0" w:tplc="042A0001">
+      <w:start w:val="1"/>
+      <w:numFmt w:val="bullet"/>
+      <w:lvlText w:val=""/>
+      <w:lvlJc w:val="left"/>
+      <w:pPr>
+        <w:ind w:left="720" w:hanging="360"/>
+      </w:pPr>
+      <w:rPr>
+        <w:rFonts w:ascii="Symbol" w:hAnsi="Symbol" w:hint="default"/>
+      </w:rPr>
+    </w:lvl>
+    <w:lvl w:ilvl="1" w:tplc="042A0003" w:tentative="1">
+      <w:start w:val="1"/>
+      <w:numFmt w:val="bullet"/>
+      <w:lvlText w:val="o"/>
+      <w:lvlJc w:val="left"/>
+      <w:pPr>
+        <w:ind w:left="1440" w:hanging="360"/>
+      </w:pPr>
+      <w:rPr>
+        <w:rFonts w:ascii="Courier New" w:hAnsi="Courier New" w:cs="Courier New" w:hint="default"/>
+      </w:rPr>
+    </w:lvl>
+    <w:lvl w:ilvl="2" w:tplc="042A0005" w:tentative="1">
+      <w:start w:val="1"/>
+      <w:numFmt w:val="bullet"/>
+      <w:lvlText w:val=""/>
+      <w:lvlJc w:val="left"/>
+      <w:pPr>
+        <w:ind w:left="2160" w:hanging="360"/>
+      </w:pPr>
+      <w:rPr>
+        <w:rFonts w:ascii="Wingdings" w:hAnsi="Wingdings" w:hint="default"/>
+      </w:rPr>
+    </w:lvl>
+    <w:lvl w:ilvl="3" w:tplc="042A0001" w:tentative="1">
+      <w:start w:val="1"/>
+      <w:numFmt w:val="bullet"/>
+      <w:lvlText w:val=""/>
+      <w:lvlJc w:val="left"/>
+      <w:pPr>
+        <w:ind w:left="2880" w:hanging="360"/>
+      </w:pPr>
+      <w:rPr>
+        <w:rFonts w:ascii="Symbol" w:hAnsi="Symbol" w:hint="default"/>
+      </w:rPr>
+    </w:lvl>
+    <w:lvl w:ilvl="4" w:tplc="042A0003" w:tentative="1">
+      <w:start w:val="1"/>
+      <w:numFmt w:val="bullet"/>
+      <w:lvlText w:val="o"/>
+      <w:lvlJc w:val="left"/>
+      <w:pPr>
+        <w:ind w:left="3600" w:hanging="360"/>
+      </w:pPr>
+      <w:rPr>
+        <w:rFonts w:ascii="Courier New" w:hAnsi="Courier New" w:cs="Courier New" w:hint="default"/>
+      </w:rPr>
+    </w:lvl>
+    <w:lvl w:ilvl="5" w:tplc="042A0005" w:tentative="1">
+      <w:start w:val="1"/>
+      <w:numFmt w:val="bullet"/>
+      <w:lvlText w:val=""/>
+      <w:lvlJc w:val="left"/>
+      <w:pPr>
+        <w:ind w:left="4320" w:hanging="360"/>
+      </w:pPr>
+      <w:rPr>
+        <w:rFonts w:ascii="Wingdings" w:hAnsi="Wingdings" w:hint="default"/>
+      </w:rPr>
+    </w:lvl>
+    <w:lvl w:ilvl="6" w:tplc="042A0001" w:tentative="1">
+      <w:start w:val="1"/>
+      <w:numFmt w:val="bullet"/>
+      <w:lvlText w:val=""/>
+      <w:lvlJc w:val="left"/>
+      <w:pPr>
+        <w:ind w:left="5040" w:hanging="360"/>
+      </w:pPr>
+      <w:rPr>
+        <w:rFonts w:ascii="Symbol" w:hAnsi="Symbol" w:hint="default"/>
+      </w:rPr>
+    </w:lvl>
+    <w:lvl w:ilvl="7" w:tplc="042A0003" w:tentative="1">
+      <w:start w:val="1"/>
+      <w:numFmt w:val="bullet"/>
+      <w:lvlText w:val="o"/>
+      <w:lvlJc w:val="left"/>
+      <w:pPr>
+        <w:ind w:left="5760" w:hanging="360"/>
+      </w:pPr>
+      <w:rPr>
+        <w:rFonts w:ascii="Courier New" w:hAnsi="Courier New" w:cs="Courier New" w:hint="default"/>
+      </w:rPr>
+    </w:lvl>
+    <w:lvl w:ilvl="8" w:tplc="042A0005" w:tentative="1">
+      <w:start w:val="1"/>
+      <w:numFmt w:val="bullet"/>
+      <w:lvlText w:val=""/>
+      <w:lvlJc w:val="left"/>
+      <w:pPr>
+        <w:ind w:left="6480" w:hanging="360"/>
+      </w:pPr>
+      <w:rPr>
+        <w:rFonts w:ascii="Wingdings" w:hAnsi="Wingdings" w:hint="default"/>
+      </w:rPr>
+    </w:lvl>
+  </w:abstractNum>
+  <w:abstractNum w:abstractNumId="39" w15:restartNumberingAfterBreak="0">
+    <w:nsid w:val="6230172A"/>
+    <w:multiLevelType w:val="multilevel"/>
+    <w:tmpl w:val="A6E41BCE"/>
+    <w:lvl w:ilvl="0">
+      <w:start w:val="1"/>
+      <w:numFmt w:val="bullet"/>
+      <w:lvlText w:val=""/>
+      <w:lvlJc w:val="left"/>
+      <w:pPr>
+        <w:tabs>
+          <w:tab w:val="num" w:pos="720"/>
+        </w:tabs>
+        <w:ind w:left="720" w:hanging="360"/>
+      </w:pPr>
+      <w:rPr>
+        <w:rFonts w:ascii="Symbol" w:hAnsi="Symbol" w:hint="default"/>
+        <w:sz w:val="20"/>
+      </w:rPr>
+    </w:lvl>
+    <w:lvl w:ilvl="1" w:tentative="1">
+      <w:start w:val="1"/>
+      <w:numFmt w:val="bullet"/>
+      <w:lvlText w:val="o"/>
+      <w:lvlJc w:val="left"/>
+      <w:pPr>
+        <w:tabs>
+          <w:tab w:val="num" w:pos="1440"/>
+        </w:tabs>
+        <w:ind w:left="1440" w:hanging="360"/>
+      </w:pPr>
+      <w:rPr>
+        <w:rFonts w:ascii="Courier New" w:hAnsi="Courier New" w:hint="default"/>
+        <w:sz w:val="20"/>
+      </w:rPr>
+    </w:lvl>
+    <w:lvl w:ilvl="2" w:tentative="1">
+      <w:start w:val="1"/>
+      <w:numFmt w:val="bullet"/>
+      <w:lvlText w:val=""/>
+      <w:lvlJc w:val="left"/>
+      <w:pPr>
+        <w:tabs>
+          <w:tab w:val="num" w:pos="2160"/>
+        </w:tabs>
+        <w:ind w:left="2160" w:hanging="360"/>
+      </w:pPr>
+      <w:rPr>
+        <w:rFonts w:ascii="Wingdings" w:hAnsi="Wingdings" w:hint="default"/>
+        <w:sz w:val="20"/>
+      </w:rPr>
+    </w:lvl>
+    <w:lvl w:ilvl="3" w:tentative="1">
+      <w:start w:val="1"/>
+      <w:numFmt w:val="bullet"/>
+      <w:lvlText w:val=""/>
+      <w:lvlJc w:val="left"/>
+      <w:pPr>
+        <w:tabs>
+          <w:tab w:val="num" w:pos="2880"/>
+        </w:tabs>
+        <w:ind w:left="2880" w:hanging="360"/>
+      </w:pPr>
+      <w:rPr>
+        <w:rFonts w:ascii="Wingdings" w:hAnsi="Wingdings" w:hint="default"/>
+        <w:sz w:val="20"/>
+      </w:rPr>
+    </w:lvl>
+    <w:lvl w:ilvl="4" w:tentative="1">
+      <w:start w:val="1"/>
+      <w:numFmt w:val="bullet"/>
+      <w:lvlText w:val=""/>
+      <w:lvlJc w:val="left"/>
+      <w:pPr>
+        <w:tabs>
+          <w:tab w:val="num" w:pos="3600"/>
+        </w:tabs>
+        <w:ind w:left="3600" w:hanging="360"/>
+      </w:pPr>
+      <w:rPr>
+        <w:rFonts w:ascii="Wingdings" w:hAnsi="Wingdings" w:hint="default"/>
+        <w:sz w:val="20"/>
+      </w:rPr>
+    </w:lvl>
+    <w:lvl w:ilvl="5" w:tentative="1">
+      <w:start w:val="1"/>
+      <w:numFmt w:val="bullet"/>
+      <w:lvlText w:val=""/>
+      <w:lvlJc w:val="left"/>
+      <w:pPr>
+        <w:tabs>
+          <w:tab w:val="num" w:pos="4320"/>
+        </w:tabs>
+        <w:ind w:left="4320" w:hanging="360"/>
+      </w:pPr>
+      <w:rPr>
+        <w:rFonts w:ascii="Wingdings" w:hAnsi="Wingdings" w:hint="default"/>
+        <w:sz w:val="20"/>
+      </w:rPr>
+    </w:lvl>
+    <w:lvl w:ilvl="6" w:tentative="1">
+      <w:start w:val="1"/>
+      <w:numFmt w:val="bullet"/>
+      <w:lvlText w:val=""/>
+      <w:lvlJc w:val="left"/>
+      <w:pPr>
+        <w:tabs>
+          <w:tab w:val="num" w:pos="5040"/>
+        </w:tabs>
+        <w:ind w:left="5040" w:hanging="360"/>
+      </w:pPr>
+      <w:rPr>
+        <w:rFonts w:ascii="Wingdings" w:hAnsi="Wingdings" w:hint="default"/>
+        <w:sz w:val="20"/>
+      </w:rPr>
+    </w:lvl>
+    <w:lvl w:ilvl="7" w:tentative="1">
+      <w:start w:val="1"/>
+      <w:numFmt w:val="bullet"/>
+      <w:lvlText w:val=""/>
+      <w:lvlJc w:val="left"/>
+      <w:pPr>
+        <w:tabs>
+          <w:tab w:val="num" w:pos="5760"/>
+        </w:tabs>
+        <w:ind w:left="5760" w:hanging="360"/>
+      </w:pPr>
+      <w:rPr>
+        <w:rFonts w:ascii="Wingdings" w:hAnsi="Wingdings" w:hint="default"/>
+        <w:sz w:val="20"/>
+      </w:rPr>
+    </w:lvl>
+    <w:lvl w:ilvl="8" w:tentative="1">
+      <w:start w:val="1"/>
+      <w:numFmt w:val="bullet"/>
+      <w:lvlText w:val=""/>
+      <w:lvlJc w:val="left"/>
+      <w:pPr>
+        <w:tabs>
+          <w:tab w:val="num" w:pos="6480"/>
+        </w:tabs>
+        <w:ind w:left="6480" w:hanging="360"/>
+      </w:pPr>
+      <w:rPr>
+        <w:rFonts w:ascii="Wingdings" w:hAnsi="Wingdings" w:hint="default"/>
+        <w:sz w:val="20"/>
+      </w:rPr>
+    </w:lvl>
+  </w:abstractNum>
+  <w:abstractNum w:abstractNumId="40" w15:restartNumberingAfterBreak="0">
+    <w:nsid w:val="63C5509A"/>
+    <w:multiLevelType w:val="hybridMultilevel"/>
+    <w:tmpl w:val="E3E8F7AA"/>
+    <w:lvl w:ilvl="0" w:tplc="042A0001">
+      <w:start w:val="1"/>
+      <w:numFmt w:val="bullet"/>
+      <w:lvlText w:val=""/>
+      <w:lvlJc w:val="left"/>
+      <w:pPr>
+        <w:ind w:left="1800" w:hanging="360"/>
+      </w:pPr>
+      <w:rPr>
+        <w:rFonts w:ascii="Symbol" w:hAnsi="Symbol" w:hint="default"/>
+      </w:rPr>
+    </w:lvl>
+    <w:lvl w:ilvl="1" w:tplc="042A0003" w:tentative="1">
+      <w:start w:val="1"/>
+      <w:numFmt w:val="bullet"/>
+      <w:lvlText w:val="o"/>
+      <w:lvlJc w:val="left"/>
+      <w:pPr>
+        <w:ind w:left="2520" w:hanging="360"/>
+      </w:pPr>
+      <w:rPr>
+        <w:rFonts w:ascii="Courier New" w:hAnsi="Courier New" w:cs="Courier New" w:hint="default"/>
+      </w:rPr>
+    </w:lvl>
+    <w:lvl w:ilvl="2" w:tplc="042A0005" w:tentative="1">
+      <w:start w:val="1"/>
+      <w:numFmt w:val="bullet"/>
+      <w:lvlText w:val=""/>
+      <w:lvlJc w:val="left"/>
+      <w:pPr>
+        <w:ind w:left="3240" w:hanging="360"/>
+      </w:pPr>
+      <w:rPr>
+        <w:rFonts w:ascii="Wingdings" w:hAnsi="Wingdings" w:hint="default"/>
+      </w:rPr>
+    </w:lvl>
+    <w:lvl w:ilvl="3" w:tplc="042A0001" w:tentative="1">
+      <w:start w:val="1"/>
+      <w:numFmt w:val="bullet"/>
+      <w:lvlText w:val=""/>
+      <w:lvlJc w:val="left"/>
+      <w:pPr>
+        <w:ind w:left="3960" w:hanging="360"/>
+      </w:pPr>
+      <w:rPr>
+        <w:rFonts w:ascii="Symbol" w:hAnsi="Symbol" w:hint="default"/>
+      </w:rPr>
+    </w:lvl>
+    <w:lvl w:ilvl="4" w:tplc="042A0003" w:tentative="1">
+      <w:start w:val="1"/>
+      <w:numFmt w:val="bullet"/>
+      <w:lvlText w:val="o"/>
+      <w:lvlJc w:val="left"/>
+      <w:pPr>
+        <w:ind w:left="4680" w:hanging="360"/>
+      </w:pPr>
+      <w:rPr>
+        <w:rFonts w:ascii="Courier New" w:hAnsi="Courier New" w:cs="Courier New" w:hint="default"/>
+      </w:rPr>
+    </w:lvl>
+    <w:lvl w:ilvl="5" w:tplc="042A0005" w:tentative="1">
+      <w:start w:val="1"/>
+      <w:numFmt w:val="bullet"/>
+      <w:lvlText w:val=""/>
+      <w:lvlJc w:val="left"/>
+      <w:pPr>
+        <w:ind w:left="5400" w:hanging="360"/>
+      </w:pPr>
+      <w:rPr>
+        <w:rFonts w:ascii="Wingdings" w:hAnsi="Wingdings" w:hint="default"/>
+      </w:rPr>
+    </w:lvl>
+    <w:lvl w:ilvl="6" w:tplc="042A0001" w:tentative="1">
+      <w:start w:val="1"/>
+      <w:numFmt w:val="bullet"/>
+      <w:lvlText w:val=""/>
+      <w:lvlJc w:val="left"/>
+      <w:pPr>
+        <w:ind w:left="6120" w:hanging="360"/>
+      </w:pPr>
+      <w:rPr>
+        <w:rFonts w:ascii="Symbol" w:hAnsi="Symbol" w:hint="default"/>
+      </w:rPr>
+    </w:lvl>
+    <w:lvl w:ilvl="7" w:tplc="042A0003" w:tentative="1">
+      <w:start w:val="1"/>
+      <w:numFmt w:val="bullet"/>
+      <w:lvlText w:val="o"/>
+      <w:lvlJc w:val="left"/>
+      <w:pPr>
+        <w:ind w:left="6840" w:hanging="360"/>
+      </w:pPr>
+      <w:rPr>
+        <w:rFonts w:ascii="Courier New" w:hAnsi="Courier New" w:cs="Courier New" w:hint="default"/>
+      </w:rPr>
+    </w:lvl>
+    <w:lvl w:ilvl="8" w:tplc="042A0005" w:tentative="1">
+      <w:start w:val="1"/>
+      <w:numFmt w:val="bullet"/>
+      <w:lvlText w:val=""/>
+      <w:lvlJc w:val="left"/>
+      <w:pPr>
+        <w:ind w:left="7560" w:hanging="360"/>
+      </w:pPr>
+      <w:rPr>
+        <w:rFonts w:ascii="Wingdings" w:hAnsi="Wingdings" w:hint="default"/>
+      </w:rPr>
+    </w:lvl>
+  </w:abstractNum>
+  <w:abstractNum w:abstractNumId="41" w15:restartNumberingAfterBreak="0">
+    <w:nsid w:val="63EB0805"/>
+    <w:multiLevelType w:val="hybridMultilevel"/>
+    <w:tmpl w:val="AE6601BA"/>
+    <w:lvl w:ilvl="0" w:tplc="042A0001">
+      <w:start w:val="1"/>
+      <w:numFmt w:val="bullet"/>
+      <w:lvlText w:val=""/>
+      <w:lvlJc w:val="left"/>
+      <w:pPr>
+        <w:ind w:left="1800" w:hanging="360"/>
+      </w:pPr>
+      <w:rPr>
+        <w:rFonts w:ascii="Symbol" w:hAnsi="Symbol" w:hint="default"/>
+      </w:rPr>
+    </w:lvl>
+    <w:lvl w:ilvl="1" w:tplc="042A0003" w:tentative="1">
+      <w:start w:val="1"/>
+      <w:numFmt w:val="bullet"/>
+      <w:lvlText w:val="o"/>
+      <w:lvlJc w:val="left"/>
+      <w:pPr>
+        <w:ind w:left="2520" w:hanging="360"/>
+      </w:pPr>
+      <w:rPr>
+        <w:rFonts w:ascii="Courier New" w:hAnsi="Courier New" w:cs="Courier New" w:hint="default"/>
+      </w:rPr>
+    </w:lvl>
+    <w:lvl w:ilvl="2" w:tplc="042A0005" w:tentative="1">
+      <w:start w:val="1"/>
+      <w:numFmt w:val="bullet"/>
+      <w:lvlText w:val=""/>
+      <w:lvlJc w:val="left"/>
+      <w:pPr>
+        <w:ind w:left="3240" w:hanging="360"/>
+      </w:pPr>
+      <w:rPr>
+        <w:rFonts w:ascii="Wingdings" w:hAnsi="Wingdings" w:hint="default"/>
+      </w:rPr>
+    </w:lvl>
+    <w:lvl w:ilvl="3" w:tplc="042A0001" w:tentative="1">
+      <w:start w:val="1"/>
+      <w:numFmt w:val="bullet"/>
+      <w:lvlText w:val=""/>
+      <w:lvlJc w:val="left"/>
+      <w:pPr>
+        <w:ind w:left="3960" w:hanging="360"/>
+      </w:pPr>
+      <w:rPr>
+        <w:rFonts w:ascii="Symbol" w:hAnsi="Symbol" w:hint="default"/>
+      </w:rPr>
+    </w:lvl>
+    <w:lvl w:ilvl="4" w:tplc="042A0003" w:tentative="1">
+      <w:start w:val="1"/>
+      <w:numFmt w:val="bullet"/>
+      <w:lvlText w:val="o"/>
+      <w:lvlJc w:val="left"/>
+      <w:pPr>
+        <w:ind w:left="4680" w:hanging="360"/>
+      </w:pPr>
+      <w:rPr>
+        <w:rFonts w:ascii="Courier New" w:hAnsi="Courier New" w:cs="Courier New" w:hint="default"/>
+      </w:rPr>
+    </w:lvl>
+    <w:lvl w:ilvl="5" w:tplc="042A0005" w:tentative="1">
+      <w:start w:val="1"/>
+      <w:numFmt w:val="bullet"/>
+      <w:lvlText w:val=""/>
+      <w:lvlJc w:val="left"/>
+      <w:pPr>
+        <w:ind w:left="5400" w:hanging="360"/>
+      </w:pPr>
+      <w:rPr>
+        <w:rFonts w:ascii="Wingdings" w:hAnsi="Wingdings" w:hint="default"/>
+      </w:rPr>
+    </w:lvl>
+    <w:lvl w:ilvl="6" w:tplc="042A0001" w:tentative="1">
+      <w:start w:val="1"/>
+      <w:numFmt w:val="bullet"/>
+      <w:lvlText w:val=""/>
+      <w:lvlJc w:val="left"/>
+      <w:pPr>
+        <w:ind w:left="6120" w:hanging="360"/>
+      </w:pPr>
+      <w:rPr>
+        <w:rFonts w:ascii="Symbol" w:hAnsi="Symbol" w:hint="default"/>
+      </w:rPr>
+    </w:lvl>
+    <w:lvl w:ilvl="7" w:tplc="042A0003" w:tentative="1">
+      <w:start w:val="1"/>
+      <w:numFmt w:val="bullet"/>
+      <w:lvlText w:val="o"/>
+      <w:lvlJc w:val="left"/>
+      <w:pPr>
+        <w:ind w:left="6840" w:hanging="360"/>
+      </w:pPr>
+      <w:rPr>
+        <w:rFonts w:ascii="Courier New" w:hAnsi="Courier New" w:cs="Courier New" w:hint="default"/>
+      </w:rPr>
+    </w:lvl>
+    <w:lvl w:ilvl="8" w:tplc="042A0005" w:tentative="1">
+      <w:start w:val="1"/>
+      <w:numFmt w:val="bullet"/>
+      <w:lvlText w:val=""/>
+      <w:lvlJc w:val="left"/>
+      <w:pPr>
+        <w:ind w:left="7560" w:hanging="360"/>
+      </w:pPr>
+      <w:rPr>
+        <w:rFonts w:ascii="Wingdings" w:hAnsi="Wingdings" w:hint="default"/>
+      </w:rPr>
+    </w:lvl>
+  </w:abstractNum>
+  <w:abstractNum w:abstractNumId="42" w15:restartNumberingAfterBreak="0">
+    <w:nsid w:val="67172629"/>
+    <w:multiLevelType w:val="multilevel"/>
+    <w:tmpl w:val="3BF8205E"/>
+    <w:lvl w:ilvl="0">
+      <w:start w:val="1"/>
+      <w:numFmt w:val="bullet"/>
+      <w:lvlText w:val=""/>
+      <w:lvlJc w:val="left"/>
+      <w:pPr>
+        <w:tabs>
+          <w:tab w:val="num" w:pos="720"/>
+        </w:tabs>
+        <w:ind w:left="720" w:hanging="360"/>
+      </w:pPr>
+      <w:rPr>
+        <w:rFonts w:ascii="Symbol" w:hAnsi="Symbol" w:hint="default"/>
+        <w:sz w:val="20"/>
+      </w:rPr>
+    </w:lvl>
+    <w:lvl w:ilvl="1" w:tentative="1">
+      <w:start w:val="1"/>
+      <w:numFmt w:val="bullet"/>
+      <w:lvlText w:val="o"/>
+      <w:lvlJc w:val="left"/>
+      <w:pPr>
+        <w:tabs>
+          <w:tab w:val="num" w:pos="1440"/>
+        </w:tabs>
+        <w:ind w:left="1440" w:hanging="360"/>
+      </w:pPr>
+      <w:rPr>
+        <w:rFonts w:ascii="Courier New" w:hAnsi="Courier New" w:hint="default"/>
+        <w:sz w:val="20"/>
+      </w:rPr>
+    </w:lvl>
+    <w:lvl w:ilvl="2" w:tentative="1">
+      <w:start w:val="1"/>
+      <w:numFmt w:val="bullet"/>
+      <w:lvlText w:val=""/>
+      <w:lvlJc w:val="left"/>
+      <w:pPr>
+        <w:tabs>
+          <w:tab w:val="num" w:pos="2160"/>
+        </w:tabs>
+        <w:ind w:left="2160" w:hanging="360"/>
+      </w:pPr>
+      <w:rPr>
+        <w:rFonts w:ascii="Wingdings" w:hAnsi="Wingdings" w:hint="default"/>
+        <w:sz w:val="20"/>
+      </w:rPr>
+    </w:lvl>
+    <w:lvl w:ilvl="3" w:tentative="1">
+      <w:start w:val="1"/>
+      <w:numFmt w:val="bullet"/>
+      <w:lvlText w:val=""/>
+      <w:lvlJc w:val="left"/>
+      <w:pPr>
+        <w:tabs>
+          <w:tab w:val="num" w:pos="2880"/>
+        </w:tabs>
+        <w:ind w:left="2880" w:hanging="360"/>
+      </w:pPr>
+      <w:rPr>
+        <w:rFonts w:ascii="Wingdings" w:hAnsi="Wingdings" w:hint="default"/>
+        <w:sz w:val="20"/>
+      </w:rPr>
+    </w:lvl>
+    <w:lvl w:ilvl="4" w:tentative="1">
+      <w:start w:val="1"/>
+      <w:numFmt w:val="bullet"/>
+      <w:lvlText w:val=""/>
+      <w:lvlJc w:val="left"/>
+      <w:pPr>
+        <w:tabs>
+          <w:tab w:val="num" w:pos="3600"/>
+        </w:tabs>
+        <w:ind w:left="3600" w:hanging="360"/>
+      </w:pPr>
+      <w:rPr>
+        <w:rFonts w:ascii="Wingdings" w:hAnsi="Wingdings" w:hint="default"/>
+        <w:sz w:val="20"/>
+      </w:rPr>
+    </w:lvl>
+    <w:lvl w:ilvl="5" w:tentative="1">
+      <w:start w:val="1"/>
+      <w:numFmt w:val="bullet"/>
+      <w:lvlText w:val=""/>
+      <w:lvlJc w:val="left"/>
+      <w:pPr>
+        <w:tabs>
+          <w:tab w:val="num" w:pos="4320"/>
+        </w:tabs>
+        <w:ind w:left="4320" w:hanging="360"/>
+      </w:pPr>
+      <w:rPr>
+        <w:rFonts w:ascii="Wingdings" w:hAnsi="Wingdings" w:hint="default"/>
+        <w:sz w:val="20"/>
+      </w:rPr>
+    </w:lvl>
+    <w:lvl w:ilvl="6" w:tentative="1">
+      <w:start w:val="1"/>
+      <w:numFmt w:val="bullet"/>
+      <w:lvlText w:val=""/>
+      <w:lvlJc w:val="left"/>
+      <w:pPr>
+        <w:tabs>
+          <w:tab w:val="num" w:pos="5040"/>
+        </w:tabs>
+        <w:ind w:left="5040" w:hanging="360"/>
+      </w:pPr>
+      <w:rPr>
+        <w:rFonts w:ascii="Wingdings" w:hAnsi="Wingdings" w:hint="default"/>
+        <w:sz w:val="20"/>
+      </w:rPr>
+    </w:lvl>
+    <w:lvl w:ilvl="7" w:tentative="1">
+      <w:start w:val="1"/>
+      <w:numFmt w:val="bullet"/>
+      <w:lvlText w:val=""/>
+      <w:lvlJc w:val="left"/>
+      <w:pPr>
+        <w:tabs>
+          <w:tab w:val="num" w:pos="5760"/>
+        </w:tabs>
+        <w:ind w:left="5760" w:hanging="360"/>
+      </w:pPr>
+      <w:rPr>
+        <w:rFonts w:ascii="Wingdings" w:hAnsi="Wingdings" w:hint="default"/>
+        <w:sz w:val="20"/>
+      </w:rPr>
+    </w:lvl>
+    <w:lvl w:ilvl="8" w:tentative="1">
+      <w:start w:val="1"/>
+      <w:numFmt w:val="bullet"/>
+      <w:lvlText w:val=""/>
+      <w:lvlJc w:val="left"/>
+      <w:pPr>
+        <w:tabs>
+          <w:tab w:val="num" w:pos="6480"/>
+        </w:tabs>
+        <w:ind w:left="6480" w:hanging="360"/>
+      </w:pPr>
+      <w:rPr>
+        <w:rFonts w:ascii="Wingdings" w:hAnsi="Wingdings" w:hint="default"/>
+        <w:sz w:val="20"/>
+      </w:rPr>
+    </w:lvl>
+  </w:abstractNum>
+  <w:abstractNum w:abstractNumId="43" w15:restartNumberingAfterBreak="0">
     <w:nsid w:val="69CF67AD"/>
     <w:multiLevelType w:val="multilevel"/>
     <w:tmpl w:val="626C4182"/>
@@ -4639,7 +10075,156 @@
       </w:rPr>
     </w:lvl>
   </w:abstractNum>
-  <w:abstractNum w:abstractNumId="12" w15:restartNumberingAfterBreak="0">
+  <w:abstractNum w:abstractNumId="44" w15:restartNumberingAfterBreak="0">
+    <w:nsid w:val="6ADB2860"/>
+    <w:multiLevelType w:val="multilevel"/>
+    <w:tmpl w:val="6582B4FC"/>
+    <w:lvl w:ilvl="0">
+      <w:start w:val="1"/>
+      <w:numFmt w:val="bullet"/>
+      <w:lvlText w:val=""/>
+      <w:lvlJc w:val="left"/>
+      <w:pPr>
+        <w:tabs>
+          <w:tab w:val="num" w:pos="720"/>
+        </w:tabs>
+        <w:ind w:left="720" w:hanging="360"/>
+      </w:pPr>
+      <w:rPr>
+        <w:rFonts w:ascii="Symbol" w:hAnsi="Symbol" w:hint="default"/>
+        <w:sz w:val="20"/>
+      </w:rPr>
+    </w:lvl>
+    <w:lvl w:ilvl="1">
+      <w:start w:val="1"/>
+      <w:numFmt w:val="bullet"/>
+      <w:lvlText w:val="o"/>
+      <w:lvlJc w:val="left"/>
+      <w:pPr>
+        <w:tabs>
+          <w:tab w:val="num" w:pos="1440"/>
+        </w:tabs>
+        <w:ind w:left="1440" w:hanging="360"/>
+      </w:pPr>
+      <w:rPr>
+        <w:rFonts w:ascii="Courier New" w:hAnsi="Courier New" w:hint="default"/>
+        <w:sz w:val="20"/>
+      </w:rPr>
+    </w:lvl>
+    <w:lvl w:ilvl="2" w:tentative="1">
+      <w:start w:val="1"/>
+      <w:numFmt w:val="bullet"/>
+      <w:lvlText w:val=""/>
+      <w:lvlJc w:val="left"/>
+      <w:pPr>
+        <w:tabs>
+          <w:tab w:val="num" w:pos="2160"/>
+        </w:tabs>
+        <w:ind w:left="2160" w:hanging="360"/>
+      </w:pPr>
+      <w:rPr>
+        <w:rFonts w:ascii="Wingdings" w:hAnsi="Wingdings" w:hint="default"/>
+        <w:sz w:val="20"/>
+      </w:rPr>
+    </w:lvl>
+    <w:lvl w:ilvl="3" w:tentative="1">
+      <w:start w:val="1"/>
+      <w:numFmt w:val="bullet"/>
+      <w:lvlText w:val=""/>
+      <w:lvlJc w:val="left"/>
+      <w:pPr>
+        <w:tabs>
+          <w:tab w:val="num" w:pos="2880"/>
+        </w:tabs>
+        <w:ind w:left="2880" w:hanging="360"/>
+      </w:pPr>
+      <w:rPr>
+        <w:rFonts w:ascii="Wingdings" w:hAnsi="Wingdings" w:hint="default"/>
+        <w:sz w:val="20"/>
+      </w:rPr>
+    </w:lvl>
+    <w:lvl w:ilvl="4" w:tentative="1">
+      <w:start w:val="1"/>
+      <w:numFmt w:val="bullet"/>
+      <w:lvlText w:val=""/>
+      <w:lvlJc w:val="left"/>
+      <w:pPr>
+        <w:tabs>
+          <w:tab w:val="num" w:pos="3600"/>
+        </w:tabs>
+        <w:ind w:left="3600" w:hanging="360"/>
+      </w:pPr>
+      <w:rPr>
+        <w:rFonts w:ascii="Wingdings" w:hAnsi="Wingdings" w:hint="default"/>
+        <w:sz w:val="20"/>
+      </w:rPr>
+    </w:lvl>
+    <w:lvl w:ilvl="5" w:tentative="1">
+      <w:start w:val="1"/>
+      <w:numFmt w:val="bullet"/>
+      <w:lvlText w:val=""/>
+      <w:lvlJc w:val="left"/>
+      <w:pPr>
+        <w:tabs>
+          <w:tab w:val="num" w:pos="4320"/>
+        </w:tabs>
+        <w:ind w:left="4320" w:hanging="360"/>
+      </w:pPr>
+      <w:rPr>
+        <w:rFonts w:ascii="Wingdings" w:hAnsi="Wingdings" w:hint="default"/>
+        <w:sz w:val="20"/>
+      </w:rPr>
+    </w:lvl>
+    <w:lvl w:ilvl="6" w:tentative="1">
+      <w:start w:val="1"/>
+      <w:numFmt w:val="bullet"/>
+      <w:lvlText w:val=""/>
+      <w:lvlJc w:val="left"/>
+      <w:pPr>
+        <w:tabs>
+          <w:tab w:val="num" w:pos="5040"/>
+        </w:tabs>
+        <w:ind w:left="5040" w:hanging="360"/>
+      </w:pPr>
+      <w:rPr>
+        <w:rFonts w:ascii="Wingdings" w:hAnsi="Wingdings" w:hint="default"/>
+        <w:sz w:val="20"/>
+      </w:rPr>
+    </w:lvl>
+    <w:lvl w:ilvl="7" w:tentative="1">
+      <w:start w:val="1"/>
+      <w:numFmt w:val="bullet"/>
+      <w:lvlText w:val=""/>
+      <w:lvlJc w:val="left"/>
+      <w:pPr>
+        <w:tabs>
+          <w:tab w:val="num" w:pos="5760"/>
+        </w:tabs>
+        <w:ind w:left="5760" w:hanging="360"/>
+      </w:pPr>
+      <w:rPr>
+        <w:rFonts w:ascii="Wingdings" w:hAnsi="Wingdings" w:hint="default"/>
+        <w:sz w:val="20"/>
+      </w:rPr>
+    </w:lvl>
+    <w:lvl w:ilvl="8" w:tentative="1">
+      <w:start w:val="1"/>
+      <w:numFmt w:val="bullet"/>
+      <w:lvlText w:val=""/>
+      <w:lvlJc w:val="left"/>
+      <w:pPr>
+        <w:tabs>
+          <w:tab w:val="num" w:pos="6480"/>
+        </w:tabs>
+        <w:ind w:left="6480" w:hanging="360"/>
+      </w:pPr>
+      <w:rPr>
+        <w:rFonts w:ascii="Wingdings" w:hAnsi="Wingdings" w:hint="default"/>
+        <w:sz w:val="20"/>
+      </w:rPr>
+    </w:lvl>
+  </w:abstractNum>
+  <w:abstractNum w:abstractNumId="45" w15:restartNumberingAfterBreak="0">
     <w:nsid w:val="742F6E5B"/>
     <w:multiLevelType w:val="multilevel"/>
     <w:tmpl w:val="E6282FD6"/>
@@ -4788,7 +10373,7 @@
       </w:rPr>
     </w:lvl>
   </w:abstractNum>
-  <w:abstractNum w:abstractNumId="13" w15:restartNumberingAfterBreak="0">
+  <w:abstractNum w:abstractNumId="46" w15:restartNumberingAfterBreak="0">
     <w:nsid w:val="769F05B0"/>
     <w:multiLevelType w:val="multilevel"/>
     <w:tmpl w:val="AA4255A6"/>
@@ -4937,7 +10522,270 @@
       </w:rPr>
     </w:lvl>
   </w:abstractNum>
-  <w:abstractNum w:abstractNumId="14" w15:restartNumberingAfterBreak="0">
+  <w:abstractNum w:abstractNumId="47" w15:restartNumberingAfterBreak="0">
+    <w:nsid w:val="779862FB"/>
+    <w:multiLevelType w:val="hybridMultilevel"/>
+    <w:tmpl w:val="F79CE206"/>
+    <w:lvl w:ilvl="0" w:tplc="90DCC6D2">
+      <w:numFmt w:val="bullet"/>
+      <w:lvlText w:val=""/>
+      <w:lvlJc w:val="left"/>
+      <w:pPr>
+        <w:ind w:left="720" w:hanging="360"/>
+      </w:pPr>
+      <w:rPr>
+        <w:rFonts w:ascii="Wingdings" w:eastAsiaTheme="minorHAnsi" w:hAnsi="Wingdings" w:cstheme="minorBidi" w:hint="default"/>
+        <w:b w:val="0"/>
+        <w:i w:val="0"/>
+      </w:rPr>
+    </w:lvl>
+    <w:lvl w:ilvl="1" w:tplc="042A0003" w:tentative="1">
+      <w:start w:val="1"/>
+      <w:numFmt w:val="bullet"/>
+      <w:lvlText w:val="o"/>
+      <w:lvlJc w:val="left"/>
+      <w:pPr>
+        <w:ind w:left="1440" w:hanging="360"/>
+      </w:pPr>
+      <w:rPr>
+        <w:rFonts w:ascii="Courier New" w:hAnsi="Courier New" w:cs="Courier New" w:hint="default"/>
+      </w:rPr>
+    </w:lvl>
+    <w:lvl w:ilvl="2" w:tplc="042A0005" w:tentative="1">
+      <w:start w:val="1"/>
+      <w:numFmt w:val="bullet"/>
+      <w:lvlText w:val=""/>
+      <w:lvlJc w:val="left"/>
+      <w:pPr>
+        <w:ind w:left="2160" w:hanging="360"/>
+      </w:pPr>
+      <w:rPr>
+        <w:rFonts w:ascii="Wingdings" w:hAnsi="Wingdings" w:hint="default"/>
+      </w:rPr>
+    </w:lvl>
+    <w:lvl w:ilvl="3" w:tplc="042A0001" w:tentative="1">
+      <w:start w:val="1"/>
+      <w:numFmt w:val="bullet"/>
+      <w:lvlText w:val=""/>
+      <w:lvlJc w:val="left"/>
+      <w:pPr>
+        <w:ind w:left="2880" w:hanging="360"/>
+      </w:pPr>
+      <w:rPr>
+        <w:rFonts w:ascii="Symbol" w:hAnsi="Symbol" w:hint="default"/>
+      </w:rPr>
+    </w:lvl>
+    <w:lvl w:ilvl="4" w:tplc="042A0003" w:tentative="1">
+      <w:start w:val="1"/>
+      <w:numFmt w:val="bullet"/>
+      <w:lvlText w:val="o"/>
+      <w:lvlJc w:val="left"/>
+      <w:pPr>
+        <w:ind w:left="3600" w:hanging="360"/>
+      </w:pPr>
+      <w:rPr>
+        <w:rFonts w:ascii="Courier New" w:hAnsi="Courier New" w:cs="Courier New" w:hint="default"/>
+      </w:rPr>
+    </w:lvl>
+    <w:lvl w:ilvl="5" w:tplc="042A0005" w:tentative="1">
+      <w:start w:val="1"/>
+      <w:numFmt w:val="bullet"/>
+      <w:lvlText w:val=""/>
+      <w:lvlJc w:val="left"/>
+      <w:pPr>
+        <w:ind w:left="4320" w:hanging="360"/>
+      </w:pPr>
+      <w:rPr>
+        <w:rFonts w:ascii="Wingdings" w:hAnsi="Wingdings" w:hint="default"/>
+      </w:rPr>
+    </w:lvl>
+    <w:lvl w:ilvl="6" w:tplc="042A0001" w:tentative="1">
+      <w:start w:val="1"/>
+      <w:numFmt w:val="bullet"/>
+      <w:lvlText w:val=""/>
+      <w:lvlJc w:val="left"/>
+      <w:pPr>
+        <w:ind w:left="5040" w:hanging="360"/>
+      </w:pPr>
+      <w:rPr>
+        <w:rFonts w:ascii="Symbol" w:hAnsi="Symbol" w:hint="default"/>
+      </w:rPr>
+    </w:lvl>
+    <w:lvl w:ilvl="7" w:tplc="042A0003" w:tentative="1">
+      <w:start w:val="1"/>
+      <w:numFmt w:val="bullet"/>
+      <w:lvlText w:val="o"/>
+      <w:lvlJc w:val="left"/>
+      <w:pPr>
+        <w:ind w:left="5760" w:hanging="360"/>
+      </w:pPr>
+      <w:rPr>
+        <w:rFonts w:ascii="Courier New" w:hAnsi="Courier New" w:cs="Courier New" w:hint="default"/>
+      </w:rPr>
+    </w:lvl>
+    <w:lvl w:ilvl="8" w:tplc="042A0005" w:tentative="1">
+      <w:start w:val="1"/>
+      <w:numFmt w:val="bullet"/>
+      <w:lvlText w:val=""/>
+      <w:lvlJc w:val="left"/>
+      <w:pPr>
+        <w:ind w:left="6480" w:hanging="360"/>
+      </w:pPr>
+      <w:rPr>
+        <w:rFonts w:ascii="Wingdings" w:hAnsi="Wingdings" w:hint="default"/>
+      </w:rPr>
+    </w:lvl>
+  </w:abstractNum>
+  <w:abstractNum w:abstractNumId="48" w15:restartNumberingAfterBreak="0">
+    <w:nsid w:val="7ACB1FD6"/>
+    <w:multiLevelType w:val="multilevel"/>
+    <w:tmpl w:val="29366CB8"/>
+    <w:lvl w:ilvl="0">
+      <w:start w:val="1"/>
+      <w:numFmt w:val="bullet"/>
+      <w:lvlText w:val=""/>
+      <w:lvlJc w:val="left"/>
+      <w:pPr>
+        <w:tabs>
+          <w:tab w:val="num" w:pos="720"/>
+        </w:tabs>
+        <w:ind w:left="720" w:hanging="360"/>
+      </w:pPr>
+      <w:rPr>
+        <w:rFonts w:ascii="Symbol" w:hAnsi="Symbol" w:hint="default"/>
+        <w:sz w:val="20"/>
+      </w:rPr>
+    </w:lvl>
+    <w:lvl w:ilvl="1" w:tentative="1">
+      <w:start w:val="1"/>
+      <w:numFmt w:val="bullet"/>
+      <w:lvlText w:val="o"/>
+      <w:lvlJc w:val="left"/>
+      <w:pPr>
+        <w:tabs>
+          <w:tab w:val="num" w:pos="1440"/>
+        </w:tabs>
+        <w:ind w:left="1440" w:hanging="360"/>
+      </w:pPr>
+      <w:rPr>
+        <w:rFonts w:ascii="Courier New" w:hAnsi="Courier New" w:hint="default"/>
+        <w:sz w:val="20"/>
+      </w:rPr>
+    </w:lvl>
+    <w:lvl w:ilvl="2" w:tentative="1">
+      <w:start w:val="1"/>
+      <w:numFmt w:val="bullet"/>
+      <w:lvlText w:val=""/>
+      <w:lvlJc w:val="left"/>
+      <w:pPr>
+        <w:tabs>
+          <w:tab w:val="num" w:pos="2160"/>
+        </w:tabs>
+        <w:ind w:left="2160" w:hanging="360"/>
+      </w:pPr>
+      <w:rPr>
+        <w:rFonts w:ascii="Wingdings" w:hAnsi="Wingdings" w:hint="default"/>
+        <w:sz w:val="20"/>
+      </w:rPr>
+    </w:lvl>
+    <w:lvl w:ilvl="3" w:tentative="1">
+      <w:start w:val="1"/>
+      <w:numFmt w:val="bullet"/>
+      <w:lvlText w:val=""/>
+      <w:lvlJc w:val="left"/>
+      <w:pPr>
+        <w:tabs>
+          <w:tab w:val="num" w:pos="2880"/>
+        </w:tabs>
+        <w:ind w:left="2880" w:hanging="360"/>
+      </w:pPr>
+      <w:rPr>
+        <w:rFonts w:ascii="Wingdings" w:hAnsi="Wingdings" w:hint="default"/>
+        <w:sz w:val="20"/>
+      </w:rPr>
+    </w:lvl>
+    <w:lvl w:ilvl="4" w:tentative="1">
+      <w:start w:val="1"/>
+      <w:numFmt w:val="bullet"/>
+      <w:lvlText w:val=""/>
+      <w:lvlJc w:val="left"/>
+      <w:pPr>
+        <w:tabs>
+          <w:tab w:val="num" w:pos="3600"/>
+        </w:tabs>
+        <w:ind w:left="3600" w:hanging="360"/>
+      </w:pPr>
+      <w:rPr>
+        <w:rFonts w:ascii="Wingdings" w:hAnsi="Wingdings" w:hint="default"/>
+        <w:sz w:val="20"/>
+      </w:rPr>
+    </w:lvl>
+    <w:lvl w:ilvl="5" w:tentative="1">
+      <w:start w:val="1"/>
+      <w:numFmt w:val="bullet"/>
+      <w:lvlText w:val=""/>
+      <w:lvlJc w:val="left"/>
+      <w:pPr>
+        <w:tabs>
+          <w:tab w:val="num" w:pos="4320"/>
+        </w:tabs>
+        <w:ind w:left="4320" w:hanging="360"/>
+      </w:pPr>
+      <w:rPr>
+        <w:rFonts w:ascii="Wingdings" w:hAnsi="Wingdings" w:hint="default"/>
+        <w:sz w:val="20"/>
+      </w:rPr>
+    </w:lvl>
+    <w:lvl w:ilvl="6" w:tentative="1">
+      <w:start w:val="1"/>
+      <w:numFmt w:val="bullet"/>
+      <w:lvlText w:val=""/>
+      <w:lvlJc w:val="left"/>
+      <w:pPr>
+        <w:tabs>
+          <w:tab w:val="num" w:pos="5040"/>
+        </w:tabs>
+        <w:ind w:left="5040" w:hanging="360"/>
+      </w:pPr>
+      <w:rPr>
+        <w:rFonts w:ascii="Wingdings" w:hAnsi="Wingdings" w:hint="default"/>
+        <w:sz w:val="20"/>
+      </w:rPr>
+    </w:lvl>
+    <w:lvl w:ilvl="7" w:tentative="1">
+      <w:start w:val="1"/>
+      <w:numFmt w:val="bullet"/>
+      <w:lvlText w:val=""/>
+      <w:lvlJc w:val="left"/>
+      <w:pPr>
+        <w:tabs>
+          <w:tab w:val="num" w:pos="5760"/>
+        </w:tabs>
+        <w:ind w:left="5760" w:hanging="360"/>
+      </w:pPr>
+      <w:rPr>
+        <w:rFonts w:ascii="Wingdings" w:hAnsi="Wingdings" w:hint="default"/>
+        <w:sz w:val="20"/>
+      </w:rPr>
+    </w:lvl>
+    <w:lvl w:ilvl="8" w:tentative="1">
+      <w:start w:val="1"/>
+      <w:numFmt w:val="bullet"/>
+      <w:lvlText w:val=""/>
+      <w:lvlJc w:val="left"/>
+      <w:pPr>
+        <w:tabs>
+          <w:tab w:val="num" w:pos="6480"/>
+        </w:tabs>
+        <w:ind w:left="6480" w:hanging="360"/>
+      </w:pPr>
+      <w:rPr>
+        <w:rFonts w:ascii="Wingdings" w:hAnsi="Wingdings" w:hint="default"/>
+        <w:sz w:val="20"/>
+      </w:rPr>
+    </w:lvl>
+  </w:abstractNum>
+  <w:abstractNum w:abstractNumId="49" w15:restartNumberingAfterBreak="0">
     <w:nsid w:val="7D0334B8"/>
     <w:multiLevelType w:val="hybridMultilevel"/>
     <w:tmpl w:val="5CEC3D70"/>
@@ -5023,50 +10871,271 @@
       </w:pPr>
     </w:lvl>
   </w:abstractNum>
+  <w:abstractNum w:abstractNumId="50" w15:restartNumberingAfterBreak="0">
+    <w:nsid w:val="7F262ECD"/>
+    <w:multiLevelType w:val="hybridMultilevel"/>
+    <w:tmpl w:val="3C0AC506"/>
+    <w:lvl w:ilvl="0" w:tplc="042A0001">
+      <w:start w:val="1"/>
+      <w:numFmt w:val="bullet"/>
+      <w:lvlText w:val=""/>
+      <w:lvlJc w:val="left"/>
+      <w:pPr>
+        <w:ind w:left="720" w:hanging="360"/>
+      </w:pPr>
+      <w:rPr>
+        <w:rFonts w:ascii="Symbol" w:hAnsi="Symbol" w:hint="default"/>
+      </w:rPr>
+    </w:lvl>
+    <w:lvl w:ilvl="1" w:tplc="042A0003" w:tentative="1">
+      <w:start w:val="1"/>
+      <w:numFmt w:val="bullet"/>
+      <w:lvlText w:val="o"/>
+      <w:lvlJc w:val="left"/>
+      <w:pPr>
+        <w:ind w:left="1440" w:hanging="360"/>
+      </w:pPr>
+      <w:rPr>
+        <w:rFonts w:ascii="Courier New" w:hAnsi="Courier New" w:cs="Courier New" w:hint="default"/>
+      </w:rPr>
+    </w:lvl>
+    <w:lvl w:ilvl="2" w:tplc="042A0005" w:tentative="1">
+      <w:start w:val="1"/>
+      <w:numFmt w:val="bullet"/>
+      <w:lvlText w:val=""/>
+      <w:lvlJc w:val="left"/>
+      <w:pPr>
+        <w:ind w:left="2160" w:hanging="360"/>
+      </w:pPr>
+      <w:rPr>
+        <w:rFonts w:ascii="Wingdings" w:hAnsi="Wingdings" w:hint="default"/>
+      </w:rPr>
+    </w:lvl>
+    <w:lvl w:ilvl="3" w:tplc="042A0001" w:tentative="1">
+      <w:start w:val="1"/>
+      <w:numFmt w:val="bullet"/>
+      <w:lvlText w:val=""/>
+      <w:lvlJc w:val="left"/>
+      <w:pPr>
+        <w:ind w:left="2880" w:hanging="360"/>
+      </w:pPr>
+      <w:rPr>
+        <w:rFonts w:ascii="Symbol" w:hAnsi="Symbol" w:hint="default"/>
+      </w:rPr>
+    </w:lvl>
+    <w:lvl w:ilvl="4" w:tplc="042A0003" w:tentative="1">
+      <w:start w:val="1"/>
+      <w:numFmt w:val="bullet"/>
+      <w:lvlText w:val="o"/>
+      <w:lvlJc w:val="left"/>
+      <w:pPr>
+        <w:ind w:left="3600" w:hanging="360"/>
+      </w:pPr>
+      <w:rPr>
+        <w:rFonts w:ascii="Courier New" w:hAnsi="Courier New" w:cs="Courier New" w:hint="default"/>
+      </w:rPr>
+    </w:lvl>
+    <w:lvl w:ilvl="5" w:tplc="042A0005" w:tentative="1">
+      <w:start w:val="1"/>
+      <w:numFmt w:val="bullet"/>
+      <w:lvlText w:val=""/>
+      <w:lvlJc w:val="left"/>
+      <w:pPr>
+        <w:ind w:left="4320" w:hanging="360"/>
+      </w:pPr>
+      <w:rPr>
+        <w:rFonts w:ascii="Wingdings" w:hAnsi="Wingdings" w:hint="default"/>
+      </w:rPr>
+    </w:lvl>
+    <w:lvl w:ilvl="6" w:tplc="042A0001" w:tentative="1">
+      <w:start w:val="1"/>
+      <w:numFmt w:val="bullet"/>
+      <w:lvlText w:val=""/>
+      <w:lvlJc w:val="left"/>
+      <w:pPr>
+        <w:ind w:left="5040" w:hanging="360"/>
+      </w:pPr>
+      <w:rPr>
+        <w:rFonts w:ascii="Symbol" w:hAnsi="Symbol" w:hint="default"/>
+      </w:rPr>
+    </w:lvl>
+    <w:lvl w:ilvl="7" w:tplc="042A0003" w:tentative="1">
+      <w:start w:val="1"/>
+      <w:numFmt w:val="bullet"/>
+      <w:lvlText w:val="o"/>
+      <w:lvlJc w:val="left"/>
+      <w:pPr>
+        <w:ind w:left="5760" w:hanging="360"/>
+      </w:pPr>
+      <w:rPr>
+        <w:rFonts w:ascii="Courier New" w:hAnsi="Courier New" w:cs="Courier New" w:hint="default"/>
+      </w:rPr>
+    </w:lvl>
+    <w:lvl w:ilvl="8" w:tplc="042A0005" w:tentative="1">
+      <w:start w:val="1"/>
+      <w:numFmt w:val="bullet"/>
+      <w:lvlText w:val=""/>
+      <w:lvlJc w:val="left"/>
+      <w:pPr>
+        <w:ind w:left="6480" w:hanging="360"/>
+      </w:pPr>
+      <w:rPr>
+        <w:rFonts w:ascii="Wingdings" w:hAnsi="Wingdings" w:hint="default"/>
+      </w:rPr>
+    </w:lvl>
+  </w:abstractNum>
   <w:num w:numId="1" w16cid:durableId="79789712">
+    <w:abstractNumId w:val="49"/>
+  </w:num>
+  <w:num w:numId="2" w16cid:durableId="418450010">
+    <w:abstractNumId w:val="32"/>
+  </w:num>
+  <w:num w:numId="3" w16cid:durableId="1023898630">
+    <w:abstractNumId w:val="1"/>
+  </w:num>
+  <w:num w:numId="4" w16cid:durableId="408432468">
+    <w:abstractNumId w:val="4"/>
+  </w:num>
+  <w:num w:numId="5" w16cid:durableId="1316764748">
+    <w:abstractNumId w:val="45"/>
+  </w:num>
+  <w:num w:numId="6" w16cid:durableId="1951161147">
+    <w:abstractNumId w:val="33"/>
+  </w:num>
+  <w:num w:numId="7" w16cid:durableId="99644198">
+    <w:abstractNumId w:val="36"/>
+  </w:num>
+  <w:num w:numId="8" w16cid:durableId="1279920166">
+    <w:abstractNumId w:val="5"/>
+  </w:num>
+  <w:num w:numId="9" w16cid:durableId="602961874">
+    <w:abstractNumId w:val="46"/>
+  </w:num>
+  <w:num w:numId="10" w16cid:durableId="1721662059">
     <w:abstractNumId w:val="14"/>
   </w:num>
-  <w:num w:numId="2" w16cid:durableId="418450010">
+  <w:num w:numId="11" w16cid:durableId="348027723">
+    <w:abstractNumId w:val="26"/>
+  </w:num>
+  <w:num w:numId="12" w16cid:durableId="1454908664">
+    <w:abstractNumId w:val="10"/>
+  </w:num>
+  <w:num w:numId="13" w16cid:durableId="1511218579">
+    <w:abstractNumId w:val="12"/>
+  </w:num>
+  <w:num w:numId="14" w16cid:durableId="1250383966">
+    <w:abstractNumId w:val="43"/>
+  </w:num>
+  <w:num w:numId="15" w16cid:durableId="1731995482">
+    <w:abstractNumId w:val="17"/>
+  </w:num>
+  <w:num w:numId="16" w16cid:durableId="680667191">
+    <w:abstractNumId w:val="29"/>
+  </w:num>
+  <w:num w:numId="17" w16cid:durableId="1957784741">
+    <w:abstractNumId w:val="22"/>
+  </w:num>
+  <w:num w:numId="18" w16cid:durableId="1658417837">
+    <w:abstractNumId w:val="7"/>
+  </w:num>
+  <w:num w:numId="19" w16cid:durableId="1833987175">
+    <w:abstractNumId w:val="3"/>
+  </w:num>
+  <w:num w:numId="20" w16cid:durableId="542324951">
+    <w:abstractNumId w:val="48"/>
+  </w:num>
+  <w:num w:numId="21" w16cid:durableId="265582985">
+    <w:abstractNumId w:val="30"/>
+  </w:num>
+  <w:num w:numId="22" w16cid:durableId="1873031365">
+    <w:abstractNumId w:val="28"/>
+  </w:num>
+  <w:num w:numId="23" w16cid:durableId="1157649165">
+    <w:abstractNumId w:val="13"/>
+  </w:num>
+  <w:num w:numId="24" w16cid:durableId="2126850665">
+    <w:abstractNumId w:val="20"/>
+  </w:num>
+  <w:num w:numId="25" w16cid:durableId="1383822044">
+    <w:abstractNumId w:val="19"/>
+  </w:num>
+  <w:num w:numId="26" w16cid:durableId="702941933">
+    <w:abstractNumId w:val="23"/>
+  </w:num>
+  <w:num w:numId="27" w16cid:durableId="1774787709">
+    <w:abstractNumId w:val="16"/>
+  </w:num>
+  <w:num w:numId="28" w16cid:durableId="1303267088">
+    <w:abstractNumId w:val="47"/>
+  </w:num>
+  <w:num w:numId="29" w16cid:durableId="1779788963">
+    <w:abstractNumId w:val="11"/>
+  </w:num>
+  <w:num w:numId="30" w16cid:durableId="2067994244">
+    <w:abstractNumId w:val="39"/>
+  </w:num>
+  <w:num w:numId="31" w16cid:durableId="203762014">
+    <w:abstractNumId w:val="2"/>
+  </w:num>
+  <w:num w:numId="32" w16cid:durableId="1319310669">
+    <w:abstractNumId w:val="18"/>
+  </w:num>
+  <w:num w:numId="33" w16cid:durableId="1967271369">
+    <w:abstractNumId w:val="25"/>
+  </w:num>
+  <w:num w:numId="34" w16cid:durableId="146677188">
     <w:abstractNumId w:val="8"/>
   </w:num>
-  <w:num w:numId="3" w16cid:durableId="1023898630">
+  <w:num w:numId="35" w16cid:durableId="2126580688">
+    <w:abstractNumId w:val="42"/>
+  </w:num>
+  <w:num w:numId="36" w16cid:durableId="792089746">
+    <w:abstractNumId w:val="31"/>
+  </w:num>
+  <w:num w:numId="37" w16cid:durableId="1850942299">
+    <w:abstractNumId w:val="15"/>
+  </w:num>
+  <w:num w:numId="38" w16cid:durableId="968432357">
+    <w:abstractNumId w:val="37"/>
+  </w:num>
+  <w:num w:numId="39" w16cid:durableId="1835341640">
+    <w:abstractNumId w:val="38"/>
+  </w:num>
+  <w:num w:numId="40" w16cid:durableId="1250504468">
+    <w:abstractNumId w:val="9"/>
+  </w:num>
+  <w:num w:numId="41" w16cid:durableId="1941913476">
+    <w:abstractNumId w:val="21"/>
+  </w:num>
+  <w:num w:numId="42" w16cid:durableId="524171263">
     <w:abstractNumId w:val="0"/>
   </w:num>
-  <w:num w:numId="4" w16cid:durableId="408432468">
-    <w:abstractNumId w:val="1"/>
+  <w:num w:numId="43" w16cid:durableId="1577858801">
+    <w:abstractNumId w:val="44"/>
   </w:num>
-  <w:num w:numId="5" w16cid:durableId="1316764748">
-    <w:abstractNumId w:val="12"/>
+  <w:num w:numId="44" w16cid:durableId="1682924927">
+    <w:abstractNumId w:val="50"/>
   </w:num>
-  <w:num w:numId="6" w16cid:durableId="1951161147">
-    <w:abstractNumId w:val="9"/>
+  <w:num w:numId="45" w16cid:durableId="1438259940">
+    <w:abstractNumId w:val="27"/>
   </w:num>
-  <w:num w:numId="7" w16cid:durableId="99644198">
-    <w:abstractNumId w:val="10"/>
+  <w:num w:numId="46" w16cid:durableId="1810170232">
+    <w:abstractNumId w:val="6"/>
   </w:num>
-  <w:num w:numId="8" w16cid:durableId="1279920166">
-    <w:abstractNumId w:val="2"/>
+  <w:num w:numId="47" w16cid:durableId="268708728">
+    <w:abstractNumId w:val="34"/>
   </w:num>
-  <w:num w:numId="9" w16cid:durableId="602961874">
-    <w:abstractNumId w:val="13"/>
+  <w:num w:numId="48" w16cid:durableId="1789621704">
+    <w:abstractNumId w:val="24"/>
   </w:num>
-  <w:num w:numId="10" w16cid:durableId="1721662059">
-    <w:abstractNumId w:val="5"/>
+  <w:num w:numId="49" w16cid:durableId="1700734733">
+    <w:abstractNumId w:val="35"/>
   </w:num>
-  <w:num w:numId="11" w16cid:durableId="348027723">
-    <w:abstractNumId w:val="7"/>
+  <w:num w:numId="50" w16cid:durableId="317929177">
+    <w:abstractNumId w:val="41"/>
   </w:num>
-  <w:num w:numId="12" w16cid:durableId="1454908664">
-    <w:abstractNumId w:val="3"/>
-  </w:num>
-  <w:num w:numId="13" w16cid:durableId="1511218579">
-    <w:abstractNumId w:val="4"/>
-  </w:num>
-  <w:num w:numId="14" w16cid:durableId="1250383966">
-    <w:abstractNumId w:val="11"/>
-  </w:num>
-  <w:num w:numId="15" w16cid:durableId="1731995482">
-    <w:abstractNumId w:val="6"/>
+  <w:num w:numId="51" w16cid:durableId="814222555">
+    <w:abstractNumId w:val="40"/>
   </w:num>
 </w:numbering>
 </file>
@@ -5687,7 +11756,6 @@
   <w:style w:type="character" w:default="1" w:styleId="Phngmcinhcuaoanvn">
     <w:name w:val="Default Paragraph Font"/>
     <w:uiPriority w:val="1"/>
-    <w:semiHidden/>
     <w:unhideWhenUsed/>
   </w:style>
   <w:style w:type="table" w:default="1" w:styleId="BangThngthng">
